--- a/docs/文档.docx
+++ b/docs/文档.docx
@@ -25,12 +25,29 @@
         </w:tblCellMar>
       </w:tblPr>
       <w:tblGrid>
-        <w:gridCol w:w="1474"/>
-        <w:gridCol w:w="1866"/>
-        <w:gridCol w:w="4178"/>
-        <w:gridCol w:w="13541"/>
+        <w:gridCol w:w="1456"/>
+        <w:gridCol w:w="1888"/>
+        <w:gridCol w:w="4130"/>
+        <w:gridCol w:w="13585"/>
       </w:tblGrid>
       <w:tr>
+        <w:tblPrEx>
+          <w:tblBorders>
+            <w:top w:val="none" w:color="auto" w:sz="0" w:space="0"/>
+            <w:left w:val="none" w:color="auto" w:sz="0" w:space="0"/>
+            <w:bottom w:val="none" w:color="auto" w:sz="0" w:space="0"/>
+            <w:right w:val="none" w:color="auto" w:sz="0" w:space="0"/>
+            <w:insideH w:val="none" w:color="auto" w:sz="0" w:space="0"/>
+            <w:insideV w:val="none" w:color="auto" w:sz="0" w:space="0"/>
+          </w:tblBorders>
+          <w:shd w:val="clear" w:color="auto" w:fill="auto"/>
+          <w:tblCellMar>
+            <w:top w:w="0" w:type="dxa"/>
+            <w:left w:w="108" w:type="dxa"/>
+            <w:bottom w:w="0" w:type="dxa"/>
+            <w:right w:w="108" w:type="dxa"/>
+          </w:tblCellMar>
+        </w:tblPrEx>
         <w:trPr>
           <w:trHeight w:val="3040" w:hRule="atLeast"/>
         </w:trPr>
@@ -259,6 +276,23 @@
         </w:tc>
       </w:tr>
       <w:tr>
+        <w:tblPrEx>
+          <w:tblBorders>
+            <w:top w:val="none" w:color="auto" w:sz="0" w:space="0"/>
+            <w:left w:val="none" w:color="auto" w:sz="0" w:space="0"/>
+            <w:bottom w:val="none" w:color="auto" w:sz="0" w:space="0"/>
+            <w:right w:val="none" w:color="auto" w:sz="0" w:space="0"/>
+            <w:insideH w:val="none" w:color="auto" w:sz="0" w:space="0"/>
+            <w:insideV w:val="none" w:color="auto" w:sz="0" w:space="0"/>
+          </w:tblBorders>
+          <w:shd w:val="clear" w:color="auto" w:fill="auto"/>
+          <w:tblCellMar>
+            <w:top w:w="0" w:type="dxa"/>
+            <w:left w:w="108" w:type="dxa"/>
+            <w:bottom w:w="0" w:type="dxa"/>
+            <w:right w:w="108" w:type="dxa"/>
+          </w:tblCellMar>
+        </w:tblPrEx>
         <w:trPr>
           <w:trHeight w:val="3040" w:hRule="atLeast"/>
         </w:trPr>
@@ -445,6 +479,23 @@
         </w:tc>
       </w:tr>
       <w:tr>
+        <w:tblPrEx>
+          <w:tblBorders>
+            <w:top w:val="none" w:color="auto" w:sz="0" w:space="0"/>
+            <w:left w:val="none" w:color="auto" w:sz="0" w:space="0"/>
+            <w:bottom w:val="none" w:color="auto" w:sz="0" w:space="0"/>
+            <w:right w:val="none" w:color="auto" w:sz="0" w:space="0"/>
+            <w:insideH w:val="none" w:color="auto" w:sz="0" w:space="0"/>
+            <w:insideV w:val="none" w:color="auto" w:sz="0" w:space="0"/>
+          </w:tblBorders>
+          <w:shd w:val="clear" w:color="auto" w:fill="auto"/>
+          <w:tblCellMar>
+            <w:top w:w="0" w:type="dxa"/>
+            <w:left w:w="108" w:type="dxa"/>
+            <w:bottom w:w="0" w:type="dxa"/>
+            <w:right w:w="108" w:type="dxa"/>
+          </w:tblCellMar>
+        </w:tblPrEx>
         <w:trPr>
           <w:trHeight w:val="2360" w:hRule="atLeast"/>
         </w:trPr>
@@ -792,6 +843,23 @@
         </w:tc>
       </w:tr>
       <w:tr>
+        <w:tblPrEx>
+          <w:tblBorders>
+            <w:top w:val="none" w:color="auto" w:sz="0" w:space="0"/>
+            <w:left w:val="none" w:color="auto" w:sz="0" w:space="0"/>
+            <w:bottom w:val="none" w:color="auto" w:sz="0" w:space="0"/>
+            <w:right w:val="none" w:color="auto" w:sz="0" w:space="0"/>
+            <w:insideH w:val="none" w:color="auto" w:sz="0" w:space="0"/>
+            <w:insideV w:val="none" w:color="auto" w:sz="0" w:space="0"/>
+          </w:tblBorders>
+          <w:shd w:val="clear" w:color="auto" w:fill="auto"/>
+          <w:tblCellMar>
+            <w:top w:w="0" w:type="dxa"/>
+            <w:left w:w="108" w:type="dxa"/>
+            <w:bottom w:w="0" w:type="dxa"/>
+            <w:right w:w="108" w:type="dxa"/>
+          </w:tblCellMar>
+        </w:tblPrEx>
         <w:trPr>
           <w:trHeight w:val="2360" w:hRule="atLeast"/>
         </w:trPr>
@@ -1118,6 +1186,22 @@
         </w:tc>
       </w:tr>
       <w:tr>
+        <w:tblPrEx>
+          <w:tblBorders>
+            <w:top w:val="none" w:color="auto" w:sz="0" w:space="0"/>
+            <w:left w:val="none" w:color="auto" w:sz="0" w:space="0"/>
+            <w:bottom w:val="none" w:color="auto" w:sz="0" w:space="0"/>
+            <w:right w:val="none" w:color="auto" w:sz="0" w:space="0"/>
+            <w:insideH w:val="none" w:color="auto" w:sz="0" w:space="0"/>
+            <w:insideV w:val="none" w:color="auto" w:sz="0" w:space="0"/>
+          </w:tblBorders>
+          <w:tblCellMar>
+            <w:top w:w="0" w:type="dxa"/>
+            <w:left w:w="108" w:type="dxa"/>
+            <w:bottom w:w="0" w:type="dxa"/>
+            <w:right w:w="108" w:type="dxa"/>
+          </w:tblCellMar>
+        </w:tblPrEx>
         <w:trPr>
           <w:trHeight w:val="1360" w:hRule="atLeast"/>
         </w:trPr>
@@ -1360,6 +1444,22 @@
         </w:tc>
       </w:tr>
       <w:tr>
+        <w:tblPrEx>
+          <w:tblBorders>
+            <w:top w:val="none" w:color="auto" w:sz="0" w:space="0"/>
+            <w:left w:val="none" w:color="auto" w:sz="0" w:space="0"/>
+            <w:bottom w:val="none" w:color="auto" w:sz="0" w:space="0"/>
+            <w:right w:val="none" w:color="auto" w:sz="0" w:space="0"/>
+            <w:insideH w:val="none" w:color="auto" w:sz="0" w:space="0"/>
+            <w:insideV w:val="none" w:color="auto" w:sz="0" w:space="0"/>
+          </w:tblBorders>
+          <w:tblCellMar>
+            <w:top w:w="0" w:type="dxa"/>
+            <w:left w:w="108" w:type="dxa"/>
+            <w:bottom w:w="0" w:type="dxa"/>
+            <w:right w:w="108" w:type="dxa"/>
+          </w:tblCellMar>
+        </w:tblPrEx>
         <w:trPr>
           <w:trHeight w:val="1360" w:hRule="atLeast"/>
         </w:trPr>
@@ -1602,6 +1702,22 @@
         </w:tc>
       </w:tr>
       <w:tr>
+        <w:tblPrEx>
+          <w:tblBorders>
+            <w:top w:val="none" w:color="auto" w:sz="0" w:space="0"/>
+            <w:left w:val="none" w:color="auto" w:sz="0" w:space="0"/>
+            <w:bottom w:val="none" w:color="auto" w:sz="0" w:space="0"/>
+            <w:right w:val="none" w:color="auto" w:sz="0" w:space="0"/>
+            <w:insideH w:val="none" w:color="auto" w:sz="0" w:space="0"/>
+            <w:insideV w:val="none" w:color="auto" w:sz="0" w:space="0"/>
+          </w:tblBorders>
+          <w:tblCellMar>
+            <w:top w:w="0" w:type="dxa"/>
+            <w:left w:w="108" w:type="dxa"/>
+            <w:bottom w:w="0" w:type="dxa"/>
+            <w:right w:w="108" w:type="dxa"/>
+          </w:tblCellMar>
+        </w:tblPrEx>
         <w:trPr>
           <w:trHeight w:val="340" w:hRule="atLeast"/>
         </w:trPr>
@@ -1760,6 +1876,22 @@
         </w:tc>
       </w:tr>
       <w:tr>
+        <w:tblPrEx>
+          <w:tblBorders>
+            <w:top w:val="none" w:color="auto" w:sz="0" w:space="0"/>
+            <w:left w:val="none" w:color="auto" w:sz="0" w:space="0"/>
+            <w:bottom w:val="none" w:color="auto" w:sz="0" w:space="0"/>
+            <w:right w:val="none" w:color="auto" w:sz="0" w:space="0"/>
+            <w:insideH w:val="none" w:color="auto" w:sz="0" w:space="0"/>
+            <w:insideV w:val="none" w:color="auto" w:sz="0" w:space="0"/>
+          </w:tblBorders>
+          <w:tblCellMar>
+            <w:top w:w="0" w:type="dxa"/>
+            <w:left w:w="108" w:type="dxa"/>
+            <w:bottom w:w="0" w:type="dxa"/>
+            <w:right w:w="108" w:type="dxa"/>
+          </w:tblCellMar>
+        </w:tblPrEx>
         <w:trPr>
           <w:trHeight w:val="1360" w:hRule="atLeast"/>
         </w:trPr>
@@ -2002,6 +2134,22 @@
         </w:tc>
       </w:tr>
       <w:tr>
+        <w:tblPrEx>
+          <w:tblBorders>
+            <w:top w:val="none" w:color="auto" w:sz="0" w:space="0"/>
+            <w:left w:val="none" w:color="auto" w:sz="0" w:space="0"/>
+            <w:bottom w:val="none" w:color="auto" w:sz="0" w:space="0"/>
+            <w:right w:val="none" w:color="auto" w:sz="0" w:space="0"/>
+            <w:insideH w:val="none" w:color="auto" w:sz="0" w:space="0"/>
+            <w:insideV w:val="none" w:color="auto" w:sz="0" w:space="0"/>
+          </w:tblBorders>
+          <w:tblCellMar>
+            <w:top w:w="0" w:type="dxa"/>
+            <w:left w:w="108" w:type="dxa"/>
+            <w:bottom w:w="0" w:type="dxa"/>
+            <w:right w:w="108" w:type="dxa"/>
+          </w:tblCellMar>
+        </w:tblPrEx>
         <w:trPr>
           <w:trHeight w:val="340" w:hRule="atLeast"/>
         </w:trPr>
@@ -2160,6 +2308,23 @@
         </w:tc>
       </w:tr>
       <w:tr>
+        <w:tblPrEx>
+          <w:tblBorders>
+            <w:top w:val="none" w:color="auto" w:sz="0" w:space="0"/>
+            <w:left w:val="none" w:color="auto" w:sz="0" w:space="0"/>
+            <w:bottom w:val="none" w:color="auto" w:sz="0" w:space="0"/>
+            <w:right w:val="none" w:color="auto" w:sz="0" w:space="0"/>
+            <w:insideH w:val="none" w:color="auto" w:sz="0" w:space="0"/>
+            <w:insideV w:val="none" w:color="auto" w:sz="0" w:space="0"/>
+          </w:tblBorders>
+          <w:shd w:val="clear" w:color="auto" w:fill="auto"/>
+          <w:tblCellMar>
+            <w:top w:w="0" w:type="dxa"/>
+            <w:left w:w="108" w:type="dxa"/>
+            <w:bottom w:w="0" w:type="dxa"/>
+            <w:right w:w="108" w:type="dxa"/>
+          </w:tblCellMar>
+        </w:tblPrEx>
         <w:trPr>
           <w:trHeight w:val="340" w:hRule="atLeast"/>
         </w:trPr>
@@ -2352,6 +2517,22 @@
         </w:tc>
       </w:tr>
       <w:tr>
+        <w:tblPrEx>
+          <w:tblBorders>
+            <w:top w:val="none" w:color="auto" w:sz="0" w:space="0"/>
+            <w:left w:val="none" w:color="auto" w:sz="0" w:space="0"/>
+            <w:bottom w:val="none" w:color="auto" w:sz="0" w:space="0"/>
+            <w:right w:val="none" w:color="auto" w:sz="0" w:space="0"/>
+            <w:insideH w:val="none" w:color="auto" w:sz="0" w:space="0"/>
+            <w:insideV w:val="none" w:color="auto" w:sz="0" w:space="0"/>
+          </w:tblBorders>
+          <w:tblCellMar>
+            <w:top w:w="0" w:type="dxa"/>
+            <w:left w:w="108" w:type="dxa"/>
+            <w:bottom w:w="0" w:type="dxa"/>
+            <w:right w:w="108" w:type="dxa"/>
+          </w:tblCellMar>
+        </w:tblPrEx>
         <w:trPr>
           <w:trHeight w:val="1020" w:hRule="atLeast"/>
         </w:trPr>
@@ -2534,6 +2715,22 @@
         </w:tc>
       </w:tr>
       <w:tr>
+        <w:tblPrEx>
+          <w:tblBorders>
+            <w:top w:val="none" w:color="auto" w:sz="0" w:space="0"/>
+            <w:left w:val="none" w:color="auto" w:sz="0" w:space="0"/>
+            <w:bottom w:val="none" w:color="auto" w:sz="0" w:space="0"/>
+            <w:right w:val="none" w:color="auto" w:sz="0" w:space="0"/>
+            <w:insideH w:val="none" w:color="auto" w:sz="0" w:space="0"/>
+            <w:insideV w:val="none" w:color="auto" w:sz="0" w:space="0"/>
+          </w:tblBorders>
+          <w:tblCellMar>
+            <w:top w:w="0" w:type="dxa"/>
+            <w:left w:w="108" w:type="dxa"/>
+            <w:bottom w:w="0" w:type="dxa"/>
+            <w:right w:w="108" w:type="dxa"/>
+          </w:tblCellMar>
+        </w:tblPrEx>
         <w:trPr>
           <w:trHeight w:val="1020" w:hRule="atLeast"/>
         </w:trPr>
@@ -2744,6 +2941,23 @@
         </w:tc>
       </w:tr>
       <w:tr>
+        <w:tblPrEx>
+          <w:tblBorders>
+            <w:top w:val="none" w:color="auto" w:sz="0" w:space="0"/>
+            <w:left w:val="none" w:color="auto" w:sz="0" w:space="0"/>
+            <w:bottom w:val="none" w:color="auto" w:sz="0" w:space="0"/>
+            <w:right w:val="none" w:color="auto" w:sz="0" w:space="0"/>
+            <w:insideH w:val="none" w:color="auto" w:sz="0" w:space="0"/>
+            <w:insideV w:val="none" w:color="auto" w:sz="0" w:space="0"/>
+          </w:tblBorders>
+          <w:shd w:val="clear" w:color="auto" w:fill="auto"/>
+          <w:tblCellMar>
+            <w:top w:w="0" w:type="dxa"/>
+            <w:left w:w="108" w:type="dxa"/>
+            <w:bottom w:w="0" w:type="dxa"/>
+            <w:right w:w="108" w:type="dxa"/>
+          </w:tblCellMar>
+        </w:tblPrEx>
         <w:trPr>
           <w:trHeight w:val="1680" w:hRule="atLeast"/>
         </w:trPr>
@@ -2982,6 +3196,23 @@
         </w:tc>
       </w:tr>
       <w:tr>
+        <w:tblPrEx>
+          <w:tblBorders>
+            <w:top w:val="none" w:color="auto" w:sz="0" w:space="0"/>
+            <w:left w:val="none" w:color="auto" w:sz="0" w:space="0"/>
+            <w:bottom w:val="none" w:color="auto" w:sz="0" w:space="0"/>
+            <w:right w:val="none" w:color="auto" w:sz="0" w:space="0"/>
+            <w:insideH w:val="none" w:color="auto" w:sz="0" w:space="0"/>
+            <w:insideV w:val="none" w:color="auto" w:sz="0" w:space="0"/>
+          </w:tblBorders>
+          <w:shd w:val="clear" w:color="auto" w:fill="auto"/>
+          <w:tblCellMar>
+            <w:top w:w="0" w:type="dxa"/>
+            <w:left w:w="108" w:type="dxa"/>
+            <w:bottom w:w="0" w:type="dxa"/>
+            <w:right w:w="108" w:type="dxa"/>
+          </w:tblCellMar>
+        </w:tblPrEx>
         <w:trPr>
           <w:trHeight w:val="340" w:hRule="atLeast"/>
         </w:trPr>
@@ -3136,6 +3367,23 @@
         </w:tc>
       </w:tr>
       <w:tr>
+        <w:tblPrEx>
+          <w:tblBorders>
+            <w:top w:val="none" w:color="auto" w:sz="0" w:space="0"/>
+            <w:left w:val="none" w:color="auto" w:sz="0" w:space="0"/>
+            <w:bottom w:val="none" w:color="auto" w:sz="0" w:space="0"/>
+            <w:right w:val="none" w:color="auto" w:sz="0" w:space="0"/>
+            <w:insideH w:val="none" w:color="auto" w:sz="0" w:space="0"/>
+            <w:insideV w:val="none" w:color="auto" w:sz="0" w:space="0"/>
+          </w:tblBorders>
+          <w:shd w:val="clear" w:color="auto" w:fill="auto"/>
+          <w:tblCellMar>
+            <w:top w:w="0" w:type="dxa"/>
+            <w:left w:w="108" w:type="dxa"/>
+            <w:bottom w:w="0" w:type="dxa"/>
+            <w:right w:w="108" w:type="dxa"/>
+          </w:tblCellMar>
+        </w:tblPrEx>
         <w:trPr>
           <w:trHeight w:val="340" w:hRule="atLeast"/>
         </w:trPr>
@@ -3290,6 +3538,22 @@
         </w:tc>
       </w:tr>
       <w:tr>
+        <w:tblPrEx>
+          <w:tblBorders>
+            <w:top w:val="none" w:color="auto" w:sz="0" w:space="0"/>
+            <w:left w:val="none" w:color="auto" w:sz="0" w:space="0"/>
+            <w:bottom w:val="none" w:color="auto" w:sz="0" w:space="0"/>
+            <w:right w:val="none" w:color="auto" w:sz="0" w:space="0"/>
+            <w:insideH w:val="none" w:color="auto" w:sz="0" w:space="0"/>
+            <w:insideV w:val="none" w:color="auto" w:sz="0" w:space="0"/>
+          </w:tblBorders>
+          <w:tblCellMar>
+            <w:top w:w="0" w:type="dxa"/>
+            <w:left w:w="108" w:type="dxa"/>
+            <w:bottom w:w="0" w:type="dxa"/>
+            <w:right w:w="108" w:type="dxa"/>
+          </w:tblCellMar>
+        </w:tblPrEx>
         <w:trPr>
           <w:trHeight w:val="340" w:hRule="atLeast"/>
         </w:trPr>
@@ -3462,6 +3726,22 @@
         </w:tc>
       </w:tr>
       <w:tr>
+        <w:tblPrEx>
+          <w:tblBorders>
+            <w:top w:val="none" w:color="auto" w:sz="0" w:space="0"/>
+            <w:left w:val="none" w:color="auto" w:sz="0" w:space="0"/>
+            <w:bottom w:val="none" w:color="auto" w:sz="0" w:space="0"/>
+            <w:right w:val="none" w:color="auto" w:sz="0" w:space="0"/>
+            <w:insideH w:val="none" w:color="auto" w:sz="0" w:space="0"/>
+            <w:insideV w:val="none" w:color="auto" w:sz="0" w:space="0"/>
+          </w:tblBorders>
+          <w:tblCellMar>
+            <w:top w:w="0" w:type="dxa"/>
+            <w:left w:w="108" w:type="dxa"/>
+            <w:bottom w:w="0" w:type="dxa"/>
+            <w:right w:w="108" w:type="dxa"/>
+          </w:tblCellMar>
+        </w:tblPrEx>
         <w:trPr>
           <w:trHeight w:val="340" w:hRule="atLeast"/>
         </w:trPr>
@@ -3615,6 +3895,22 @@
         </w:tc>
       </w:tr>
       <w:tr>
+        <w:tblPrEx>
+          <w:tblBorders>
+            <w:top w:val="none" w:color="auto" w:sz="0" w:space="0"/>
+            <w:left w:val="none" w:color="auto" w:sz="0" w:space="0"/>
+            <w:bottom w:val="none" w:color="auto" w:sz="0" w:space="0"/>
+            <w:right w:val="none" w:color="auto" w:sz="0" w:space="0"/>
+            <w:insideH w:val="none" w:color="auto" w:sz="0" w:space="0"/>
+            <w:insideV w:val="none" w:color="auto" w:sz="0" w:space="0"/>
+          </w:tblBorders>
+          <w:tblCellMar>
+            <w:top w:w="0" w:type="dxa"/>
+            <w:left w:w="108" w:type="dxa"/>
+            <w:bottom w:w="0" w:type="dxa"/>
+            <w:right w:w="108" w:type="dxa"/>
+          </w:tblCellMar>
+        </w:tblPrEx>
         <w:trPr>
           <w:trHeight w:val="1680" w:hRule="atLeast"/>
         </w:trPr>
@@ -3824,6 +4120,23 @@
         </w:tc>
       </w:tr>
       <w:tr>
+        <w:tblPrEx>
+          <w:tblBorders>
+            <w:top w:val="none" w:color="auto" w:sz="0" w:space="0"/>
+            <w:left w:val="none" w:color="auto" w:sz="0" w:space="0"/>
+            <w:bottom w:val="none" w:color="auto" w:sz="0" w:space="0"/>
+            <w:right w:val="none" w:color="auto" w:sz="0" w:space="0"/>
+            <w:insideH w:val="none" w:color="auto" w:sz="0" w:space="0"/>
+            <w:insideV w:val="none" w:color="auto" w:sz="0" w:space="0"/>
+          </w:tblBorders>
+          <w:shd w:val="clear" w:color="auto" w:fill="auto"/>
+          <w:tblCellMar>
+            <w:top w:w="0" w:type="dxa"/>
+            <w:left w:w="108" w:type="dxa"/>
+            <w:bottom w:w="0" w:type="dxa"/>
+            <w:right w:w="108" w:type="dxa"/>
+          </w:tblCellMar>
+        </w:tblPrEx>
         <w:trPr>
           <w:trHeight w:val="680" w:hRule="atLeast"/>
         </w:trPr>
@@ -3977,6 +4290,22 @@
         </w:tc>
       </w:tr>
       <w:tr>
+        <w:tblPrEx>
+          <w:tblBorders>
+            <w:top w:val="none" w:color="auto" w:sz="0" w:space="0"/>
+            <w:left w:val="none" w:color="auto" w:sz="0" w:space="0"/>
+            <w:bottom w:val="none" w:color="auto" w:sz="0" w:space="0"/>
+            <w:right w:val="none" w:color="auto" w:sz="0" w:space="0"/>
+            <w:insideH w:val="none" w:color="auto" w:sz="0" w:space="0"/>
+            <w:insideV w:val="none" w:color="auto" w:sz="0" w:space="0"/>
+          </w:tblBorders>
+          <w:tblCellMar>
+            <w:top w:w="0" w:type="dxa"/>
+            <w:left w:w="108" w:type="dxa"/>
+            <w:bottom w:w="0" w:type="dxa"/>
+            <w:right w:w="108" w:type="dxa"/>
+          </w:tblCellMar>
+        </w:tblPrEx>
         <w:trPr>
           <w:trHeight w:val="1680" w:hRule="atLeast"/>
         </w:trPr>
@@ -4130,6 +4459,23 @@
         </w:tc>
       </w:tr>
       <w:tr>
+        <w:tblPrEx>
+          <w:tblBorders>
+            <w:top w:val="none" w:color="auto" w:sz="0" w:space="0"/>
+            <w:left w:val="none" w:color="auto" w:sz="0" w:space="0"/>
+            <w:bottom w:val="none" w:color="auto" w:sz="0" w:space="0"/>
+            <w:right w:val="none" w:color="auto" w:sz="0" w:space="0"/>
+            <w:insideH w:val="none" w:color="auto" w:sz="0" w:space="0"/>
+            <w:insideV w:val="none" w:color="auto" w:sz="0" w:space="0"/>
+          </w:tblBorders>
+          <w:shd w:val="clear" w:color="auto" w:fill="auto"/>
+          <w:tblCellMar>
+            <w:top w:w="0" w:type="dxa"/>
+            <w:left w:w="108" w:type="dxa"/>
+            <w:bottom w:w="0" w:type="dxa"/>
+            <w:right w:w="108" w:type="dxa"/>
+          </w:tblCellMar>
+        </w:tblPrEx>
         <w:trPr>
           <w:trHeight w:val="1020" w:hRule="atLeast"/>
         </w:trPr>
@@ -4283,6 +4629,22 @@
         </w:tc>
       </w:tr>
       <w:tr>
+        <w:tblPrEx>
+          <w:tblBorders>
+            <w:top w:val="none" w:color="auto" w:sz="0" w:space="0"/>
+            <w:left w:val="none" w:color="auto" w:sz="0" w:space="0"/>
+            <w:bottom w:val="none" w:color="auto" w:sz="0" w:space="0"/>
+            <w:right w:val="none" w:color="auto" w:sz="0" w:space="0"/>
+            <w:insideH w:val="none" w:color="auto" w:sz="0" w:space="0"/>
+            <w:insideV w:val="none" w:color="auto" w:sz="0" w:space="0"/>
+          </w:tblBorders>
+          <w:tblCellMar>
+            <w:top w:w="0" w:type="dxa"/>
+            <w:left w:w="108" w:type="dxa"/>
+            <w:bottom w:w="0" w:type="dxa"/>
+            <w:right w:w="108" w:type="dxa"/>
+          </w:tblCellMar>
+        </w:tblPrEx>
         <w:trPr>
           <w:trHeight w:val="340" w:hRule="atLeast"/>
         </w:trPr>
@@ -4436,6 +4798,22 @@
         </w:tc>
       </w:tr>
       <w:tr>
+        <w:tblPrEx>
+          <w:tblBorders>
+            <w:top w:val="none" w:color="auto" w:sz="0" w:space="0"/>
+            <w:left w:val="none" w:color="auto" w:sz="0" w:space="0"/>
+            <w:bottom w:val="none" w:color="auto" w:sz="0" w:space="0"/>
+            <w:right w:val="none" w:color="auto" w:sz="0" w:space="0"/>
+            <w:insideH w:val="none" w:color="auto" w:sz="0" w:space="0"/>
+            <w:insideV w:val="none" w:color="auto" w:sz="0" w:space="0"/>
+          </w:tblBorders>
+          <w:tblCellMar>
+            <w:top w:w="0" w:type="dxa"/>
+            <w:left w:w="108" w:type="dxa"/>
+            <w:bottom w:w="0" w:type="dxa"/>
+            <w:right w:w="108" w:type="dxa"/>
+          </w:tblCellMar>
+        </w:tblPrEx>
         <w:trPr>
           <w:trHeight w:val="340" w:hRule="atLeast"/>
         </w:trPr>
@@ -4589,6 +4967,23 @@
         </w:tc>
       </w:tr>
       <w:tr>
+        <w:tblPrEx>
+          <w:tblBorders>
+            <w:top w:val="none" w:color="auto" w:sz="0" w:space="0"/>
+            <w:left w:val="none" w:color="auto" w:sz="0" w:space="0"/>
+            <w:bottom w:val="none" w:color="auto" w:sz="0" w:space="0"/>
+            <w:right w:val="none" w:color="auto" w:sz="0" w:space="0"/>
+            <w:insideH w:val="none" w:color="auto" w:sz="0" w:space="0"/>
+            <w:insideV w:val="none" w:color="auto" w:sz="0" w:space="0"/>
+          </w:tblBorders>
+          <w:shd w:val="clear" w:color="auto" w:fill="auto"/>
+          <w:tblCellMar>
+            <w:top w:w="0" w:type="dxa"/>
+            <w:left w:w="108" w:type="dxa"/>
+            <w:bottom w:w="0" w:type="dxa"/>
+            <w:right w:w="108" w:type="dxa"/>
+          </w:tblCellMar>
+        </w:tblPrEx>
         <w:trPr>
           <w:trHeight w:val="340" w:hRule="atLeast"/>
         </w:trPr>
@@ -4742,6 +5137,22 @@
         </w:tc>
       </w:tr>
       <w:tr>
+        <w:tblPrEx>
+          <w:tblBorders>
+            <w:top w:val="none" w:color="auto" w:sz="0" w:space="0"/>
+            <w:left w:val="none" w:color="auto" w:sz="0" w:space="0"/>
+            <w:bottom w:val="none" w:color="auto" w:sz="0" w:space="0"/>
+            <w:right w:val="none" w:color="auto" w:sz="0" w:space="0"/>
+            <w:insideH w:val="none" w:color="auto" w:sz="0" w:space="0"/>
+            <w:insideV w:val="none" w:color="auto" w:sz="0" w:space="0"/>
+          </w:tblBorders>
+          <w:tblCellMar>
+            <w:top w:w="0" w:type="dxa"/>
+            <w:left w:w="108" w:type="dxa"/>
+            <w:bottom w:w="0" w:type="dxa"/>
+            <w:right w:w="108" w:type="dxa"/>
+          </w:tblCellMar>
+        </w:tblPrEx>
         <w:trPr>
           <w:trHeight w:val="340" w:hRule="atLeast"/>
         </w:trPr>
@@ -4895,6 +5306,22 @@
         </w:tc>
       </w:tr>
       <w:tr>
+        <w:tblPrEx>
+          <w:tblBorders>
+            <w:top w:val="none" w:color="auto" w:sz="0" w:space="0"/>
+            <w:left w:val="none" w:color="auto" w:sz="0" w:space="0"/>
+            <w:bottom w:val="none" w:color="auto" w:sz="0" w:space="0"/>
+            <w:right w:val="none" w:color="auto" w:sz="0" w:space="0"/>
+            <w:insideH w:val="none" w:color="auto" w:sz="0" w:space="0"/>
+            <w:insideV w:val="none" w:color="auto" w:sz="0" w:space="0"/>
+          </w:tblBorders>
+          <w:tblCellMar>
+            <w:top w:w="0" w:type="dxa"/>
+            <w:left w:w="108" w:type="dxa"/>
+            <w:bottom w:w="0" w:type="dxa"/>
+            <w:right w:w="108" w:type="dxa"/>
+          </w:tblCellMar>
+        </w:tblPrEx>
         <w:trPr>
           <w:trHeight w:val="340" w:hRule="atLeast"/>
         </w:trPr>
@@ -5048,6 +5475,22 @@
         </w:tc>
       </w:tr>
       <w:tr>
+        <w:tblPrEx>
+          <w:tblBorders>
+            <w:top w:val="none" w:color="auto" w:sz="0" w:space="0"/>
+            <w:left w:val="none" w:color="auto" w:sz="0" w:space="0"/>
+            <w:bottom w:val="none" w:color="auto" w:sz="0" w:space="0"/>
+            <w:right w:val="none" w:color="auto" w:sz="0" w:space="0"/>
+            <w:insideH w:val="none" w:color="auto" w:sz="0" w:space="0"/>
+            <w:insideV w:val="none" w:color="auto" w:sz="0" w:space="0"/>
+          </w:tblBorders>
+          <w:tblCellMar>
+            <w:top w:w="0" w:type="dxa"/>
+            <w:left w:w="108" w:type="dxa"/>
+            <w:bottom w:w="0" w:type="dxa"/>
+            <w:right w:w="108" w:type="dxa"/>
+          </w:tblCellMar>
+        </w:tblPrEx>
         <w:trPr>
           <w:trHeight w:val="680" w:hRule="atLeast"/>
         </w:trPr>
@@ -5195,12 +5638,44 @@
                 <w:u w:val="none"/>
                 <w:lang w:val="en-US" w:eastAsia="zh-CN" w:bidi="ar"/>
               </w:rPr>
-              <w:t>若NB_年初LC＜０，NB_年初LC/(汇总当年各新增年月_预期赔付现金流_初始确认现值＋汇总当年各新增年月_预期维持费用现金流_初始确认现值＋汇总当年各新增年月_预期非金融风险调整__初始确认现值), 否则 ０</w:t>
+              <w:t>若NB_新增LC＜０，NB_新增LC</w:t>
+            </w:r>
+            <w:bookmarkStart w:id="0" w:name="_GoBack"/>
+            <w:bookmarkEnd w:id="0"/>
+            <w:r>
+              <w:rPr>
+                <w:rFonts w:hint="default" w:ascii="等线" w:hAnsi="等线" w:eastAsia="等线" w:cs="等线"/>
+                <w:i w:val="0"/>
+                <w:iCs w:val="0"/>
+                <w:color w:val="000000"/>
+                <w:kern w:val="0"/>
+                <w:sz w:val="22"/>
+                <w:szCs w:val="22"/>
+                <w:u w:val="none"/>
+                <w:lang w:val="en-US" w:eastAsia="zh-CN" w:bidi="ar"/>
+              </w:rPr>
+              <w:t>/(汇总当年各新增年月_预期赔付现金流_初始确认现值＋汇总当年各新增年月_预期维持费用现金流_初始确认现值＋汇总当年各新增年月_预期非金融风险调整__初始确认现值), 否则 ０</w:t>
             </w:r>
           </w:p>
         </w:tc>
       </w:tr>
       <w:tr>
+        <w:tblPrEx>
+          <w:tblBorders>
+            <w:top w:val="none" w:color="auto" w:sz="0" w:space="0"/>
+            <w:left w:val="none" w:color="auto" w:sz="0" w:space="0"/>
+            <w:bottom w:val="none" w:color="auto" w:sz="0" w:space="0"/>
+            <w:right w:val="none" w:color="auto" w:sz="0" w:space="0"/>
+            <w:insideH w:val="none" w:color="auto" w:sz="0" w:space="0"/>
+            <w:insideV w:val="none" w:color="auto" w:sz="0" w:space="0"/>
+          </w:tblBorders>
+          <w:tblCellMar>
+            <w:top w:w="0" w:type="dxa"/>
+            <w:left w:w="108" w:type="dxa"/>
+            <w:bottom w:w="0" w:type="dxa"/>
+            <w:right w:w="108" w:type="dxa"/>
+          </w:tblCellMar>
+        </w:tblPrEx>
         <w:trPr>
           <w:trHeight w:val="1360" w:hRule="atLeast"/>
         </w:trPr>
@@ -5354,6 +5829,22 @@
         </w:tc>
       </w:tr>
       <w:tr>
+        <w:tblPrEx>
+          <w:tblBorders>
+            <w:top w:val="none" w:color="auto" w:sz="0" w:space="0"/>
+            <w:left w:val="none" w:color="auto" w:sz="0" w:space="0"/>
+            <w:bottom w:val="none" w:color="auto" w:sz="0" w:space="0"/>
+            <w:right w:val="none" w:color="auto" w:sz="0" w:space="0"/>
+            <w:insideH w:val="none" w:color="auto" w:sz="0" w:space="0"/>
+            <w:insideV w:val="none" w:color="auto" w:sz="0" w:space="0"/>
+          </w:tblBorders>
+          <w:tblCellMar>
+            <w:top w:w="0" w:type="dxa"/>
+            <w:left w:w="108" w:type="dxa"/>
+            <w:bottom w:w="0" w:type="dxa"/>
+            <w:right w:w="108" w:type="dxa"/>
+          </w:tblCellMar>
+        </w:tblPrEx>
         <w:trPr>
           <w:trHeight w:val="680" w:hRule="atLeast"/>
         </w:trPr>
@@ -5507,6 +5998,22 @@
         </w:tc>
       </w:tr>
       <w:tr>
+        <w:tblPrEx>
+          <w:tblBorders>
+            <w:top w:val="none" w:color="auto" w:sz="0" w:space="0"/>
+            <w:left w:val="none" w:color="auto" w:sz="0" w:space="0"/>
+            <w:bottom w:val="none" w:color="auto" w:sz="0" w:space="0"/>
+            <w:right w:val="none" w:color="auto" w:sz="0" w:space="0"/>
+            <w:insideH w:val="none" w:color="auto" w:sz="0" w:space="0"/>
+            <w:insideV w:val="none" w:color="auto" w:sz="0" w:space="0"/>
+          </w:tblBorders>
+          <w:tblCellMar>
+            <w:top w:w="0" w:type="dxa"/>
+            <w:left w:w="108" w:type="dxa"/>
+            <w:bottom w:w="0" w:type="dxa"/>
+            <w:right w:w="108" w:type="dxa"/>
+          </w:tblCellMar>
+        </w:tblPrEx>
         <w:trPr>
           <w:trHeight w:val="1020" w:hRule="atLeast"/>
         </w:trPr>
@@ -5660,6 +6167,22 @@
         </w:tc>
       </w:tr>
       <w:tr>
+        <w:tblPrEx>
+          <w:tblBorders>
+            <w:top w:val="none" w:color="auto" w:sz="0" w:space="0"/>
+            <w:left w:val="none" w:color="auto" w:sz="0" w:space="0"/>
+            <w:bottom w:val="none" w:color="auto" w:sz="0" w:space="0"/>
+            <w:right w:val="none" w:color="auto" w:sz="0" w:space="0"/>
+            <w:insideH w:val="none" w:color="auto" w:sz="0" w:space="0"/>
+            <w:insideV w:val="none" w:color="auto" w:sz="0" w:space="0"/>
+          </w:tblBorders>
+          <w:tblCellMar>
+            <w:top w:w="0" w:type="dxa"/>
+            <w:left w:w="108" w:type="dxa"/>
+            <w:bottom w:w="0" w:type="dxa"/>
+            <w:right w:w="108" w:type="dxa"/>
+          </w:tblCellMar>
+        </w:tblPrEx>
         <w:trPr>
           <w:trHeight w:val="680" w:hRule="atLeast"/>
         </w:trPr>
@@ -5813,6 +6336,22 @@
         </w:tc>
       </w:tr>
       <w:tr>
+        <w:tblPrEx>
+          <w:tblBorders>
+            <w:top w:val="none" w:color="auto" w:sz="0" w:space="0"/>
+            <w:left w:val="none" w:color="auto" w:sz="0" w:space="0"/>
+            <w:bottom w:val="none" w:color="auto" w:sz="0" w:space="0"/>
+            <w:right w:val="none" w:color="auto" w:sz="0" w:space="0"/>
+            <w:insideH w:val="none" w:color="auto" w:sz="0" w:space="0"/>
+            <w:insideV w:val="none" w:color="auto" w:sz="0" w:space="0"/>
+          </w:tblBorders>
+          <w:tblCellMar>
+            <w:top w:w="0" w:type="dxa"/>
+            <w:left w:w="108" w:type="dxa"/>
+            <w:bottom w:w="0" w:type="dxa"/>
+            <w:right w:w="108" w:type="dxa"/>
+          </w:tblCellMar>
+        </w:tblPrEx>
         <w:trPr>
           <w:trHeight w:val="340" w:hRule="atLeast"/>
         </w:trPr>
@@ -5966,6 +6505,22 @@
         </w:tc>
       </w:tr>
       <w:tr>
+        <w:tblPrEx>
+          <w:tblBorders>
+            <w:top w:val="none" w:color="auto" w:sz="0" w:space="0"/>
+            <w:left w:val="none" w:color="auto" w:sz="0" w:space="0"/>
+            <w:bottom w:val="none" w:color="auto" w:sz="0" w:space="0"/>
+            <w:right w:val="none" w:color="auto" w:sz="0" w:space="0"/>
+            <w:insideH w:val="none" w:color="auto" w:sz="0" w:space="0"/>
+            <w:insideV w:val="none" w:color="auto" w:sz="0" w:space="0"/>
+          </w:tblBorders>
+          <w:tblCellMar>
+            <w:top w:w="0" w:type="dxa"/>
+            <w:left w:w="108" w:type="dxa"/>
+            <w:bottom w:w="0" w:type="dxa"/>
+            <w:right w:w="108" w:type="dxa"/>
+          </w:tblCellMar>
+        </w:tblPrEx>
         <w:trPr>
           <w:trHeight w:val="340" w:hRule="atLeast"/>
         </w:trPr>
@@ -6119,6 +6674,22 @@
         </w:tc>
       </w:tr>
       <w:tr>
+        <w:tblPrEx>
+          <w:tblBorders>
+            <w:top w:val="none" w:color="auto" w:sz="0" w:space="0"/>
+            <w:left w:val="none" w:color="auto" w:sz="0" w:space="0"/>
+            <w:bottom w:val="none" w:color="auto" w:sz="0" w:space="0"/>
+            <w:right w:val="none" w:color="auto" w:sz="0" w:space="0"/>
+            <w:insideH w:val="none" w:color="auto" w:sz="0" w:space="0"/>
+            <w:insideV w:val="none" w:color="auto" w:sz="0" w:space="0"/>
+          </w:tblBorders>
+          <w:tblCellMar>
+            <w:top w:w="0" w:type="dxa"/>
+            <w:left w:w="108" w:type="dxa"/>
+            <w:bottom w:w="0" w:type="dxa"/>
+            <w:right w:w="108" w:type="dxa"/>
+          </w:tblCellMar>
+        </w:tblPrEx>
         <w:trPr>
           <w:trHeight w:val="340" w:hRule="atLeast"/>
         </w:trPr>
@@ -6272,6 +6843,23 @@
         </w:tc>
       </w:tr>
       <w:tr>
+        <w:tblPrEx>
+          <w:tblBorders>
+            <w:top w:val="none" w:color="auto" w:sz="0" w:space="0"/>
+            <w:left w:val="none" w:color="auto" w:sz="0" w:space="0"/>
+            <w:bottom w:val="none" w:color="auto" w:sz="0" w:space="0"/>
+            <w:right w:val="none" w:color="auto" w:sz="0" w:space="0"/>
+            <w:insideH w:val="none" w:color="auto" w:sz="0" w:space="0"/>
+            <w:insideV w:val="none" w:color="auto" w:sz="0" w:space="0"/>
+          </w:tblBorders>
+          <w:shd w:val="clear" w:color="auto" w:fill="auto"/>
+          <w:tblCellMar>
+            <w:top w:w="0" w:type="dxa"/>
+            <w:left w:w="108" w:type="dxa"/>
+            <w:bottom w:w="0" w:type="dxa"/>
+            <w:right w:w="108" w:type="dxa"/>
+          </w:tblCellMar>
+        </w:tblPrEx>
         <w:trPr>
           <w:trHeight w:val="340" w:hRule="atLeast"/>
         </w:trPr>
@@ -6425,6 +7013,22 @@
         </w:tc>
       </w:tr>
       <w:tr>
+        <w:tblPrEx>
+          <w:tblBorders>
+            <w:top w:val="none" w:color="auto" w:sz="0" w:space="0"/>
+            <w:left w:val="none" w:color="auto" w:sz="0" w:space="0"/>
+            <w:bottom w:val="none" w:color="auto" w:sz="0" w:space="0"/>
+            <w:right w:val="none" w:color="auto" w:sz="0" w:space="0"/>
+            <w:insideH w:val="none" w:color="auto" w:sz="0" w:space="0"/>
+            <w:insideV w:val="none" w:color="auto" w:sz="0" w:space="0"/>
+          </w:tblBorders>
+          <w:tblCellMar>
+            <w:top w:w="0" w:type="dxa"/>
+            <w:left w:w="108" w:type="dxa"/>
+            <w:bottom w:w="0" w:type="dxa"/>
+            <w:right w:w="108" w:type="dxa"/>
+          </w:tblCellMar>
+        </w:tblPrEx>
         <w:trPr>
           <w:trHeight w:val="340" w:hRule="atLeast"/>
         </w:trPr>
@@ -6598,6 +7202,22 @@
         </w:tc>
       </w:tr>
       <w:tr>
+        <w:tblPrEx>
+          <w:tblBorders>
+            <w:top w:val="none" w:color="auto" w:sz="0" w:space="0"/>
+            <w:left w:val="none" w:color="auto" w:sz="0" w:space="0"/>
+            <w:bottom w:val="none" w:color="auto" w:sz="0" w:space="0"/>
+            <w:right w:val="none" w:color="auto" w:sz="0" w:space="0"/>
+            <w:insideH w:val="none" w:color="auto" w:sz="0" w:space="0"/>
+            <w:insideV w:val="none" w:color="auto" w:sz="0" w:space="0"/>
+          </w:tblBorders>
+          <w:tblCellMar>
+            <w:top w:w="0" w:type="dxa"/>
+            <w:left w:w="108" w:type="dxa"/>
+            <w:bottom w:w="0" w:type="dxa"/>
+            <w:right w:w="108" w:type="dxa"/>
+          </w:tblCellMar>
+        </w:tblPrEx>
         <w:trPr>
           <w:trHeight w:val="340" w:hRule="atLeast"/>
         </w:trPr>
@@ -6752,6 +7372,22 @@
         </w:tc>
       </w:tr>
       <w:tr>
+        <w:tblPrEx>
+          <w:tblBorders>
+            <w:top w:val="none" w:color="auto" w:sz="0" w:space="0"/>
+            <w:left w:val="none" w:color="auto" w:sz="0" w:space="0"/>
+            <w:bottom w:val="none" w:color="auto" w:sz="0" w:space="0"/>
+            <w:right w:val="none" w:color="auto" w:sz="0" w:space="0"/>
+            <w:insideH w:val="none" w:color="auto" w:sz="0" w:space="0"/>
+            <w:insideV w:val="none" w:color="auto" w:sz="0" w:space="0"/>
+          </w:tblBorders>
+          <w:tblCellMar>
+            <w:top w:w="0" w:type="dxa"/>
+            <w:left w:w="108" w:type="dxa"/>
+            <w:bottom w:w="0" w:type="dxa"/>
+            <w:right w:w="108" w:type="dxa"/>
+          </w:tblCellMar>
+        </w:tblPrEx>
         <w:trPr>
           <w:trHeight w:val="340" w:hRule="atLeast"/>
         </w:trPr>
@@ -6924,6 +7560,23 @@
         </w:tc>
       </w:tr>
       <w:tr>
+        <w:tblPrEx>
+          <w:tblBorders>
+            <w:top w:val="none" w:color="auto" w:sz="0" w:space="0"/>
+            <w:left w:val="none" w:color="auto" w:sz="0" w:space="0"/>
+            <w:bottom w:val="none" w:color="auto" w:sz="0" w:space="0"/>
+            <w:right w:val="none" w:color="auto" w:sz="0" w:space="0"/>
+            <w:insideH w:val="none" w:color="auto" w:sz="0" w:space="0"/>
+            <w:insideV w:val="none" w:color="auto" w:sz="0" w:space="0"/>
+          </w:tblBorders>
+          <w:shd w:val="clear" w:color="auto" w:fill="auto"/>
+          <w:tblCellMar>
+            <w:top w:w="0" w:type="dxa"/>
+            <w:left w:w="108" w:type="dxa"/>
+            <w:bottom w:w="0" w:type="dxa"/>
+            <w:right w:w="108" w:type="dxa"/>
+          </w:tblCellMar>
+        </w:tblPrEx>
         <w:trPr>
           <w:trHeight w:val="340" w:hRule="atLeast"/>
         </w:trPr>
@@ -7077,6 +7730,22 @@
         </w:tc>
       </w:tr>
       <w:tr>
+        <w:tblPrEx>
+          <w:tblBorders>
+            <w:top w:val="none" w:color="auto" w:sz="0" w:space="0"/>
+            <w:left w:val="none" w:color="auto" w:sz="0" w:space="0"/>
+            <w:bottom w:val="none" w:color="auto" w:sz="0" w:space="0"/>
+            <w:right w:val="none" w:color="auto" w:sz="0" w:space="0"/>
+            <w:insideH w:val="none" w:color="auto" w:sz="0" w:space="0"/>
+            <w:insideV w:val="none" w:color="auto" w:sz="0" w:space="0"/>
+          </w:tblBorders>
+          <w:tblCellMar>
+            <w:top w:w="0" w:type="dxa"/>
+            <w:left w:w="108" w:type="dxa"/>
+            <w:bottom w:w="0" w:type="dxa"/>
+            <w:right w:w="108" w:type="dxa"/>
+          </w:tblCellMar>
+        </w:tblPrEx>
         <w:trPr>
           <w:trHeight w:val="340" w:hRule="atLeast"/>
         </w:trPr>
@@ -7230,6 +7899,22 @@
         </w:tc>
       </w:tr>
       <w:tr>
+        <w:tblPrEx>
+          <w:tblBorders>
+            <w:top w:val="none" w:color="auto" w:sz="0" w:space="0"/>
+            <w:left w:val="none" w:color="auto" w:sz="0" w:space="0"/>
+            <w:bottom w:val="none" w:color="auto" w:sz="0" w:space="0"/>
+            <w:right w:val="none" w:color="auto" w:sz="0" w:space="0"/>
+            <w:insideH w:val="none" w:color="auto" w:sz="0" w:space="0"/>
+            <w:insideV w:val="none" w:color="auto" w:sz="0" w:space="0"/>
+          </w:tblBorders>
+          <w:tblCellMar>
+            <w:top w:w="0" w:type="dxa"/>
+            <w:left w:w="108" w:type="dxa"/>
+            <w:bottom w:w="0" w:type="dxa"/>
+            <w:right w:w="108" w:type="dxa"/>
+          </w:tblCellMar>
+        </w:tblPrEx>
         <w:trPr>
           <w:trHeight w:val="340" w:hRule="atLeast"/>
         </w:trPr>
@@ -7383,6 +8068,22 @@
         </w:tc>
       </w:tr>
       <w:tr>
+        <w:tblPrEx>
+          <w:tblBorders>
+            <w:top w:val="none" w:color="auto" w:sz="0" w:space="0"/>
+            <w:left w:val="none" w:color="auto" w:sz="0" w:space="0"/>
+            <w:bottom w:val="none" w:color="auto" w:sz="0" w:space="0"/>
+            <w:right w:val="none" w:color="auto" w:sz="0" w:space="0"/>
+            <w:insideH w:val="none" w:color="auto" w:sz="0" w:space="0"/>
+            <w:insideV w:val="none" w:color="auto" w:sz="0" w:space="0"/>
+          </w:tblBorders>
+          <w:tblCellMar>
+            <w:top w:w="0" w:type="dxa"/>
+            <w:left w:w="108" w:type="dxa"/>
+            <w:bottom w:w="0" w:type="dxa"/>
+            <w:right w:w="108" w:type="dxa"/>
+          </w:tblCellMar>
+        </w:tblPrEx>
         <w:trPr>
           <w:trHeight w:val="680" w:hRule="atLeast"/>
         </w:trPr>
@@ -7540,6 +8241,22 @@
         </w:tc>
       </w:tr>
       <w:tr>
+        <w:tblPrEx>
+          <w:tblBorders>
+            <w:top w:val="none" w:color="auto" w:sz="0" w:space="0"/>
+            <w:left w:val="none" w:color="auto" w:sz="0" w:space="0"/>
+            <w:bottom w:val="none" w:color="auto" w:sz="0" w:space="0"/>
+            <w:right w:val="none" w:color="auto" w:sz="0" w:space="0"/>
+            <w:insideH w:val="none" w:color="auto" w:sz="0" w:space="0"/>
+            <w:insideV w:val="none" w:color="auto" w:sz="0" w:space="0"/>
+          </w:tblBorders>
+          <w:tblCellMar>
+            <w:top w:w="0" w:type="dxa"/>
+            <w:left w:w="108" w:type="dxa"/>
+            <w:bottom w:w="0" w:type="dxa"/>
+            <w:right w:w="108" w:type="dxa"/>
+          </w:tblCellMar>
+        </w:tblPrEx>
         <w:trPr>
           <w:trHeight w:val="340" w:hRule="atLeast"/>
         </w:trPr>
@@ -7693,6 +8410,22 @@
         </w:tc>
       </w:tr>
       <w:tr>
+        <w:tblPrEx>
+          <w:tblBorders>
+            <w:top w:val="none" w:color="auto" w:sz="0" w:space="0"/>
+            <w:left w:val="none" w:color="auto" w:sz="0" w:space="0"/>
+            <w:bottom w:val="none" w:color="auto" w:sz="0" w:space="0"/>
+            <w:right w:val="none" w:color="auto" w:sz="0" w:space="0"/>
+            <w:insideH w:val="none" w:color="auto" w:sz="0" w:space="0"/>
+            <w:insideV w:val="none" w:color="auto" w:sz="0" w:space="0"/>
+          </w:tblBorders>
+          <w:tblCellMar>
+            <w:top w:w="0" w:type="dxa"/>
+            <w:left w:w="108" w:type="dxa"/>
+            <w:bottom w:w="0" w:type="dxa"/>
+            <w:right w:w="108" w:type="dxa"/>
+          </w:tblCellMar>
+        </w:tblPrEx>
         <w:trPr>
           <w:trHeight w:val="340" w:hRule="atLeast"/>
         </w:trPr>
@@ -7846,6 +8579,23 @@
         </w:tc>
       </w:tr>
       <w:tr>
+        <w:tblPrEx>
+          <w:tblBorders>
+            <w:top w:val="none" w:color="auto" w:sz="0" w:space="0"/>
+            <w:left w:val="none" w:color="auto" w:sz="0" w:space="0"/>
+            <w:bottom w:val="none" w:color="auto" w:sz="0" w:space="0"/>
+            <w:right w:val="none" w:color="auto" w:sz="0" w:space="0"/>
+            <w:insideH w:val="none" w:color="auto" w:sz="0" w:space="0"/>
+            <w:insideV w:val="none" w:color="auto" w:sz="0" w:space="0"/>
+          </w:tblBorders>
+          <w:shd w:val="clear" w:color="auto" w:fill="auto"/>
+          <w:tblCellMar>
+            <w:top w:w="0" w:type="dxa"/>
+            <w:left w:w="108" w:type="dxa"/>
+            <w:bottom w:w="0" w:type="dxa"/>
+            <w:right w:w="108" w:type="dxa"/>
+          </w:tblCellMar>
+        </w:tblPrEx>
         <w:trPr>
           <w:trHeight w:val="340" w:hRule="atLeast"/>
         </w:trPr>
@@ -7999,6 +8749,22 @@
         </w:tc>
       </w:tr>
       <w:tr>
+        <w:tblPrEx>
+          <w:tblBorders>
+            <w:top w:val="none" w:color="auto" w:sz="0" w:space="0"/>
+            <w:left w:val="none" w:color="auto" w:sz="0" w:space="0"/>
+            <w:bottom w:val="none" w:color="auto" w:sz="0" w:space="0"/>
+            <w:right w:val="none" w:color="auto" w:sz="0" w:space="0"/>
+            <w:insideH w:val="none" w:color="auto" w:sz="0" w:space="0"/>
+            <w:insideV w:val="none" w:color="auto" w:sz="0" w:space="0"/>
+          </w:tblBorders>
+          <w:tblCellMar>
+            <w:top w:w="0" w:type="dxa"/>
+            <w:left w:w="108" w:type="dxa"/>
+            <w:bottom w:w="0" w:type="dxa"/>
+            <w:right w:w="108" w:type="dxa"/>
+          </w:tblCellMar>
+        </w:tblPrEx>
         <w:trPr>
           <w:trHeight w:val="340" w:hRule="atLeast"/>
         </w:trPr>
@@ -8152,6 +8918,23 @@
         </w:tc>
       </w:tr>
       <w:tr>
+        <w:tblPrEx>
+          <w:tblBorders>
+            <w:top w:val="none" w:color="auto" w:sz="0" w:space="0"/>
+            <w:left w:val="none" w:color="auto" w:sz="0" w:space="0"/>
+            <w:bottom w:val="none" w:color="auto" w:sz="0" w:space="0"/>
+            <w:right w:val="none" w:color="auto" w:sz="0" w:space="0"/>
+            <w:insideH w:val="none" w:color="auto" w:sz="0" w:space="0"/>
+            <w:insideV w:val="none" w:color="auto" w:sz="0" w:space="0"/>
+          </w:tblBorders>
+          <w:shd w:val="clear" w:color="auto" w:fill="auto"/>
+          <w:tblCellMar>
+            <w:top w:w="0" w:type="dxa"/>
+            <w:left w:w="108" w:type="dxa"/>
+            <w:bottom w:w="0" w:type="dxa"/>
+            <w:right w:w="108" w:type="dxa"/>
+          </w:tblCellMar>
+        </w:tblPrEx>
         <w:trPr>
           <w:trHeight w:val="340" w:hRule="atLeast"/>
         </w:trPr>
@@ -8324,6 +9107,22 @@
         </w:tc>
       </w:tr>
       <w:tr>
+        <w:tblPrEx>
+          <w:tblBorders>
+            <w:top w:val="none" w:color="auto" w:sz="0" w:space="0"/>
+            <w:left w:val="none" w:color="auto" w:sz="0" w:space="0"/>
+            <w:bottom w:val="none" w:color="auto" w:sz="0" w:space="0"/>
+            <w:right w:val="none" w:color="auto" w:sz="0" w:space="0"/>
+            <w:insideH w:val="none" w:color="auto" w:sz="0" w:space="0"/>
+            <w:insideV w:val="none" w:color="auto" w:sz="0" w:space="0"/>
+          </w:tblBorders>
+          <w:tblCellMar>
+            <w:top w:w="0" w:type="dxa"/>
+            <w:left w:w="108" w:type="dxa"/>
+            <w:bottom w:w="0" w:type="dxa"/>
+            <w:right w:w="108" w:type="dxa"/>
+          </w:tblCellMar>
+        </w:tblPrEx>
         <w:trPr>
           <w:trHeight w:val="1020" w:hRule="atLeast"/>
         </w:trPr>
@@ -8477,6 +9276,22 @@
         </w:tc>
       </w:tr>
       <w:tr>
+        <w:tblPrEx>
+          <w:tblBorders>
+            <w:top w:val="none" w:color="auto" w:sz="0" w:space="0"/>
+            <w:left w:val="none" w:color="auto" w:sz="0" w:space="0"/>
+            <w:bottom w:val="none" w:color="auto" w:sz="0" w:space="0"/>
+            <w:right w:val="none" w:color="auto" w:sz="0" w:space="0"/>
+            <w:insideH w:val="none" w:color="auto" w:sz="0" w:space="0"/>
+            <w:insideV w:val="none" w:color="auto" w:sz="0" w:space="0"/>
+          </w:tblBorders>
+          <w:tblCellMar>
+            <w:top w:w="0" w:type="dxa"/>
+            <w:left w:w="108" w:type="dxa"/>
+            <w:bottom w:w="0" w:type="dxa"/>
+            <w:right w:w="108" w:type="dxa"/>
+          </w:tblCellMar>
+        </w:tblPrEx>
         <w:trPr>
           <w:trHeight w:val="340" w:hRule="atLeast"/>
         </w:trPr>
@@ -8630,6 +9445,23 @@
         </w:tc>
       </w:tr>
       <w:tr>
+        <w:tblPrEx>
+          <w:tblBorders>
+            <w:top w:val="none" w:color="auto" w:sz="0" w:space="0"/>
+            <w:left w:val="none" w:color="auto" w:sz="0" w:space="0"/>
+            <w:bottom w:val="none" w:color="auto" w:sz="0" w:space="0"/>
+            <w:right w:val="none" w:color="auto" w:sz="0" w:space="0"/>
+            <w:insideH w:val="none" w:color="auto" w:sz="0" w:space="0"/>
+            <w:insideV w:val="none" w:color="auto" w:sz="0" w:space="0"/>
+          </w:tblBorders>
+          <w:shd w:val="clear" w:color="auto" w:fill="auto"/>
+          <w:tblCellMar>
+            <w:top w:w="0" w:type="dxa"/>
+            <w:left w:w="108" w:type="dxa"/>
+            <w:bottom w:w="0" w:type="dxa"/>
+            <w:right w:w="108" w:type="dxa"/>
+          </w:tblCellMar>
+        </w:tblPrEx>
         <w:trPr>
           <w:trHeight w:val="1020" w:hRule="atLeast"/>
         </w:trPr>
@@ -8783,6 +9615,22 @@
         </w:tc>
       </w:tr>
       <w:tr>
+        <w:tblPrEx>
+          <w:tblBorders>
+            <w:top w:val="none" w:color="auto" w:sz="0" w:space="0"/>
+            <w:left w:val="none" w:color="auto" w:sz="0" w:space="0"/>
+            <w:bottom w:val="none" w:color="auto" w:sz="0" w:space="0"/>
+            <w:right w:val="none" w:color="auto" w:sz="0" w:space="0"/>
+            <w:insideH w:val="none" w:color="auto" w:sz="0" w:space="0"/>
+            <w:insideV w:val="none" w:color="auto" w:sz="0" w:space="0"/>
+          </w:tblBorders>
+          <w:tblCellMar>
+            <w:top w:w="0" w:type="dxa"/>
+            <w:left w:w="108" w:type="dxa"/>
+            <w:bottom w:w="0" w:type="dxa"/>
+            <w:right w:w="108" w:type="dxa"/>
+          </w:tblCellMar>
+        </w:tblPrEx>
         <w:trPr>
           <w:trHeight w:val="680" w:hRule="atLeast"/>
         </w:trPr>
@@ -8936,6 +9784,22 @@
         </w:tc>
       </w:tr>
       <w:tr>
+        <w:tblPrEx>
+          <w:tblBorders>
+            <w:top w:val="none" w:color="auto" w:sz="0" w:space="0"/>
+            <w:left w:val="none" w:color="auto" w:sz="0" w:space="0"/>
+            <w:bottom w:val="none" w:color="auto" w:sz="0" w:space="0"/>
+            <w:right w:val="none" w:color="auto" w:sz="0" w:space="0"/>
+            <w:insideH w:val="none" w:color="auto" w:sz="0" w:space="0"/>
+            <w:insideV w:val="none" w:color="auto" w:sz="0" w:space="0"/>
+          </w:tblBorders>
+          <w:tblCellMar>
+            <w:top w:w="0" w:type="dxa"/>
+            <w:left w:w="108" w:type="dxa"/>
+            <w:bottom w:w="0" w:type="dxa"/>
+            <w:right w:w="108" w:type="dxa"/>
+          </w:tblCellMar>
+        </w:tblPrEx>
         <w:trPr>
           <w:trHeight w:val="340" w:hRule="atLeast"/>
         </w:trPr>
@@ -9089,6 +9953,22 @@
         </w:tc>
       </w:tr>
       <w:tr>
+        <w:tblPrEx>
+          <w:tblBorders>
+            <w:top w:val="none" w:color="auto" w:sz="0" w:space="0"/>
+            <w:left w:val="none" w:color="auto" w:sz="0" w:space="0"/>
+            <w:bottom w:val="none" w:color="auto" w:sz="0" w:space="0"/>
+            <w:right w:val="none" w:color="auto" w:sz="0" w:space="0"/>
+            <w:insideH w:val="none" w:color="auto" w:sz="0" w:space="0"/>
+            <w:insideV w:val="none" w:color="auto" w:sz="0" w:space="0"/>
+          </w:tblBorders>
+          <w:tblCellMar>
+            <w:top w:w="0" w:type="dxa"/>
+            <w:left w:w="108" w:type="dxa"/>
+            <w:bottom w:w="0" w:type="dxa"/>
+            <w:right w:w="108" w:type="dxa"/>
+          </w:tblCellMar>
+        </w:tblPrEx>
         <w:trPr>
           <w:trHeight w:val="340" w:hRule="atLeast"/>
         </w:trPr>
@@ -9242,6 +10122,22 @@
         </w:tc>
       </w:tr>
       <w:tr>
+        <w:tblPrEx>
+          <w:tblBorders>
+            <w:top w:val="none" w:color="auto" w:sz="0" w:space="0"/>
+            <w:left w:val="none" w:color="auto" w:sz="0" w:space="0"/>
+            <w:bottom w:val="none" w:color="auto" w:sz="0" w:space="0"/>
+            <w:right w:val="none" w:color="auto" w:sz="0" w:space="0"/>
+            <w:insideH w:val="none" w:color="auto" w:sz="0" w:space="0"/>
+            <w:insideV w:val="none" w:color="auto" w:sz="0" w:space="0"/>
+          </w:tblBorders>
+          <w:tblCellMar>
+            <w:top w:w="0" w:type="dxa"/>
+            <w:left w:w="108" w:type="dxa"/>
+            <w:bottom w:w="0" w:type="dxa"/>
+            <w:right w:w="108" w:type="dxa"/>
+          </w:tblCellMar>
+        </w:tblPrEx>
         <w:trPr>
           <w:trHeight w:val="340" w:hRule="atLeast"/>
         </w:trPr>
@@ -9395,6 +10291,22 @@
         </w:tc>
       </w:tr>
       <w:tr>
+        <w:tblPrEx>
+          <w:tblBorders>
+            <w:top w:val="none" w:color="auto" w:sz="0" w:space="0"/>
+            <w:left w:val="none" w:color="auto" w:sz="0" w:space="0"/>
+            <w:bottom w:val="none" w:color="auto" w:sz="0" w:space="0"/>
+            <w:right w:val="none" w:color="auto" w:sz="0" w:space="0"/>
+            <w:insideH w:val="none" w:color="auto" w:sz="0" w:space="0"/>
+            <w:insideV w:val="none" w:color="auto" w:sz="0" w:space="0"/>
+          </w:tblBorders>
+          <w:tblCellMar>
+            <w:top w:w="0" w:type="dxa"/>
+            <w:left w:w="108" w:type="dxa"/>
+            <w:bottom w:w="0" w:type="dxa"/>
+            <w:right w:w="108" w:type="dxa"/>
+          </w:tblCellMar>
+        </w:tblPrEx>
         <w:trPr>
           <w:trHeight w:val="340" w:hRule="atLeast"/>
         </w:trPr>
@@ -9548,6 +10460,22 @@
         </w:tc>
       </w:tr>
       <w:tr>
+        <w:tblPrEx>
+          <w:tblBorders>
+            <w:top w:val="none" w:color="auto" w:sz="0" w:space="0"/>
+            <w:left w:val="none" w:color="auto" w:sz="0" w:space="0"/>
+            <w:bottom w:val="none" w:color="auto" w:sz="0" w:space="0"/>
+            <w:right w:val="none" w:color="auto" w:sz="0" w:space="0"/>
+            <w:insideH w:val="none" w:color="auto" w:sz="0" w:space="0"/>
+            <w:insideV w:val="none" w:color="auto" w:sz="0" w:space="0"/>
+          </w:tblBorders>
+          <w:tblCellMar>
+            <w:top w:w="0" w:type="dxa"/>
+            <w:left w:w="108" w:type="dxa"/>
+            <w:bottom w:w="0" w:type="dxa"/>
+            <w:right w:w="108" w:type="dxa"/>
+          </w:tblCellMar>
+        </w:tblPrEx>
         <w:trPr>
           <w:trHeight w:val="680" w:hRule="atLeast"/>
         </w:trPr>
@@ -9701,6 +10629,22 @@
         </w:tc>
       </w:tr>
       <w:tr>
+        <w:tblPrEx>
+          <w:tblBorders>
+            <w:top w:val="none" w:color="auto" w:sz="0" w:space="0"/>
+            <w:left w:val="none" w:color="auto" w:sz="0" w:space="0"/>
+            <w:bottom w:val="none" w:color="auto" w:sz="0" w:space="0"/>
+            <w:right w:val="none" w:color="auto" w:sz="0" w:space="0"/>
+            <w:insideH w:val="none" w:color="auto" w:sz="0" w:space="0"/>
+            <w:insideV w:val="none" w:color="auto" w:sz="0" w:space="0"/>
+          </w:tblBorders>
+          <w:tblCellMar>
+            <w:top w:w="0" w:type="dxa"/>
+            <w:left w:w="108" w:type="dxa"/>
+            <w:bottom w:w="0" w:type="dxa"/>
+            <w:right w:w="108" w:type="dxa"/>
+          </w:tblCellMar>
+        </w:tblPrEx>
         <w:trPr>
           <w:trHeight w:val="340" w:hRule="atLeast"/>
         </w:trPr>
@@ -9854,6 +10798,23 @@
         </w:tc>
       </w:tr>
       <w:tr>
+        <w:tblPrEx>
+          <w:tblBorders>
+            <w:top w:val="none" w:color="auto" w:sz="0" w:space="0"/>
+            <w:left w:val="none" w:color="auto" w:sz="0" w:space="0"/>
+            <w:bottom w:val="none" w:color="auto" w:sz="0" w:space="0"/>
+            <w:right w:val="none" w:color="auto" w:sz="0" w:space="0"/>
+            <w:insideH w:val="none" w:color="auto" w:sz="0" w:space="0"/>
+            <w:insideV w:val="none" w:color="auto" w:sz="0" w:space="0"/>
+          </w:tblBorders>
+          <w:shd w:val="clear" w:color="auto" w:fill="auto"/>
+          <w:tblCellMar>
+            <w:top w:w="0" w:type="dxa"/>
+            <w:left w:w="108" w:type="dxa"/>
+            <w:bottom w:w="0" w:type="dxa"/>
+            <w:right w:w="108" w:type="dxa"/>
+          </w:tblCellMar>
+        </w:tblPrEx>
         <w:trPr>
           <w:trHeight w:val="680" w:hRule="atLeast"/>
         </w:trPr>
@@ -10007,6 +10968,22 @@
         </w:tc>
       </w:tr>
       <w:tr>
+        <w:tblPrEx>
+          <w:tblBorders>
+            <w:top w:val="none" w:color="auto" w:sz="0" w:space="0"/>
+            <w:left w:val="none" w:color="auto" w:sz="0" w:space="0"/>
+            <w:bottom w:val="none" w:color="auto" w:sz="0" w:space="0"/>
+            <w:right w:val="none" w:color="auto" w:sz="0" w:space="0"/>
+            <w:insideH w:val="none" w:color="auto" w:sz="0" w:space="0"/>
+            <w:insideV w:val="none" w:color="auto" w:sz="0" w:space="0"/>
+          </w:tblBorders>
+          <w:tblCellMar>
+            <w:top w:w="0" w:type="dxa"/>
+            <w:left w:w="108" w:type="dxa"/>
+            <w:bottom w:w="0" w:type="dxa"/>
+            <w:right w:w="108" w:type="dxa"/>
+          </w:tblCellMar>
+        </w:tblPrEx>
         <w:trPr>
           <w:trHeight w:val="680" w:hRule="atLeast"/>
         </w:trPr>
@@ -10160,6 +11137,22 @@
         </w:tc>
       </w:tr>
       <w:tr>
+        <w:tblPrEx>
+          <w:tblBorders>
+            <w:top w:val="none" w:color="auto" w:sz="0" w:space="0"/>
+            <w:left w:val="none" w:color="auto" w:sz="0" w:space="0"/>
+            <w:bottom w:val="none" w:color="auto" w:sz="0" w:space="0"/>
+            <w:right w:val="none" w:color="auto" w:sz="0" w:space="0"/>
+            <w:insideH w:val="none" w:color="auto" w:sz="0" w:space="0"/>
+            <w:insideV w:val="none" w:color="auto" w:sz="0" w:space="0"/>
+          </w:tblBorders>
+          <w:tblCellMar>
+            <w:top w:w="0" w:type="dxa"/>
+            <w:left w:w="108" w:type="dxa"/>
+            <w:bottom w:w="0" w:type="dxa"/>
+            <w:right w:w="108" w:type="dxa"/>
+          </w:tblCellMar>
+        </w:tblPrEx>
         <w:trPr>
           <w:trHeight w:val="1680" w:hRule="atLeast"/>
         </w:trPr>
@@ -10425,6 +11418,22 @@
         </w:tc>
       </w:tr>
       <w:tr>
+        <w:tblPrEx>
+          <w:tblBorders>
+            <w:top w:val="none" w:color="auto" w:sz="0" w:space="0"/>
+            <w:left w:val="none" w:color="auto" w:sz="0" w:space="0"/>
+            <w:bottom w:val="none" w:color="auto" w:sz="0" w:space="0"/>
+            <w:right w:val="none" w:color="auto" w:sz="0" w:space="0"/>
+            <w:insideH w:val="none" w:color="auto" w:sz="0" w:space="0"/>
+            <w:insideV w:val="none" w:color="auto" w:sz="0" w:space="0"/>
+          </w:tblBorders>
+          <w:tblCellMar>
+            <w:top w:w="0" w:type="dxa"/>
+            <w:left w:w="108" w:type="dxa"/>
+            <w:bottom w:w="0" w:type="dxa"/>
+            <w:right w:w="108" w:type="dxa"/>
+          </w:tblCellMar>
+        </w:tblPrEx>
         <w:trPr>
           <w:trHeight w:val="340" w:hRule="atLeast"/>
         </w:trPr>
@@ -10578,6 +11587,22 @@
         </w:tc>
       </w:tr>
       <w:tr>
+        <w:tblPrEx>
+          <w:tblBorders>
+            <w:top w:val="none" w:color="auto" w:sz="0" w:space="0"/>
+            <w:left w:val="none" w:color="auto" w:sz="0" w:space="0"/>
+            <w:bottom w:val="none" w:color="auto" w:sz="0" w:space="0"/>
+            <w:right w:val="none" w:color="auto" w:sz="0" w:space="0"/>
+            <w:insideH w:val="none" w:color="auto" w:sz="0" w:space="0"/>
+            <w:insideV w:val="none" w:color="auto" w:sz="0" w:space="0"/>
+          </w:tblBorders>
+          <w:tblCellMar>
+            <w:top w:w="0" w:type="dxa"/>
+            <w:left w:w="108" w:type="dxa"/>
+            <w:bottom w:w="0" w:type="dxa"/>
+            <w:right w:w="108" w:type="dxa"/>
+          </w:tblCellMar>
+        </w:tblPrEx>
         <w:trPr>
           <w:trHeight w:val="340" w:hRule="atLeast"/>
         </w:trPr>
@@ -10731,6 +11756,22 @@
         </w:tc>
       </w:tr>
       <w:tr>
+        <w:tblPrEx>
+          <w:tblBorders>
+            <w:top w:val="none" w:color="auto" w:sz="0" w:space="0"/>
+            <w:left w:val="none" w:color="auto" w:sz="0" w:space="0"/>
+            <w:bottom w:val="none" w:color="auto" w:sz="0" w:space="0"/>
+            <w:right w:val="none" w:color="auto" w:sz="0" w:space="0"/>
+            <w:insideH w:val="none" w:color="auto" w:sz="0" w:space="0"/>
+            <w:insideV w:val="none" w:color="auto" w:sz="0" w:space="0"/>
+          </w:tblBorders>
+          <w:tblCellMar>
+            <w:top w:w="0" w:type="dxa"/>
+            <w:left w:w="108" w:type="dxa"/>
+            <w:bottom w:w="0" w:type="dxa"/>
+            <w:right w:w="108" w:type="dxa"/>
+          </w:tblCellMar>
+        </w:tblPrEx>
         <w:trPr>
           <w:trHeight w:val="2700" w:hRule="atLeast"/>
         </w:trPr>
@@ -10912,6 +11953,23 @@
         </w:tc>
       </w:tr>
       <w:tr>
+        <w:tblPrEx>
+          <w:tblBorders>
+            <w:top w:val="none" w:color="auto" w:sz="0" w:space="0"/>
+            <w:left w:val="none" w:color="auto" w:sz="0" w:space="0"/>
+            <w:bottom w:val="none" w:color="auto" w:sz="0" w:space="0"/>
+            <w:right w:val="none" w:color="auto" w:sz="0" w:space="0"/>
+            <w:insideH w:val="none" w:color="auto" w:sz="0" w:space="0"/>
+            <w:insideV w:val="none" w:color="auto" w:sz="0" w:space="0"/>
+          </w:tblBorders>
+          <w:shd w:val="clear" w:color="auto" w:fill="auto"/>
+          <w:tblCellMar>
+            <w:top w:w="0" w:type="dxa"/>
+            <w:left w:w="108" w:type="dxa"/>
+            <w:bottom w:w="0" w:type="dxa"/>
+            <w:right w:w="108" w:type="dxa"/>
+          </w:tblCellMar>
+        </w:tblPrEx>
         <w:trPr>
           <w:trHeight w:val="340" w:hRule="atLeast"/>
         </w:trPr>
@@ -11065,6 +12123,22 @@
         </w:tc>
       </w:tr>
       <w:tr>
+        <w:tblPrEx>
+          <w:tblBorders>
+            <w:top w:val="none" w:color="auto" w:sz="0" w:space="0"/>
+            <w:left w:val="none" w:color="auto" w:sz="0" w:space="0"/>
+            <w:bottom w:val="none" w:color="auto" w:sz="0" w:space="0"/>
+            <w:right w:val="none" w:color="auto" w:sz="0" w:space="0"/>
+            <w:insideH w:val="none" w:color="auto" w:sz="0" w:space="0"/>
+            <w:insideV w:val="none" w:color="auto" w:sz="0" w:space="0"/>
+          </w:tblBorders>
+          <w:tblCellMar>
+            <w:top w:w="0" w:type="dxa"/>
+            <w:left w:w="108" w:type="dxa"/>
+            <w:bottom w:w="0" w:type="dxa"/>
+            <w:right w:w="108" w:type="dxa"/>
+          </w:tblCellMar>
+        </w:tblPrEx>
         <w:trPr>
           <w:trHeight w:val="340" w:hRule="atLeast"/>
         </w:trPr>
@@ -11218,6 +12292,22 @@
         </w:tc>
       </w:tr>
       <w:tr>
+        <w:tblPrEx>
+          <w:tblBorders>
+            <w:top w:val="none" w:color="auto" w:sz="0" w:space="0"/>
+            <w:left w:val="none" w:color="auto" w:sz="0" w:space="0"/>
+            <w:bottom w:val="none" w:color="auto" w:sz="0" w:space="0"/>
+            <w:right w:val="none" w:color="auto" w:sz="0" w:space="0"/>
+            <w:insideH w:val="none" w:color="auto" w:sz="0" w:space="0"/>
+            <w:insideV w:val="none" w:color="auto" w:sz="0" w:space="0"/>
+          </w:tblBorders>
+          <w:tblCellMar>
+            <w:top w:w="0" w:type="dxa"/>
+            <w:left w:w="108" w:type="dxa"/>
+            <w:bottom w:w="0" w:type="dxa"/>
+            <w:right w:w="108" w:type="dxa"/>
+          </w:tblCellMar>
+        </w:tblPrEx>
         <w:trPr>
           <w:trHeight w:val="340" w:hRule="atLeast"/>
         </w:trPr>
@@ -11371,6 +12461,22 @@
         </w:tc>
       </w:tr>
       <w:tr>
+        <w:tblPrEx>
+          <w:tblBorders>
+            <w:top w:val="none" w:color="auto" w:sz="0" w:space="0"/>
+            <w:left w:val="none" w:color="auto" w:sz="0" w:space="0"/>
+            <w:bottom w:val="none" w:color="auto" w:sz="0" w:space="0"/>
+            <w:right w:val="none" w:color="auto" w:sz="0" w:space="0"/>
+            <w:insideH w:val="none" w:color="auto" w:sz="0" w:space="0"/>
+            <w:insideV w:val="none" w:color="auto" w:sz="0" w:space="0"/>
+          </w:tblBorders>
+          <w:tblCellMar>
+            <w:top w:w="0" w:type="dxa"/>
+            <w:left w:w="108" w:type="dxa"/>
+            <w:bottom w:w="0" w:type="dxa"/>
+            <w:right w:w="108" w:type="dxa"/>
+          </w:tblCellMar>
+        </w:tblPrEx>
         <w:trPr>
           <w:trHeight w:val="1360" w:hRule="atLeast"/>
         </w:trPr>
@@ -11524,6 +12630,22 @@
         </w:tc>
       </w:tr>
       <w:tr>
+        <w:tblPrEx>
+          <w:tblBorders>
+            <w:top w:val="none" w:color="auto" w:sz="0" w:space="0"/>
+            <w:left w:val="none" w:color="auto" w:sz="0" w:space="0"/>
+            <w:bottom w:val="none" w:color="auto" w:sz="0" w:space="0"/>
+            <w:right w:val="none" w:color="auto" w:sz="0" w:space="0"/>
+            <w:insideH w:val="none" w:color="auto" w:sz="0" w:space="0"/>
+            <w:insideV w:val="none" w:color="auto" w:sz="0" w:space="0"/>
+          </w:tblBorders>
+          <w:tblCellMar>
+            <w:top w:w="0" w:type="dxa"/>
+            <w:left w:w="108" w:type="dxa"/>
+            <w:bottom w:w="0" w:type="dxa"/>
+            <w:right w:w="108" w:type="dxa"/>
+          </w:tblCellMar>
+        </w:tblPrEx>
         <w:trPr>
           <w:trHeight w:val="680" w:hRule="atLeast"/>
         </w:trPr>
@@ -11677,6 +12799,22 @@
         </w:tc>
       </w:tr>
       <w:tr>
+        <w:tblPrEx>
+          <w:tblBorders>
+            <w:top w:val="none" w:color="auto" w:sz="0" w:space="0"/>
+            <w:left w:val="none" w:color="auto" w:sz="0" w:space="0"/>
+            <w:bottom w:val="none" w:color="auto" w:sz="0" w:space="0"/>
+            <w:right w:val="none" w:color="auto" w:sz="0" w:space="0"/>
+            <w:insideH w:val="none" w:color="auto" w:sz="0" w:space="0"/>
+            <w:insideV w:val="none" w:color="auto" w:sz="0" w:space="0"/>
+          </w:tblBorders>
+          <w:tblCellMar>
+            <w:top w:w="0" w:type="dxa"/>
+            <w:left w:w="108" w:type="dxa"/>
+            <w:bottom w:w="0" w:type="dxa"/>
+            <w:right w:w="108" w:type="dxa"/>
+          </w:tblCellMar>
+        </w:tblPrEx>
         <w:trPr>
           <w:trHeight w:val="340" w:hRule="atLeast"/>
         </w:trPr>
@@ -11830,6 +12968,22 @@
         </w:tc>
       </w:tr>
       <w:tr>
+        <w:tblPrEx>
+          <w:tblBorders>
+            <w:top w:val="none" w:color="auto" w:sz="0" w:space="0"/>
+            <w:left w:val="none" w:color="auto" w:sz="0" w:space="0"/>
+            <w:bottom w:val="none" w:color="auto" w:sz="0" w:space="0"/>
+            <w:right w:val="none" w:color="auto" w:sz="0" w:space="0"/>
+            <w:insideH w:val="none" w:color="auto" w:sz="0" w:space="0"/>
+            <w:insideV w:val="none" w:color="auto" w:sz="0" w:space="0"/>
+          </w:tblBorders>
+          <w:tblCellMar>
+            <w:top w:w="0" w:type="dxa"/>
+            <w:left w:w="108" w:type="dxa"/>
+            <w:bottom w:w="0" w:type="dxa"/>
+            <w:right w:w="108" w:type="dxa"/>
+          </w:tblCellMar>
+        </w:tblPrEx>
         <w:trPr>
           <w:trHeight w:val="340" w:hRule="atLeast"/>
         </w:trPr>
@@ -11983,6 +13137,22 @@
         </w:tc>
       </w:tr>
       <w:tr>
+        <w:tblPrEx>
+          <w:tblBorders>
+            <w:top w:val="none" w:color="auto" w:sz="0" w:space="0"/>
+            <w:left w:val="none" w:color="auto" w:sz="0" w:space="0"/>
+            <w:bottom w:val="none" w:color="auto" w:sz="0" w:space="0"/>
+            <w:right w:val="none" w:color="auto" w:sz="0" w:space="0"/>
+            <w:insideH w:val="none" w:color="auto" w:sz="0" w:space="0"/>
+            <w:insideV w:val="none" w:color="auto" w:sz="0" w:space="0"/>
+          </w:tblBorders>
+          <w:tblCellMar>
+            <w:top w:w="0" w:type="dxa"/>
+            <w:left w:w="108" w:type="dxa"/>
+            <w:bottom w:w="0" w:type="dxa"/>
+            <w:right w:w="108" w:type="dxa"/>
+          </w:tblCellMar>
+        </w:tblPrEx>
         <w:trPr>
           <w:trHeight w:val="340" w:hRule="atLeast"/>
         </w:trPr>
@@ -12136,6 +13306,22 @@
         </w:tc>
       </w:tr>
       <w:tr>
+        <w:tblPrEx>
+          <w:tblBorders>
+            <w:top w:val="none" w:color="auto" w:sz="0" w:space="0"/>
+            <w:left w:val="none" w:color="auto" w:sz="0" w:space="0"/>
+            <w:bottom w:val="none" w:color="auto" w:sz="0" w:space="0"/>
+            <w:right w:val="none" w:color="auto" w:sz="0" w:space="0"/>
+            <w:insideH w:val="none" w:color="auto" w:sz="0" w:space="0"/>
+            <w:insideV w:val="none" w:color="auto" w:sz="0" w:space="0"/>
+          </w:tblBorders>
+          <w:tblCellMar>
+            <w:top w:w="0" w:type="dxa"/>
+            <w:left w:w="108" w:type="dxa"/>
+            <w:bottom w:w="0" w:type="dxa"/>
+            <w:right w:w="108" w:type="dxa"/>
+          </w:tblCellMar>
+        </w:tblPrEx>
         <w:trPr>
           <w:trHeight w:val="340" w:hRule="atLeast"/>
         </w:trPr>
@@ -12334,6 +13520,22 @@
         </w:tc>
       </w:tr>
       <w:tr>
+        <w:tblPrEx>
+          <w:tblBorders>
+            <w:top w:val="none" w:color="auto" w:sz="0" w:space="0"/>
+            <w:left w:val="none" w:color="auto" w:sz="0" w:space="0"/>
+            <w:bottom w:val="none" w:color="auto" w:sz="0" w:space="0"/>
+            <w:right w:val="none" w:color="auto" w:sz="0" w:space="0"/>
+            <w:insideH w:val="none" w:color="auto" w:sz="0" w:space="0"/>
+            <w:insideV w:val="none" w:color="auto" w:sz="0" w:space="0"/>
+          </w:tblBorders>
+          <w:tblCellMar>
+            <w:top w:w="0" w:type="dxa"/>
+            <w:left w:w="108" w:type="dxa"/>
+            <w:bottom w:w="0" w:type="dxa"/>
+            <w:right w:w="108" w:type="dxa"/>
+          </w:tblCellMar>
+        </w:tblPrEx>
         <w:trPr>
           <w:trHeight w:val="1680" w:hRule="atLeast"/>
         </w:trPr>
@@ -12571,6 +13773,22 @@
         </w:tc>
       </w:tr>
       <w:tr>
+        <w:tblPrEx>
+          <w:tblBorders>
+            <w:top w:val="none" w:color="auto" w:sz="0" w:space="0"/>
+            <w:left w:val="none" w:color="auto" w:sz="0" w:space="0"/>
+            <w:bottom w:val="none" w:color="auto" w:sz="0" w:space="0"/>
+            <w:right w:val="none" w:color="auto" w:sz="0" w:space="0"/>
+            <w:insideH w:val="none" w:color="auto" w:sz="0" w:space="0"/>
+            <w:insideV w:val="none" w:color="auto" w:sz="0" w:space="0"/>
+          </w:tblBorders>
+          <w:tblCellMar>
+            <w:top w:w="0" w:type="dxa"/>
+            <w:left w:w="108" w:type="dxa"/>
+            <w:bottom w:w="0" w:type="dxa"/>
+            <w:right w:w="108" w:type="dxa"/>
+          </w:tblCellMar>
+        </w:tblPrEx>
         <w:trPr>
           <w:trHeight w:val="340" w:hRule="atLeast"/>
         </w:trPr>
@@ -12724,6 +13942,22 @@
         </w:tc>
       </w:tr>
       <w:tr>
+        <w:tblPrEx>
+          <w:tblBorders>
+            <w:top w:val="none" w:color="auto" w:sz="0" w:space="0"/>
+            <w:left w:val="none" w:color="auto" w:sz="0" w:space="0"/>
+            <w:bottom w:val="none" w:color="auto" w:sz="0" w:space="0"/>
+            <w:right w:val="none" w:color="auto" w:sz="0" w:space="0"/>
+            <w:insideH w:val="none" w:color="auto" w:sz="0" w:space="0"/>
+            <w:insideV w:val="none" w:color="auto" w:sz="0" w:space="0"/>
+          </w:tblBorders>
+          <w:tblCellMar>
+            <w:top w:w="0" w:type="dxa"/>
+            <w:left w:w="108" w:type="dxa"/>
+            <w:bottom w:w="0" w:type="dxa"/>
+            <w:right w:w="108" w:type="dxa"/>
+          </w:tblCellMar>
+        </w:tblPrEx>
         <w:trPr>
           <w:trHeight w:val="340" w:hRule="atLeast"/>
         </w:trPr>
@@ -12877,6 +14111,22 @@
         </w:tc>
       </w:tr>
       <w:tr>
+        <w:tblPrEx>
+          <w:tblBorders>
+            <w:top w:val="none" w:color="auto" w:sz="0" w:space="0"/>
+            <w:left w:val="none" w:color="auto" w:sz="0" w:space="0"/>
+            <w:bottom w:val="none" w:color="auto" w:sz="0" w:space="0"/>
+            <w:right w:val="none" w:color="auto" w:sz="0" w:space="0"/>
+            <w:insideH w:val="none" w:color="auto" w:sz="0" w:space="0"/>
+            <w:insideV w:val="none" w:color="auto" w:sz="0" w:space="0"/>
+          </w:tblBorders>
+          <w:tblCellMar>
+            <w:top w:w="0" w:type="dxa"/>
+            <w:left w:w="108" w:type="dxa"/>
+            <w:bottom w:w="0" w:type="dxa"/>
+            <w:right w:w="108" w:type="dxa"/>
+          </w:tblCellMar>
+        </w:tblPrEx>
         <w:trPr>
           <w:trHeight w:val="340" w:hRule="atLeast"/>
         </w:trPr>
@@ -13049,6 +14299,22 @@
         </w:tc>
       </w:tr>
       <w:tr>
+        <w:tblPrEx>
+          <w:tblBorders>
+            <w:top w:val="none" w:color="auto" w:sz="0" w:space="0"/>
+            <w:left w:val="none" w:color="auto" w:sz="0" w:space="0"/>
+            <w:bottom w:val="none" w:color="auto" w:sz="0" w:space="0"/>
+            <w:right w:val="none" w:color="auto" w:sz="0" w:space="0"/>
+            <w:insideH w:val="none" w:color="auto" w:sz="0" w:space="0"/>
+            <w:insideV w:val="none" w:color="auto" w:sz="0" w:space="0"/>
+          </w:tblBorders>
+          <w:tblCellMar>
+            <w:top w:w="0" w:type="dxa"/>
+            <w:left w:w="108" w:type="dxa"/>
+            <w:bottom w:w="0" w:type="dxa"/>
+            <w:right w:w="108" w:type="dxa"/>
+          </w:tblCellMar>
+        </w:tblPrEx>
         <w:trPr>
           <w:trHeight w:val="340" w:hRule="atLeast"/>
         </w:trPr>
@@ -13202,6 +14468,22 @@
         </w:tc>
       </w:tr>
       <w:tr>
+        <w:tblPrEx>
+          <w:tblBorders>
+            <w:top w:val="none" w:color="auto" w:sz="0" w:space="0"/>
+            <w:left w:val="none" w:color="auto" w:sz="0" w:space="0"/>
+            <w:bottom w:val="none" w:color="auto" w:sz="0" w:space="0"/>
+            <w:right w:val="none" w:color="auto" w:sz="0" w:space="0"/>
+            <w:insideH w:val="none" w:color="auto" w:sz="0" w:space="0"/>
+            <w:insideV w:val="none" w:color="auto" w:sz="0" w:space="0"/>
+          </w:tblBorders>
+          <w:tblCellMar>
+            <w:top w:w="0" w:type="dxa"/>
+            <w:left w:w="108" w:type="dxa"/>
+            <w:bottom w:w="0" w:type="dxa"/>
+            <w:right w:w="108" w:type="dxa"/>
+          </w:tblCellMar>
+        </w:tblPrEx>
         <w:trPr>
           <w:trHeight w:val="2020" w:hRule="atLeast"/>
         </w:trPr>
@@ -13495,6 +14777,22 @@
         </w:tc>
       </w:tr>
       <w:tr>
+        <w:tblPrEx>
+          <w:tblBorders>
+            <w:top w:val="none" w:color="auto" w:sz="0" w:space="0"/>
+            <w:left w:val="none" w:color="auto" w:sz="0" w:space="0"/>
+            <w:bottom w:val="none" w:color="auto" w:sz="0" w:space="0"/>
+            <w:right w:val="none" w:color="auto" w:sz="0" w:space="0"/>
+            <w:insideH w:val="none" w:color="auto" w:sz="0" w:space="0"/>
+            <w:insideV w:val="none" w:color="auto" w:sz="0" w:space="0"/>
+          </w:tblBorders>
+          <w:tblCellMar>
+            <w:top w:w="0" w:type="dxa"/>
+            <w:left w:w="108" w:type="dxa"/>
+            <w:bottom w:w="0" w:type="dxa"/>
+            <w:right w:w="108" w:type="dxa"/>
+          </w:tblCellMar>
+        </w:tblPrEx>
         <w:trPr>
           <w:trHeight w:val="680" w:hRule="atLeast"/>
         </w:trPr>
@@ -13676,6 +14974,22 @@
         </w:tc>
       </w:tr>
       <w:tr>
+        <w:tblPrEx>
+          <w:tblBorders>
+            <w:top w:val="none" w:color="auto" w:sz="0" w:space="0"/>
+            <w:left w:val="none" w:color="auto" w:sz="0" w:space="0"/>
+            <w:bottom w:val="none" w:color="auto" w:sz="0" w:space="0"/>
+            <w:right w:val="none" w:color="auto" w:sz="0" w:space="0"/>
+            <w:insideH w:val="none" w:color="auto" w:sz="0" w:space="0"/>
+            <w:insideV w:val="none" w:color="auto" w:sz="0" w:space="0"/>
+          </w:tblBorders>
+          <w:tblCellMar>
+            <w:top w:w="0" w:type="dxa"/>
+            <w:left w:w="108" w:type="dxa"/>
+            <w:bottom w:w="0" w:type="dxa"/>
+            <w:right w:w="108" w:type="dxa"/>
+          </w:tblCellMar>
+        </w:tblPrEx>
         <w:trPr>
           <w:trHeight w:val="1020" w:hRule="atLeast"/>
         </w:trPr>
@@ -13885,6 +15199,23 @@
         </w:tc>
       </w:tr>
       <w:tr>
+        <w:tblPrEx>
+          <w:tblBorders>
+            <w:top w:val="none" w:color="auto" w:sz="0" w:space="0"/>
+            <w:left w:val="none" w:color="auto" w:sz="0" w:space="0"/>
+            <w:bottom w:val="none" w:color="auto" w:sz="0" w:space="0"/>
+            <w:right w:val="none" w:color="auto" w:sz="0" w:space="0"/>
+            <w:insideH w:val="none" w:color="auto" w:sz="0" w:space="0"/>
+            <w:insideV w:val="none" w:color="auto" w:sz="0" w:space="0"/>
+          </w:tblBorders>
+          <w:shd w:val="clear" w:color="auto" w:fill="auto"/>
+          <w:tblCellMar>
+            <w:top w:w="0" w:type="dxa"/>
+            <w:left w:w="108" w:type="dxa"/>
+            <w:bottom w:w="0" w:type="dxa"/>
+            <w:right w:w="108" w:type="dxa"/>
+          </w:tblCellMar>
+        </w:tblPrEx>
         <w:trPr>
           <w:trHeight w:val="1680" w:hRule="atLeast"/>
         </w:trPr>
@@ -14094,6 +15425,22 @@
         </w:tc>
       </w:tr>
       <w:tr>
+        <w:tblPrEx>
+          <w:tblBorders>
+            <w:top w:val="none" w:color="auto" w:sz="0" w:space="0"/>
+            <w:left w:val="none" w:color="auto" w:sz="0" w:space="0"/>
+            <w:bottom w:val="none" w:color="auto" w:sz="0" w:space="0"/>
+            <w:right w:val="none" w:color="auto" w:sz="0" w:space="0"/>
+            <w:insideH w:val="none" w:color="auto" w:sz="0" w:space="0"/>
+            <w:insideV w:val="none" w:color="auto" w:sz="0" w:space="0"/>
+          </w:tblBorders>
+          <w:tblCellMar>
+            <w:top w:w="0" w:type="dxa"/>
+            <w:left w:w="108" w:type="dxa"/>
+            <w:bottom w:w="0" w:type="dxa"/>
+            <w:right w:w="108" w:type="dxa"/>
+          </w:tblCellMar>
+        </w:tblPrEx>
         <w:trPr>
           <w:trHeight w:val="340" w:hRule="atLeast"/>
         </w:trPr>
@@ -14247,6 +15594,22 @@
         </w:tc>
       </w:tr>
       <w:tr>
+        <w:tblPrEx>
+          <w:tblBorders>
+            <w:top w:val="none" w:color="auto" w:sz="0" w:space="0"/>
+            <w:left w:val="none" w:color="auto" w:sz="0" w:space="0"/>
+            <w:bottom w:val="none" w:color="auto" w:sz="0" w:space="0"/>
+            <w:right w:val="none" w:color="auto" w:sz="0" w:space="0"/>
+            <w:insideH w:val="none" w:color="auto" w:sz="0" w:space="0"/>
+            <w:insideV w:val="none" w:color="auto" w:sz="0" w:space="0"/>
+          </w:tblBorders>
+          <w:tblCellMar>
+            <w:top w:w="0" w:type="dxa"/>
+            <w:left w:w="108" w:type="dxa"/>
+            <w:bottom w:w="0" w:type="dxa"/>
+            <w:right w:w="108" w:type="dxa"/>
+          </w:tblCellMar>
+        </w:tblPrEx>
         <w:trPr>
           <w:trHeight w:val="340" w:hRule="atLeast"/>
         </w:trPr>
@@ -14400,6 +15763,22 @@
         </w:tc>
       </w:tr>
       <w:tr>
+        <w:tblPrEx>
+          <w:tblBorders>
+            <w:top w:val="none" w:color="auto" w:sz="0" w:space="0"/>
+            <w:left w:val="none" w:color="auto" w:sz="0" w:space="0"/>
+            <w:bottom w:val="none" w:color="auto" w:sz="0" w:space="0"/>
+            <w:right w:val="none" w:color="auto" w:sz="0" w:space="0"/>
+            <w:insideH w:val="none" w:color="auto" w:sz="0" w:space="0"/>
+            <w:insideV w:val="none" w:color="auto" w:sz="0" w:space="0"/>
+          </w:tblBorders>
+          <w:tblCellMar>
+            <w:top w:w="0" w:type="dxa"/>
+            <w:left w:w="108" w:type="dxa"/>
+            <w:bottom w:w="0" w:type="dxa"/>
+            <w:right w:w="108" w:type="dxa"/>
+          </w:tblCellMar>
+        </w:tblPrEx>
         <w:trPr>
           <w:trHeight w:val="340" w:hRule="atLeast"/>
         </w:trPr>
@@ -14553,6 +15932,23 @@
         </w:tc>
       </w:tr>
       <w:tr>
+        <w:tblPrEx>
+          <w:tblBorders>
+            <w:top w:val="none" w:color="auto" w:sz="0" w:space="0"/>
+            <w:left w:val="none" w:color="auto" w:sz="0" w:space="0"/>
+            <w:bottom w:val="none" w:color="auto" w:sz="0" w:space="0"/>
+            <w:right w:val="none" w:color="auto" w:sz="0" w:space="0"/>
+            <w:insideH w:val="none" w:color="auto" w:sz="0" w:space="0"/>
+            <w:insideV w:val="none" w:color="auto" w:sz="0" w:space="0"/>
+          </w:tblBorders>
+          <w:shd w:val="clear" w:color="auto" w:fill="auto"/>
+          <w:tblCellMar>
+            <w:top w:w="0" w:type="dxa"/>
+            <w:left w:w="108" w:type="dxa"/>
+            <w:bottom w:w="0" w:type="dxa"/>
+            <w:right w:w="108" w:type="dxa"/>
+          </w:tblCellMar>
+        </w:tblPrEx>
         <w:trPr>
           <w:trHeight w:val="1020" w:hRule="atLeast"/>
         </w:trPr>
@@ -14744,6 +16140,22 @@
         </w:tc>
       </w:tr>
       <w:tr>
+        <w:tblPrEx>
+          <w:tblBorders>
+            <w:top w:val="none" w:color="auto" w:sz="0" w:space="0"/>
+            <w:left w:val="none" w:color="auto" w:sz="0" w:space="0"/>
+            <w:bottom w:val="none" w:color="auto" w:sz="0" w:space="0"/>
+            <w:right w:val="none" w:color="auto" w:sz="0" w:space="0"/>
+            <w:insideH w:val="none" w:color="auto" w:sz="0" w:space="0"/>
+            <w:insideV w:val="none" w:color="auto" w:sz="0" w:space="0"/>
+          </w:tblBorders>
+          <w:tblCellMar>
+            <w:top w:w="0" w:type="dxa"/>
+            <w:left w:w="108" w:type="dxa"/>
+            <w:bottom w:w="0" w:type="dxa"/>
+            <w:right w:w="108" w:type="dxa"/>
+          </w:tblCellMar>
+        </w:tblPrEx>
         <w:trPr>
           <w:trHeight w:val="680" w:hRule="atLeast"/>
         </w:trPr>
@@ -14897,6 +16309,22 @@
         </w:tc>
       </w:tr>
       <w:tr>
+        <w:tblPrEx>
+          <w:tblBorders>
+            <w:top w:val="none" w:color="auto" w:sz="0" w:space="0"/>
+            <w:left w:val="none" w:color="auto" w:sz="0" w:space="0"/>
+            <w:bottom w:val="none" w:color="auto" w:sz="0" w:space="0"/>
+            <w:right w:val="none" w:color="auto" w:sz="0" w:space="0"/>
+            <w:insideH w:val="none" w:color="auto" w:sz="0" w:space="0"/>
+            <w:insideV w:val="none" w:color="auto" w:sz="0" w:space="0"/>
+          </w:tblBorders>
+          <w:tblCellMar>
+            <w:top w:w="0" w:type="dxa"/>
+            <w:left w:w="108" w:type="dxa"/>
+            <w:bottom w:w="0" w:type="dxa"/>
+            <w:right w:w="108" w:type="dxa"/>
+          </w:tblCellMar>
+        </w:tblPrEx>
         <w:trPr>
           <w:trHeight w:val="680" w:hRule="atLeast"/>
         </w:trPr>
@@ -15050,6 +16478,22 @@
         </w:tc>
       </w:tr>
       <w:tr>
+        <w:tblPrEx>
+          <w:tblBorders>
+            <w:top w:val="none" w:color="auto" w:sz="0" w:space="0"/>
+            <w:left w:val="none" w:color="auto" w:sz="0" w:space="0"/>
+            <w:bottom w:val="none" w:color="auto" w:sz="0" w:space="0"/>
+            <w:right w:val="none" w:color="auto" w:sz="0" w:space="0"/>
+            <w:insideH w:val="none" w:color="auto" w:sz="0" w:space="0"/>
+            <w:insideV w:val="none" w:color="auto" w:sz="0" w:space="0"/>
+          </w:tblBorders>
+          <w:tblCellMar>
+            <w:top w:w="0" w:type="dxa"/>
+            <w:left w:w="108" w:type="dxa"/>
+            <w:bottom w:w="0" w:type="dxa"/>
+            <w:right w:w="108" w:type="dxa"/>
+          </w:tblCellMar>
+        </w:tblPrEx>
         <w:trPr>
           <w:trHeight w:val="680" w:hRule="atLeast"/>
         </w:trPr>
@@ -15203,6 +16647,23 @@
         </w:tc>
       </w:tr>
       <w:tr>
+        <w:tblPrEx>
+          <w:tblBorders>
+            <w:top w:val="none" w:color="auto" w:sz="0" w:space="0"/>
+            <w:left w:val="none" w:color="auto" w:sz="0" w:space="0"/>
+            <w:bottom w:val="none" w:color="auto" w:sz="0" w:space="0"/>
+            <w:right w:val="none" w:color="auto" w:sz="0" w:space="0"/>
+            <w:insideH w:val="none" w:color="auto" w:sz="0" w:space="0"/>
+            <w:insideV w:val="none" w:color="auto" w:sz="0" w:space="0"/>
+          </w:tblBorders>
+          <w:shd w:val="clear" w:color="auto" w:fill="auto"/>
+          <w:tblCellMar>
+            <w:top w:w="0" w:type="dxa"/>
+            <w:left w:w="108" w:type="dxa"/>
+            <w:bottom w:w="0" w:type="dxa"/>
+            <w:right w:w="108" w:type="dxa"/>
+          </w:tblCellMar>
+        </w:tblPrEx>
         <w:trPr>
           <w:trHeight w:val="340" w:hRule="atLeast"/>
         </w:trPr>
@@ -15356,6 +16817,22 @@
         </w:tc>
       </w:tr>
       <w:tr>
+        <w:tblPrEx>
+          <w:tblBorders>
+            <w:top w:val="none" w:color="auto" w:sz="0" w:space="0"/>
+            <w:left w:val="none" w:color="auto" w:sz="0" w:space="0"/>
+            <w:bottom w:val="none" w:color="auto" w:sz="0" w:space="0"/>
+            <w:right w:val="none" w:color="auto" w:sz="0" w:space="0"/>
+            <w:insideH w:val="none" w:color="auto" w:sz="0" w:space="0"/>
+            <w:insideV w:val="none" w:color="auto" w:sz="0" w:space="0"/>
+          </w:tblBorders>
+          <w:tblCellMar>
+            <w:top w:w="0" w:type="dxa"/>
+            <w:left w:w="108" w:type="dxa"/>
+            <w:bottom w:w="0" w:type="dxa"/>
+            <w:right w:w="108" w:type="dxa"/>
+          </w:tblCellMar>
+        </w:tblPrEx>
         <w:trPr>
           <w:trHeight w:val="340" w:hRule="atLeast"/>
         </w:trPr>
@@ -15509,6 +16986,22 @@
         </w:tc>
       </w:tr>
       <w:tr>
+        <w:tblPrEx>
+          <w:tblBorders>
+            <w:top w:val="none" w:color="auto" w:sz="0" w:space="0"/>
+            <w:left w:val="none" w:color="auto" w:sz="0" w:space="0"/>
+            <w:bottom w:val="none" w:color="auto" w:sz="0" w:space="0"/>
+            <w:right w:val="none" w:color="auto" w:sz="0" w:space="0"/>
+            <w:insideH w:val="none" w:color="auto" w:sz="0" w:space="0"/>
+            <w:insideV w:val="none" w:color="auto" w:sz="0" w:space="0"/>
+          </w:tblBorders>
+          <w:tblCellMar>
+            <w:top w:w="0" w:type="dxa"/>
+            <w:left w:w="108" w:type="dxa"/>
+            <w:bottom w:w="0" w:type="dxa"/>
+            <w:right w:w="108" w:type="dxa"/>
+          </w:tblCellMar>
+        </w:tblPrEx>
         <w:trPr>
           <w:trHeight w:val="340" w:hRule="atLeast"/>
         </w:trPr>
@@ -15662,6 +17155,22 @@
         </w:tc>
       </w:tr>
       <w:tr>
+        <w:tblPrEx>
+          <w:tblBorders>
+            <w:top w:val="none" w:color="auto" w:sz="0" w:space="0"/>
+            <w:left w:val="none" w:color="auto" w:sz="0" w:space="0"/>
+            <w:bottom w:val="none" w:color="auto" w:sz="0" w:space="0"/>
+            <w:right w:val="none" w:color="auto" w:sz="0" w:space="0"/>
+            <w:insideH w:val="none" w:color="auto" w:sz="0" w:space="0"/>
+            <w:insideV w:val="none" w:color="auto" w:sz="0" w:space="0"/>
+          </w:tblBorders>
+          <w:tblCellMar>
+            <w:top w:w="0" w:type="dxa"/>
+            <w:left w:w="108" w:type="dxa"/>
+            <w:bottom w:w="0" w:type="dxa"/>
+            <w:right w:w="108" w:type="dxa"/>
+          </w:tblCellMar>
+        </w:tblPrEx>
         <w:trPr>
           <w:trHeight w:val="340" w:hRule="atLeast"/>
         </w:trPr>
@@ -15815,6 +17324,22 @@
         </w:tc>
       </w:tr>
       <w:tr>
+        <w:tblPrEx>
+          <w:tblBorders>
+            <w:top w:val="none" w:color="auto" w:sz="0" w:space="0"/>
+            <w:left w:val="none" w:color="auto" w:sz="0" w:space="0"/>
+            <w:bottom w:val="none" w:color="auto" w:sz="0" w:space="0"/>
+            <w:right w:val="none" w:color="auto" w:sz="0" w:space="0"/>
+            <w:insideH w:val="none" w:color="auto" w:sz="0" w:space="0"/>
+            <w:insideV w:val="none" w:color="auto" w:sz="0" w:space="0"/>
+          </w:tblBorders>
+          <w:tblCellMar>
+            <w:top w:w="0" w:type="dxa"/>
+            <w:left w:w="108" w:type="dxa"/>
+            <w:bottom w:w="0" w:type="dxa"/>
+            <w:right w:w="108" w:type="dxa"/>
+          </w:tblCellMar>
+        </w:tblPrEx>
         <w:trPr>
           <w:trHeight w:val="680" w:hRule="atLeast"/>
         </w:trPr>
@@ -15968,6 +17493,22 @@
         </w:tc>
       </w:tr>
       <w:tr>
+        <w:tblPrEx>
+          <w:tblBorders>
+            <w:top w:val="none" w:color="auto" w:sz="0" w:space="0"/>
+            <w:left w:val="none" w:color="auto" w:sz="0" w:space="0"/>
+            <w:bottom w:val="none" w:color="auto" w:sz="0" w:space="0"/>
+            <w:right w:val="none" w:color="auto" w:sz="0" w:space="0"/>
+            <w:insideH w:val="none" w:color="auto" w:sz="0" w:space="0"/>
+            <w:insideV w:val="none" w:color="auto" w:sz="0" w:space="0"/>
+          </w:tblBorders>
+          <w:tblCellMar>
+            <w:top w:w="0" w:type="dxa"/>
+            <w:left w:w="108" w:type="dxa"/>
+            <w:bottom w:w="0" w:type="dxa"/>
+            <w:right w:w="108" w:type="dxa"/>
+          </w:tblCellMar>
+        </w:tblPrEx>
         <w:trPr>
           <w:trHeight w:val="3700" w:hRule="atLeast"/>
         </w:trPr>
@@ -16215,6 +17756,23 @@
         </w:tc>
       </w:tr>
       <w:tr>
+        <w:tblPrEx>
+          <w:tblBorders>
+            <w:top w:val="none" w:color="auto" w:sz="0" w:space="0"/>
+            <w:left w:val="none" w:color="auto" w:sz="0" w:space="0"/>
+            <w:bottom w:val="none" w:color="auto" w:sz="0" w:space="0"/>
+            <w:right w:val="none" w:color="auto" w:sz="0" w:space="0"/>
+            <w:insideH w:val="none" w:color="auto" w:sz="0" w:space="0"/>
+            <w:insideV w:val="none" w:color="auto" w:sz="0" w:space="0"/>
+          </w:tblBorders>
+          <w:shd w:val="clear" w:color="auto" w:fill="auto"/>
+          <w:tblCellMar>
+            <w:top w:w="0" w:type="dxa"/>
+            <w:left w:w="108" w:type="dxa"/>
+            <w:bottom w:w="0" w:type="dxa"/>
+            <w:right w:w="108" w:type="dxa"/>
+          </w:tblCellMar>
+        </w:tblPrEx>
         <w:trPr>
           <w:trHeight w:val="3360" w:hRule="atLeast"/>
         </w:trPr>
@@ -16424,6 +17982,22 @@
         </w:tc>
       </w:tr>
       <w:tr>
+        <w:tblPrEx>
+          <w:tblBorders>
+            <w:top w:val="none" w:color="auto" w:sz="0" w:space="0"/>
+            <w:left w:val="none" w:color="auto" w:sz="0" w:space="0"/>
+            <w:bottom w:val="none" w:color="auto" w:sz="0" w:space="0"/>
+            <w:right w:val="none" w:color="auto" w:sz="0" w:space="0"/>
+            <w:insideH w:val="none" w:color="auto" w:sz="0" w:space="0"/>
+            <w:insideV w:val="none" w:color="auto" w:sz="0" w:space="0"/>
+          </w:tblBorders>
+          <w:tblCellMar>
+            <w:top w:w="0" w:type="dxa"/>
+            <w:left w:w="108" w:type="dxa"/>
+            <w:bottom w:w="0" w:type="dxa"/>
+            <w:right w:w="108" w:type="dxa"/>
+          </w:tblCellMar>
+        </w:tblPrEx>
         <w:trPr>
           <w:trHeight w:val="340" w:hRule="atLeast"/>
         </w:trPr>
@@ -16577,6 +18151,22 @@
         </w:tc>
       </w:tr>
       <w:tr>
+        <w:tblPrEx>
+          <w:tblBorders>
+            <w:top w:val="none" w:color="auto" w:sz="0" w:space="0"/>
+            <w:left w:val="none" w:color="auto" w:sz="0" w:space="0"/>
+            <w:bottom w:val="none" w:color="auto" w:sz="0" w:space="0"/>
+            <w:right w:val="none" w:color="auto" w:sz="0" w:space="0"/>
+            <w:insideH w:val="none" w:color="auto" w:sz="0" w:space="0"/>
+            <w:insideV w:val="none" w:color="auto" w:sz="0" w:space="0"/>
+          </w:tblBorders>
+          <w:tblCellMar>
+            <w:top w:w="0" w:type="dxa"/>
+            <w:left w:w="108" w:type="dxa"/>
+            <w:bottom w:w="0" w:type="dxa"/>
+            <w:right w:w="108" w:type="dxa"/>
+          </w:tblCellMar>
+        </w:tblPrEx>
         <w:trPr>
           <w:trHeight w:val="2360" w:hRule="atLeast"/>
         </w:trPr>
@@ -16786,6 +18376,23 @@
         </w:tc>
       </w:tr>
       <w:tr>
+        <w:tblPrEx>
+          <w:tblBorders>
+            <w:top w:val="none" w:color="auto" w:sz="0" w:space="0"/>
+            <w:left w:val="none" w:color="auto" w:sz="0" w:space="0"/>
+            <w:bottom w:val="none" w:color="auto" w:sz="0" w:space="0"/>
+            <w:right w:val="none" w:color="auto" w:sz="0" w:space="0"/>
+            <w:insideH w:val="none" w:color="auto" w:sz="0" w:space="0"/>
+            <w:insideV w:val="none" w:color="auto" w:sz="0" w:space="0"/>
+          </w:tblBorders>
+          <w:shd w:val="clear" w:color="auto" w:fill="auto"/>
+          <w:tblCellMar>
+            <w:top w:w="0" w:type="dxa"/>
+            <w:left w:w="108" w:type="dxa"/>
+            <w:bottom w:w="0" w:type="dxa"/>
+            <w:right w:w="108" w:type="dxa"/>
+          </w:tblCellMar>
+        </w:tblPrEx>
         <w:trPr>
           <w:trHeight w:val="2020" w:hRule="atLeast"/>
         </w:trPr>
@@ -16995,6 +18602,23 @@
         </w:tc>
       </w:tr>
       <w:tr>
+        <w:tblPrEx>
+          <w:tblBorders>
+            <w:top w:val="none" w:color="auto" w:sz="0" w:space="0"/>
+            <w:left w:val="none" w:color="auto" w:sz="0" w:space="0"/>
+            <w:bottom w:val="none" w:color="auto" w:sz="0" w:space="0"/>
+            <w:right w:val="none" w:color="auto" w:sz="0" w:space="0"/>
+            <w:insideH w:val="none" w:color="auto" w:sz="0" w:space="0"/>
+            <w:insideV w:val="none" w:color="auto" w:sz="0" w:space="0"/>
+          </w:tblBorders>
+          <w:shd w:val="clear" w:color="auto" w:fill="auto"/>
+          <w:tblCellMar>
+            <w:top w:w="0" w:type="dxa"/>
+            <w:left w:w="108" w:type="dxa"/>
+            <w:bottom w:w="0" w:type="dxa"/>
+            <w:right w:w="108" w:type="dxa"/>
+          </w:tblCellMar>
+        </w:tblPrEx>
         <w:trPr>
           <w:trHeight w:val="340" w:hRule="atLeast"/>
         </w:trPr>
@@ -17148,6 +18772,22 @@
         </w:tc>
       </w:tr>
       <w:tr>
+        <w:tblPrEx>
+          <w:tblBorders>
+            <w:top w:val="none" w:color="auto" w:sz="0" w:space="0"/>
+            <w:left w:val="none" w:color="auto" w:sz="0" w:space="0"/>
+            <w:bottom w:val="none" w:color="auto" w:sz="0" w:space="0"/>
+            <w:right w:val="none" w:color="auto" w:sz="0" w:space="0"/>
+            <w:insideH w:val="none" w:color="auto" w:sz="0" w:space="0"/>
+            <w:insideV w:val="none" w:color="auto" w:sz="0" w:space="0"/>
+          </w:tblBorders>
+          <w:tblCellMar>
+            <w:top w:w="0" w:type="dxa"/>
+            <w:left w:w="108" w:type="dxa"/>
+            <w:bottom w:w="0" w:type="dxa"/>
+            <w:right w:w="108" w:type="dxa"/>
+          </w:tblCellMar>
+        </w:tblPrEx>
         <w:trPr>
           <w:trHeight w:val="340" w:hRule="atLeast"/>
         </w:trPr>
@@ -17301,6 +18941,22 @@
         </w:tc>
       </w:tr>
       <w:tr>
+        <w:tblPrEx>
+          <w:tblBorders>
+            <w:top w:val="none" w:color="auto" w:sz="0" w:space="0"/>
+            <w:left w:val="none" w:color="auto" w:sz="0" w:space="0"/>
+            <w:bottom w:val="none" w:color="auto" w:sz="0" w:space="0"/>
+            <w:right w:val="none" w:color="auto" w:sz="0" w:space="0"/>
+            <w:insideH w:val="none" w:color="auto" w:sz="0" w:space="0"/>
+            <w:insideV w:val="none" w:color="auto" w:sz="0" w:space="0"/>
+          </w:tblBorders>
+          <w:tblCellMar>
+            <w:top w:w="0" w:type="dxa"/>
+            <w:left w:w="108" w:type="dxa"/>
+            <w:bottom w:w="0" w:type="dxa"/>
+            <w:right w:w="108" w:type="dxa"/>
+          </w:tblCellMar>
+        </w:tblPrEx>
         <w:trPr>
           <w:trHeight w:val="340" w:hRule="atLeast"/>
         </w:trPr>
@@ -17454,6 +19110,22 @@
         </w:tc>
       </w:tr>
       <w:tr>
+        <w:tblPrEx>
+          <w:tblBorders>
+            <w:top w:val="none" w:color="auto" w:sz="0" w:space="0"/>
+            <w:left w:val="none" w:color="auto" w:sz="0" w:space="0"/>
+            <w:bottom w:val="none" w:color="auto" w:sz="0" w:space="0"/>
+            <w:right w:val="none" w:color="auto" w:sz="0" w:space="0"/>
+            <w:insideH w:val="none" w:color="auto" w:sz="0" w:space="0"/>
+            <w:insideV w:val="none" w:color="auto" w:sz="0" w:space="0"/>
+          </w:tblBorders>
+          <w:tblCellMar>
+            <w:top w:w="0" w:type="dxa"/>
+            <w:left w:w="108" w:type="dxa"/>
+            <w:bottom w:w="0" w:type="dxa"/>
+            <w:right w:w="108" w:type="dxa"/>
+          </w:tblCellMar>
+        </w:tblPrEx>
         <w:trPr>
           <w:trHeight w:val="680" w:hRule="atLeast"/>
         </w:trPr>
@@ -17607,6 +19279,22 @@
         </w:tc>
       </w:tr>
       <w:tr>
+        <w:tblPrEx>
+          <w:tblBorders>
+            <w:top w:val="none" w:color="auto" w:sz="0" w:space="0"/>
+            <w:left w:val="none" w:color="auto" w:sz="0" w:space="0"/>
+            <w:bottom w:val="none" w:color="auto" w:sz="0" w:space="0"/>
+            <w:right w:val="none" w:color="auto" w:sz="0" w:space="0"/>
+            <w:insideH w:val="none" w:color="auto" w:sz="0" w:space="0"/>
+            <w:insideV w:val="none" w:color="auto" w:sz="0" w:space="0"/>
+          </w:tblBorders>
+          <w:tblCellMar>
+            <w:top w:w="0" w:type="dxa"/>
+            <w:left w:w="108" w:type="dxa"/>
+            <w:bottom w:w="0" w:type="dxa"/>
+            <w:right w:w="108" w:type="dxa"/>
+          </w:tblCellMar>
+        </w:tblPrEx>
         <w:trPr>
           <w:trHeight w:val="1360" w:hRule="atLeast"/>
         </w:trPr>
@@ -17844,6 +19532,22 @@
         </w:tc>
       </w:tr>
       <w:tr>
+        <w:tblPrEx>
+          <w:tblBorders>
+            <w:top w:val="none" w:color="auto" w:sz="0" w:space="0"/>
+            <w:left w:val="none" w:color="auto" w:sz="0" w:space="0"/>
+            <w:bottom w:val="none" w:color="auto" w:sz="0" w:space="0"/>
+            <w:right w:val="none" w:color="auto" w:sz="0" w:space="0"/>
+            <w:insideH w:val="none" w:color="auto" w:sz="0" w:space="0"/>
+            <w:insideV w:val="none" w:color="auto" w:sz="0" w:space="0"/>
+          </w:tblBorders>
+          <w:tblCellMar>
+            <w:top w:w="0" w:type="dxa"/>
+            <w:left w:w="108" w:type="dxa"/>
+            <w:bottom w:w="0" w:type="dxa"/>
+            <w:right w:w="108" w:type="dxa"/>
+          </w:tblCellMar>
+        </w:tblPrEx>
         <w:trPr>
           <w:trHeight w:val="1020" w:hRule="atLeast"/>
         </w:trPr>
@@ -17997,6 +19701,22 @@
         </w:tc>
       </w:tr>
       <w:tr>
+        <w:tblPrEx>
+          <w:tblBorders>
+            <w:top w:val="none" w:color="auto" w:sz="0" w:space="0"/>
+            <w:left w:val="none" w:color="auto" w:sz="0" w:space="0"/>
+            <w:bottom w:val="none" w:color="auto" w:sz="0" w:space="0"/>
+            <w:right w:val="none" w:color="auto" w:sz="0" w:space="0"/>
+            <w:insideH w:val="none" w:color="auto" w:sz="0" w:space="0"/>
+            <w:insideV w:val="none" w:color="auto" w:sz="0" w:space="0"/>
+          </w:tblBorders>
+          <w:tblCellMar>
+            <w:top w:w="0" w:type="dxa"/>
+            <w:left w:w="108" w:type="dxa"/>
+            <w:bottom w:w="0" w:type="dxa"/>
+            <w:right w:w="108" w:type="dxa"/>
+          </w:tblCellMar>
+        </w:tblPrEx>
         <w:trPr>
           <w:trHeight w:val="1360" w:hRule="atLeast"/>
         </w:trPr>
@@ -18234,6 +19954,23 @@
         </w:tc>
       </w:tr>
       <w:tr>
+        <w:tblPrEx>
+          <w:tblBorders>
+            <w:top w:val="none" w:color="auto" w:sz="0" w:space="0"/>
+            <w:left w:val="none" w:color="auto" w:sz="0" w:space="0"/>
+            <w:bottom w:val="none" w:color="auto" w:sz="0" w:space="0"/>
+            <w:right w:val="none" w:color="auto" w:sz="0" w:space="0"/>
+            <w:insideH w:val="none" w:color="auto" w:sz="0" w:space="0"/>
+            <w:insideV w:val="none" w:color="auto" w:sz="0" w:space="0"/>
+          </w:tblBorders>
+          <w:shd w:val="clear" w:color="auto" w:fill="auto"/>
+          <w:tblCellMar>
+            <w:top w:w="0" w:type="dxa"/>
+            <w:left w:w="108" w:type="dxa"/>
+            <w:bottom w:w="0" w:type="dxa"/>
+            <w:right w:w="108" w:type="dxa"/>
+          </w:tblCellMar>
+        </w:tblPrEx>
         <w:trPr>
           <w:trHeight w:val="1360" w:hRule="atLeast"/>
         </w:trPr>
@@ -18462,6 +20199,22 @@
         </w:tc>
       </w:tr>
       <w:tr>
+        <w:tblPrEx>
+          <w:tblBorders>
+            <w:top w:val="none" w:color="auto" w:sz="0" w:space="0"/>
+            <w:left w:val="none" w:color="auto" w:sz="0" w:space="0"/>
+            <w:bottom w:val="none" w:color="auto" w:sz="0" w:space="0"/>
+            <w:right w:val="none" w:color="auto" w:sz="0" w:space="0"/>
+            <w:insideH w:val="none" w:color="auto" w:sz="0" w:space="0"/>
+            <w:insideV w:val="none" w:color="auto" w:sz="0" w:space="0"/>
+          </w:tblBorders>
+          <w:tblCellMar>
+            <w:top w:w="0" w:type="dxa"/>
+            <w:left w:w="108" w:type="dxa"/>
+            <w:bottom w:w="0" w:type="dxa"/>
+            <w:right w:w="108" w:type="dxa"/>
+          </w:tblCellMar>
+        </w:tblPrEx>
         <w:trPr>
           <w:trHeight w:val="1020" w:hRule="atLeast"/>
         </w:trPr>
@@ -18671,6 +20424,22 @@
         </w:tc>
       </w:tr>
       <w:tr>
+        <w:tblPrEx>
+          <w:tblBorders>
+            <w:top w:val="none" w:color="auto" w:sz="0" w:space="0"/>
+            <w:left w:val="none" w:color="auto" w:sz="0" w:space="0"/>
+            <w:bottom w:val="none" w:color="auto" w:sz="0" w:space="0"/>
+            <w:right w:val="none" w:color="auto" w:sz="0" w:space="0"/>
+            <w:insideH w:val="none" w:color="auto" w:sz="0" w:space="0"/>
+            <w:insideV w:val="none" w:color="auto" w:sz="0" w:space="0"/>
+          </w:tblBorders>
+          <w:tblCellMar>
+            <w:top w:w="0" w:type="dxa"/>
+            <w:left w:w="108" w:type="dxa"/>
+            <w:bottom w:w="0" w:type="dxa"/>
+            <w:right w:w="108" w:type="dxa"/>
+          </w:tblCellMar>
+        </w:tblPrEx>
         <w:trPr>
           <w:trHeight w:val="340" w:hRule="atLeast"/>
         </w:trPr>
@@ -18824,6 +20593,23 @@
         </w:tc>
       </w:tr>
       <w:tr>
+        <w:tblPrEx>
+          <w:tblBorders>
+            <w:top w:val="none" w:color="auto" w:sz="0" w:space="0"/>
+            <w:left w:val="none" w:color="auto" w:sz="0" w:space="0"/>
+            <w:bottom w:val="none" w:color="auto" w:sz="0" w:space="0"/>
+            <w:right w:val="none" w:color="auto" w:sz="0" w:space="0"/>
+            <w:insideH w:val="none" w:color="auto" w:sz="0" w:space="0"/>
+            <w:insideV w:val="none" w:color="auto" w:sz="0" w:space="0"/>
+          </w:tblBorders>
+          <w:shd w:val="clear" w:color="auto" w:fill="auto"/>
+          <w:tblCellMar>
+            <w:top w:w="0" w:type="dxa"/>
+            <w:left w:w="108" w:type="dxa"/>
+            <w:bottom w:w="0" w:type="dxa"/>
+            <w:right w:w="108" w:type="dxa"/>
+          </w:tblCellMar>
+        </w:tblPrEx>
         <w:trPr>
           <w:trHeight w:val="1680" w:hRule="atLeast"/>
         </w:trPr>
@@ -19033,6 +20819,23 @@
         </w:tc>
       </w:tr>
       <w:tr>
+        <w:tblPrEx>
+          <w:tblBorders>
+            <w:top w:val="none" w:color="auto" w:sz="0" w:space="0"/>
+            <w:left w:val="none" w:color="auto" w:sz="0" w:space="0"/>
+            <w:bottom w:val="none" w:color="auto" w:sz="0" w:space="0"/>
+            <w:right w:val="none" w:color="auto" w:sz="0" w:space="0"/>
+            <w:insideH w:val="none" w:color="auto" w:sz="0" w:space="0"/>
+            <w:insideV w:val="none" w:color="auto" w:sz="0" w:space="0"/>
+          </w:tblBorders>
+          <w:shd w:val="clear" w:color="auto" w:fill="auto"/>
+          <w:tblCellMar>
+            <w:top w:w="0" w:type="dxa"/>
+            <w:left w:w="108" w:type="dxa"/>
+            <w:bottom w:w="0" w:type="dxa"/>
+            <w:right w:w="108" w:type="dxa"/>
+          </w:tblCellMar>
+        </w:tblPrEx>
         <w:trPr>
           <w:trHeight w:val="1360" w:hRule="atLeast"/>
         </w:trPr>
@@ -19242,6 +21045,22 @@
         </w:tc>
       </w:tr>
       <w:tr>
+        <w:tblPrEx>
+          <w:tblBorders>
+            <w:top w:val="none" w:color="auto" w:sz="0" w:space="0"/>
+            <w:left w:val="none" w:color="auto" w:sz="0" w:space="0"/>
+            <w:bottom w:val="none" w:color="auto" w:sz="0" w:space="0"/>
+            <w:right w:val="none" w:color="auto" w:sz="0" w:space="0"/>
+            <w:insideH w:val="none" w:color="auto" w:sz="0" w:space="0"/>
+            <w:insideV w:val="none" w:color="auto" w:sz="0" w:space="0"/>
+          </w:tblBorders>
+          <w:tblCellMar>
+            <w:top w:w="0" w:type="dxa"/>
+            <w:left w:w="108" w:type="dxa"/>
+            <w:bottom w:w="0" w:type="dxa"/>
+            <w:right w:w="108" w:type="dxa"/>
+          </w:tblCellMar>
+        </w:tblPrEx>
         <w:trPr>
           <w:trHeight w:val="340" w:hRule="atLeast"/>
         </w:trPr>
@@ -19395,6 +21214,22 @@
         </w:tc>
       </w:tr>
       <w:tr>
+        <w:tblPrEx>
+          <w:tblBorders>
+            <w:top w:val="none" w:color="auto" w:sz="0" w:space="0"/>
+            <w:left w:val="none" w:color="auto" w:sz="0" w:space="0"/>
+            <w:bottom w:val="none" w:color="auto" w:sz="0" w:space="0"/>
+            <w:right w:val="none" w:color="auto" w:sz="0" w:space="0"/>
+            <w:insideH w:val="none" w:color="auto" w:sz="0" w:space="0"/>
+            <w:insideV w:val="none" w:color="auto" w:sz="0" w:space="0"/>
+          </w:tblBorders>
+          <w:tblCellMar>
+            <w:top w:w="0" w:type="dxa"/>
+            <w:left w:w="108" w:type="dxa"/>
+            <w:bottom w:w="0" w:type="dxa"/>
+            <w:right w:w="108" w:type="dxa"/>
+          </w:tblCellMar>
+        </w:tblPrEx>
         <w:trPr>
           <w:trHeight w:val="680" w:hRule="atLeast"/>
         </w:trPr>
@@ -19548,6 +21383,22 @@
         </w:tc>
       </w:tr>
       <w:tr>
+        <w:tblPrEx>
+          <w:tblBorders>
+            <w:top w:val="none" w:color="auto" w:sz="0" w:space="0"/>
+            <w:left w:val="none" w:color="auto" w:sz="0" w:space="0"/>
+            <w:bottom w:val="none" w:color="auto" w:sz="0" w:space="0"/>
+            <w:right w:val="none" w:color="auto" w:sz="0" w:space="0"/>
+            <w:insideH w:val="none" w:color="auto" w:sz="0" w:space="0"/>
+            <w:insideV w:val="none" w:color="auto" w:sz="0" w:space="0"/>
+          </w:tblBorders>
+          <w:tblCellMar>
+            <w:top w:w="0" w:type="dxa"/>
+            <w:left w:w="108" w:type="dxa"/>
+            <w:bottom w:w="0" w:type="dxa"/>
+            <w:right w:w="108" w:type="dxa"/>
+          </w:tblCellMar>
+        </w:tblPrEx>
         <w:trPr>
           <w:trHeight w:val="1020" w:hRule="atLeast"/>
         </w:trPr>
@@ -19701,6 +21552,22 @@
         </w:tc>
       </w:tr>
       <w:tr>
+        <w:tblPrEx>
+          <w:tblBorders>
+            <w:top w:val="none" w:color="auto" w:sz="0" w:space="0"/>
+            <w:left w:val="none" w:color="auto" w:sz="0" w:space="0"/>
+            <w:bottom w:val="none" w:color="auto" w:sz="0" w:space="0"/>
+            <w:right w:val="none" w:color="auto" w:sz="0" w:space="0"/>
+            <w:insideH w:val="none" w:color="auto" w:sz="0" w:space="0"/>
+            <w:insideV w:val="none" w:color="auto" w:sz="0" w:space="0"/>
+          </w:tblBorders>
+          <w:tblCellMar>
+            <w:top w:w="0" w:type="dxa"/>
+            <w:left w:w="108" w:type="dxa"/>
+            <w:bottom w:w="0" w:type="dxa"/>
+            <w:right w:w="108" w:type="dxa"/>
+          </w:tblCellMar>
+        </w:tblPrEx>
         <w:trPr>
           <w:trHeight w:val="680" w:hRule="atLeast"/>
         </w:trPr>
@@ -19854,6 +21721,23 @@
         </w:tc>
       </w:tr>
       <w:tr>
+        <w:tblPrEx>
+          <w:tblBorders>
+            <w:top w:val="none" w:color="auto" w:sz="0" w:space="0"/>
+            <w:left w:val="none" w:color="auto" w:sz="0" w:space="0"/>
+            <w:bottom w:val="none" w:color="auto" w:sz="0" w:space="0"/>
+            <w:right w:val="none" w:color="auto" w:sz="0" w:space="0"/>
+            <w:insideH w:val="none" w:color="auto" w:sz="0" w:space="0"/>
+            <w:insideV w:val="none" w:color="auto" w:sz="0" w:space="0"/>
+          </w:tblBorders>
+          <w:shd w:val="clear" w:color="auto" w:fill="auto"/>
+          <w:tblCellMar>
+            <w:top w:w="0" w:type="dxa"/>
+            <w:left w:w="108" w:type="dxa"/>
+            <w:bottom w:w="0" w:type="dxa"/>
+            <w:right w:w="108" w:type="dxa"/>
+          </w:tblCellMar>
+        </w:tblPrEx>
         <w:trPr>
           <w:trHeight w:val="1020" w:hRule="atLeast"/>
         </w:trPr>
@@ -20007,6 +21891,22 @@
         </w:tc>
       </w:tr>
       <w:tr>
+        <w:tblPrEx>
+          <w:tblBorders>
+            <w:top w:val="none" w:color="auto" w:sz="0" w:space="0"/>
+            <w:left w:val="none" w:color="auto" w:sz="0" w:space="0"/>
+            <w:bottom w:val="none" w:color="auto" w:sz="0" w:space="0"/>
+            <w:right w:val="none" w:color="auto" w:sz="0" w:space="0"/>
+            <w:insideH w:val="none" w:color="auto" w:sz="0" w:space="0"/>
+            <w:insideV w:val="none" w:color="auto" w:sz="0" w:space="0"/>
+          </w:tblBorders>
+          <w:tblCellMar>
+            <w:top w:w="0" w:type="dxa"/>
+            <w:left w:w="108" w:type="dxa"/>
+            <w:bottom w:w="0" w:type="dxa"/>
+            <w:right w:w="108" w:type="dxa"/>
+          </w:tblCellMar>
+        </w:tblPrEx>
         <w:trPr>
           <w:trHeight w:val="680" w:hRule="atLeast"/>
         </w:trPr>
@@ -20160,6 +22060,22 @@
         </w:tc>
       </w:tr>
       <w:tr>
+        <w:tblPrEx>
+          <w:tblBorders>
+            <w:top w:val="none" w:color="auto" w:sz="0" w:space="0"/>
+            <w:left w:val="none" w:color="auto" w:sz="0" w:space="0"/>
+            <w:bottom w:val="none" w:color="auto" w:sz="0" w:space="0"/>
+            <w:right w:val="none" w:color="auto" w:sz="0" w:space="0"/>
+            <w:insideH w:val="none" w:color="auto" w:sz="0" w:space="0"/>
+            <w:insideV w:val="none" w:color="auto" w:sz="0" w:space="0"/>
+          </w:tblBorders>
+          <w:tblCellMar>
+            <w:top w:w="0" w:type="dxa"/>
+            <w:left w:w="108" w:type="dxa"/>
+            <w:bottom w:w="0" w:type="dxa"/>
+            <w:right w:w="108" w:type="dxa"/>
+          </w:tblCellMar>
+        </w:tblPrEx>
         <w:trPr>
           <w:trHeight w:val="340" w:hRule="atLeast"/>
         </w:trPr>
@@ -20351,6 +22267,22 @@
         </w:tc>
       </w:tr>
       <w:tr>
+        <w:tblPrEx>
+          <w:tblBorders>
+            <w:top w:val="none" w:color="auto" w:sz="0" w:space="0"/>
+            <w:left w:val="none" w:color="auto" w:sz="0" w:space="0"/>
+            <w:bottom w:val="none" w:color="auto" w:sz="0" w:space="0"/>
+            <w:right w:val="none" w:color="auto" w:sz="0" w:space="0"/>
+            <w:insideH w:val="none" w:color="auto" w:sz="0" w:space="0"/>
+            <w:insideV w:val="none" w:color="auto" w:sz="0" w:space="0"/>
+          </w:tblBorders>
+          <w:tblCellMar>
+            <w:top w:w="0" w:type="dxa"/>
+            <w:left w:w="108" w:type="dxa"/>
+            <w:bottom w:w="0" w:type="dxa"/>
+            <w:right w:w="108" w:type="dxa"/>
+          </w:tblCellMar>
+        </w:tblPrEx>
         <w:trPr>
           <w:trHeight w:val="340" w:hRule="atLeast"/>
         </w:trPr>
@@ -20504,6 +22436,22 @@
         </w:tc>
       </w:tr>
       <w:tr>
+        <w:tblPrEx>
+          <w:tblBorders>
+            <w:top w:val="none" w:color="auto" w:sz="0" w:space="0"/>
+            <w:left w:val="none" w:color="auto" w:sz="0" w:space="0"/>
+            <w:bottom w:val="none" w:color="auto" w:sz="0" w:space="0"/>
+            <w:right w:val="none" w:color="auto" w:sz="0" w:space="0"/>
+            <w:insideH w:val="none" w:color="auto" w:sz="0" w:space="0"/>
+            <w:insideV w:val="none" w:color="auto" w:sz="0" w:space="0"/>
+          </w:tblBorders>
+          <w:tblCellMar>
+            <w:top w:w="0" w:type="dxa"/>
+            <w:left w:w="108" w:type="dxa"/>
+            <w:bottom w:w="0" w:type="dxa"/>
+            <w:right w:w="108" w:type="dxa"/>
+          </w:tblCellMar>
+        </w:tblPrEx>
         <w:trPr>
           <w:trHeight w:val="680" w:hRule="atLeast"/>
         </w:trPr>
@@ -20657,6 +22605,22 @@
         </w:tc>
       </w:tr>
       <w:tr>
+        <w:tblPrEx>
+          <w:tblBorders>
+            <w:top w:val="none" w:color="auto" w:sz="0" w:space="0"/>
+            <w:left w:val="none" w:color="auto" w:sz="0" w:space="0"/>
+            <w:bottom w:val="none" w:color="auto" w:sz="0" w:space="0"/>
+            <w:right w:val="none" w:color="auto" w:sz="0" w:space="0"/>
+            <w:insideH w:val="none" w:color="auto" w:sz="0" w:space="0"/>
+            <w:insideV w:val="none" w:color="auto" w:sz="0" w:space="0"/>
+          </w:tblBorders>
+          <w:tblCellMar>
+            <w:top w:w="0" w:type="dxa"/>
+            <w:left w:w="108" w:type="dxa"/>
+            <w:bottom w:w="0" w:type="dxa"/>
+            <w:right w:w="108" w:type="dxa"/>
+          </w:tblCellMar>
+        </w:tblPrEx>
         <w:trPr>
           <w:trHeight w:val="340" w:hRule="atLeast"/>
         </w:trPr>
@@ -20746,7 +22710,6 @@
                 <w:u w:val="none"/>
               </w:rPr>
             </w:pPr>
-            <w:bookmarkStart w:id="0" w:name="_GoBack"/>
             <w:r>
               <w:rPr>
                 <w:rFonts w:hint="default" w:ascii="等线" w:hAnsi="等线" w:eastAsia="等线" w:cs="等线"/>
@@ -20761,7 +22724,6 @@
               </w:rPr>
               <w:t>预期现金流现值</w:t>
             </w:r>
-            <w:bookmarkEnd w:id="0"/>
           </w:p>
         </w:tc>
         <w:tc>
@@ -20812,6 +22774,22 @@
         </w:tc>
       </w:tr>
       <w:tr>
+        <w:tblPrEx>
+          <w:tblBorders>
+            <w:top w:val="none" w:color="auto" w:sz="0" w:space="0"/>
+            <w:left w:val="none" w:color="auto" w:sz="0" w:space="0"/>
+            <w:bottom w:val="none" w:color="auto" w:sz="0" w:space="0"/>
+            <w:right w:val="none" w:color="auto" w:sz="0" w:space="0"/>
+            <w:insideH w:val="none" w:color="auto" w:sz="0" w:space="0"/>
+            <w:insideV w:val="none" w:color="auto" w:sz="0" w:space="0"/>
+          </w:tblBorders>
+          <w:tblCellMar>
+            <w:top w:w="0" w:type="dxa"/>
+            <w:left w:w="108" w:type="dxa"/>
+            <w:bottom w:w="0" w:type="dxa"/>
+            <w:right w:w="108" w:type="dxa"/>
+          </w:tblCellMar>
+        </w:tblPrEx>
         <w:trPr>
           <w:trHeight w:val="340" w:hRule="atLeast"/>
         </w:trPr>
@@ -20965,6 +22943,22 @@
         </w:tc>
       </w:tr>
       <w:tr>
+        <w:tblPrEx>
+          <w:tblBorders>
+            <w:top w:val="none" w:color="auto" w:sz="0" w:space="0"/>
+            <w:left w:val="none" w:color="auto" w:sz="0" w:space="0"/>
+            <w:bottom w:val="none" w:color="auto" w:sz="0" w:space="0"/>
+            <w:right w:val="none" w:color="auto" w:sz="0" w:space="0"/>
+            <w:insideH w:val="none" w:color="auto" w:sz="0" w:space="0"/>
+            <w:insideV w:val="none" w:color="auto" w:sz="0" w:space="0"/>
+          </w:tblBorders>
+          <w:tblCellMar>
+            <w:top w:w="0" w:type="dxa"/>
+            <w:left w:w="108" w:type="dxa"/>
+            <w:bottom w:w="0" w:type="dxa"/>
+            <w:right w:w="108" w:type="dxa"/>
+          </w:tblCellMar>
+        </w:tblPrEx>
         <w:trPr>
           <w:trHeight w:val="340" w:hRule="atLeast"/>
         </w:trPr>
@@ -21118,6 +23112,23 @@
         </w:tc>
       </w:tr>
       <w:tr>
+        <w:tblPrEx>
+          <w:tblBorders>
+            <w:top w:val="none" w:color="auto" w:sz="0" w:space="0"/>
+            <w:left w:val="none" w:color="auto" w:sz="0" w:space="0"/>
+            <w:bottom w:val="none" w:color="auto" w:sz="0" w:space="0"/>
+            <w:right w:val="none" w:color="auto" w:sz="0" w:space="0"/>
+            <w:insideH w:val="none" w:color="auto" w:sz="0" w:space="0"/>
+            <w:insideV w:val="none" w:color="auto" w:sz="0" w:space="0"/>
+          </w:tblBorders>
+          <w:shd w:val="clear" w:color="auto" w:fill="auto"/>
+          <w:tblCellMar>
+            <w:top w:w="0" w:type="dxa"/>
+            <w:left w:w="108" w:type="dxa"/>
+            <w:bottom w:w="0" w:type="dxa"/>
+            <w:right w:w="108" w:type="dxa"/>
+          </w:tblCellMar>
+        </w:tblPrEx>
         <w:trPr>
           <w:trHeight w:val="340" w:hRule="atLeast"/>
         </w:trPr>
@@ -21271,6 +23282,23 @@
         </w:tc>
       </w:tr>
       <w:tr>
+        <w:tblPrEx>
+          <w:tblBorders>
+            <w:top w:val="none" w:color="auto" w:sz="0" w:space="0"/>
+            <w:left w:val="none" w:color="auto" w:sz="0" w:space="0"/>
+            <w:bottom w:val="none" w:color="auto" w:sz="0" w:space="0"/>
+            <w:right w:val="none" w:color="auto" w:sz="0" w:space="0"/>
+            <w:insideH w:val="none" w:color="auto" w:sz="0" w:space="0"/>
+            <w:insideV w:val="none" w:color="auto" w:sz="0" w:space="0"/>
+          </w:tblBorders>
+          <w:shd w:val="clear" w:color="auto" w:fill="auto"/>
+          <w:tblCellMar>
+            <w:top w:w="0" w:type="dxa"/>
+            <w:left w:w="108" w:type="dxa"/>
+            <w:bottom w:w="0" w:type="dxa"/>
+            <w:right w:w="108" w:type="dxa"/>
+          </w:tblCellMar>
+        </w:tblPrEx>
         <w:trPr>
           <w:trHeight w:val="340" w:hRule="atLeast"/>
         </w:trPr>
@@ -21441,6 +23469,22 @@
         </w:tc>
       </w:tr>
       <w:tr>
+        <w:tblPrEx>
+          <w:tblBorders>
+            <w:top w:val="none" w:color="auto" w:sz="0" w:space="0"/>
+            <w:left w:val="none" w:color="auto" w:sz="0" w:space="0"/>
+            <w:bottom w:val="none" w:color="auto" w:sz="0" w:space="0"/>
+            <w:right w:val="none" w:color="auto" w:sz="0" w:space="0"/>
+            <w:insideH w:val="none" w:color="auto" w:sz="0" w:space="0"/>
+            <w:insideV w:val="none" w:color="auto" w:sz="0" w:space="0"/>
+          </w:tblBorders>
+          <w:tblCellMar>
+            <w:top w:w="0" w:type="dxa"/>
+            <w:left w:w="108" w:type="dxa"/>
+            <w:bottom w:w="0" w:type="dxa"/>
+            <w:right w:w="108" w:type="dxa"/>
+          </w:tblCellMar>
+        </w:tblPrEx>
         <w:trPr>
           <w:trHeight w:val="340" w:hRule="atLeast"/>
         </w:trPr>
@@ -21592,6 +23636,22 @@
         </w:tc>
       </w:tr>
       <w:tr>
+        <w:tblPrEx>
+          <w:tblBorders>
+            <w:top w:val="none" w:color="auto" w:sz="0" w:space="0"/>
+            <w:left w:val="none" w:color="auto" w:sz="0" w:space="0"/>
+            <w:bottom w:val="none" w:color="auto" w:sz="0" w:space="0"/>
+            <w:right w:val="none" w:color="auto" w:sz="0" w:space="0"/>
+            <w:insideH w:val="none" w:color="auto" w:sz="0" w:space="0"/>
+            <w:insideV w:val="none" w:color="auto" w:sz="0" w:space="0"/>
+          </w:tblBorders>
+          <w:tblCellMar>
+            <w:top w:w="0" w:type="dxa"/>
+            <w:left w:w="108" w:type="dxa"/>
+            <w:bottom w:w="0" w:type="dxa"/>
+            <w:right w:w="108" w:type="dxa"/>
+          </w:tblCellMar>
+        </w:tblPrEx>
         <w:trPr>
           <w:trHeight w:val="340" w:hRule="atLeast"/>
         </w:trPr>
@@ -21743,6 +23803,22 @@
         </w:tc>
       </w:tr>
       <w:tr>
+        <w:tblPrEx>
+          <w:tblBorders>
+            <w:top w:val="none" w:color="auto" w:sz="0" w:space="0"/>
+            <w:left w:val="none" w:color="auto" w:sz="0" w:space="0"/>
+            <w:bottom w:val="none" w:color="auto" w:sz="0" w:space="0"/>
+            <w:right w:val="none" w:color="auto" w:sz="0" w:space="0"/>
+            <w:insideH w:val="none" w:color="auto" w:sz="0" w:space="0"/>
+            <w:insideV w:val="none" w:color="auto" w:sz="0" w:space="0"/>
+          </w:tblBorders>
+          <w:tblCellMar>
+            <w:top w:w="0" w:type="dxa"/>
+            <w:left w:w="108" w:type="dxa"/>
+            <w:bottom w:w="0" w:type="dxa"/>
+            <w:right w:w="108" w:type="dxa"/>
+          </w:tblCellMar>
+        </w:tblPrEx>
         <w:trPr>
           <w:trHeight w:val="340" w:hRule="atLeast"/>
         </w:trPr>
@@ -21894,6 +23970,22 @@
         </w:tc>
       </w:tr>
       <w:tr>
+        <w:tblPrEx>
+          <w:tblBorders>
+            <w:top w:val="none" w:color="auto" w:sz="0" w:space="0"/>
+            <w:left w:val="none" w:color="auto" w:sz="0" w:space="0"/>
+            <w:bottom w:val="none" w:color="auto" w:sz="0" w:space="0"/>
+            <w:right w:val="none" w:color="auto" w:sz="0" w:space="0"/>
+            <w:insideH w:val="none" w:color="auto" w:sz="0" w:space="0"/>
+            <w:insideV w:val="none" w:color="auto" w:sz="0" w:space="0"/>
+          </w:tblBorders>
+          <w:tblCellMar>
+            <w:top w:w="0" w:type="dxa"/>
+            <w:left w:w="108" w:type="dxa"/>
+            <w:bottom w:w="0" w:type="dxa"/>
+            <w:right w:w="108" w:type="dxa"/>
+          </w:tblCellMar>
+        </w:tblPrEx>
         <w:trPr>
           <w:trHeight w:val="340" w:hRule="atLeast"/>
         </w:trPr>
@@ -22045,6 +24137,23 @@
         </w:tc>
       </w:tr>
       <w:tr>
+        <w:tblPrEx>
+          <w:tblBorders>
+            <w:top w:val="none" w:color="auto" w:sz="0" w:space="0"/>
+            <w:left w:val="none" w:color="auto" w:sz="0" w:space="0"/>
+            <w:bottom w:val="none" w:color="auto" w:sz="0" w:space="0"/>
+            <w:right w:val="none" w:color="auto" w:sz="0" w:space="0"/>
+            <w:insideH w:val="none" w:color="auto" w:sz="0" w:space="0"/>
+            <w:insideV w:val="none" w:color="auto" w:sz="0" w:space="0"/>
+          </w:tblBorders>
+          <w:shd w:val="clear" w:color="auto" w:fill="auto"/>
+          <w:tblCellMar>
+            <w:top w:w="0" w:type="dxa"/>
+            <w:left w:w="108" w:type="dxa"/>
+            <w:bottom w:w="0" w:type="dxa"/>
+            <w:right w:w="108" w:type="dxa"/>
+          </w:tblCellMar>
+        </w:tblPrEx>
         <w:trPr>
           <w:trHeight w:val="340" w:hRule="atLeast"/>
         </w:trPr>
@@ -22196,6 +24305,23 @@
         </w:tc>
       </w:tr>
       <w:tr>
+        <w:tblPrEx>
+          <w:tblBorders>
+            <w:top w:val="none" w:color="auto" w:sz="0" w:space="0"/>
+            <w:left w:val="none" w:color="auto" w:sz="0" w:space="0"/>
+            <w:bottom w:val="none" w:color="auto" w:sz="0" w:space="0"/>
+            <w:right w:val="none" w:color="auto" w:sz="0" w:space="0"/>
+            <w:insideH w:val="none" w:color="auto" w:sz="0" w:space="0"/>
+            <w:insideV w:val="none" w:color="auto" w:sz="0" w:space="0"/>
+          </w:tblBorders>
+          <w:shd w:val="clear" w:color="auto" w:fill="auto"/>
+          <w:tblCellMar>
+            <w:top w:w="0" w:type="dxa"/>
+            <w:left w:w="108" w:type="dxa"/>
+            <w:bottom w:w="0" w:type="dxa"/>
+            <w:right w:w="108" w:type="dxa"/>
+          </w:tblCellMar>
+        </w:tblPrEx>
         <w:trPr>
           <w:trHeight w:val="340" w:hRule="atLeast"/>
         </w:trPr>
@@ -22347,6 +24473,22 @@
         </w:tc>
       </w:tr>
       <w:tr>
+        <w:tblPrEx>
+          <w:tblBorders>
+            <w:top w:val="none" w:color="auto" w:sz="0" w:space="0"/>
+            <w:left w:val="none" w:color="auto" w:sz="0" w:space="0"/>
+            <w:bottom w:val="none" w:color="auto" w:sz="0" w:space="0"/>
+            <w:right w:val="none" w:color="auto" w:sz="0" w:space="0"/>
+            <w:insideH w:val="none" w:color="auto" w:sz="0" w:space="0"/>
+            <w:insideV w:val="none" w:color="auto" w:sz="0" w:space="0"/>
+          </w:tblBorders>
+          <w:tblCellMar>
+            <w:top w:w="0" w:type="dxa"/>
+            <w:left w:w="108" w:type="dxa"/>
+            <w:bottom w:w="0" w:type="dxa"/>
+            <w:right w:w="108" w:type="dxa"/>
+          </w:tblCellMar>
+        </w:tblPrEx>
         <w:trPr>
           <w:trHeight w:val="340" w:hRule="atLeast"/>
         </w:trPr>
@@ -22498,6 +24640,22 @@
         </w:tc>
       </w:tr>
       <w:tr>
+        <w:tblPrEx>
+          <w:tblBorders>
+            <w:top w:val="none" w:color="auto" w:sz="0" w:space="0"/>
+            <w:left w:val="none" w:color="auto" w:sz="0" w:space="0"/>
+            <w:bottom w:val="none" w:color="auto" w:sz="0" w:space="0"/>
+            <w:right w:val="none" w:color="auto" w:sz="0" w:space="0"/>
+            <w:insideH w:val="none" w:color="auto" w:sz="0" w:space="0"/>
+            <w:insideV w:val="none" w:color="auto" w:sz="0" w:space="0"/>
+          </w:tblBorders>
+          <w:tblCellMar>
+            <w:top w:w="0" w:type="dxa"/>
+            <w:left w:w="108" w:type="dxa"/>
+            <w:bottom w:w="0" w:type="dxa"/>
+            <w:right w:w="108" w:type="dxa"/>
+          </w:tblCellMar>
+        </w:tblPrEx>
         <w:trPr>
           <w:trHeight w:val="340" w:hRule="atLeast"/>
         </w:trPr>
@@ -22649,6 +24807,22 @@
         </w:tc>
       </w:tr>
       <w:tr>
+        <w:tblPrEx>
+          <w:tblBorders>
+            <w:top w:val="none" w:color="auto" w:sz="0" w:space="0"/>
+            <w:left w:val="none" w:color="auto" w:sz="0" w:space="0"/>
+            <w:bottom w:val="none" w:color="auto" w:sz="0" w:space="0"/>
+            <w:right w:val="none" w:color="auto" w:sz="0" w:space="0"/>
+            <w:insideH w:val="none" w:color="auto" w:sz="0" w:space="0"/>
+            <w:insideV w:val="none" w:color="auto" w:sz="0" w:space="0"/>
+          </w:tblBorders>
+          <w:tblCellMar>
+            <w:top w:w="0" w:type="dxa"/>
+            <w:left w:w="108" w:type="dxa"/>
+            <w:bottom w:w="0" w:type="dxa"/>
+            <w:right w:w="108" w:type="dxa"/>
+          </w:tblCellMar>
+        </w:tblPrEx>
         <w:trPr>
           <w:trHeight w:val="340" w:hRule="atLeast"/>
         </w:trPr>
@@ -22800,6 +24974,22 @@
         </w:tc>
       </w:tr>
       <w:tr>
+        <w:tblPrEx>
+          <w:tblBorders>
+            <w:top w:val="none" w:color="auto" w:sz="0" w:space="0"/>
+            <w:left w:val="none" w:color="auto" w:sz="0" w:space="0"/>
+            <w:bottom w:val="none" w:color="auto" w:sz="0" w:space="0"/>
+            <w:right w:val="none" w:color="auto" w:sz="0" w:space="0"/>
+            <w:insideH w:val="none" w:color="auto" w:sz="0" w:space="0"/>
+            <w:insideV w:val="none" w:color="auto" w:sz="0" w:space="0"/>
+          </w:tblBorders>
+          <w:tblCellMar>
+            <w:top w:w="0" w:type="dxa"/>
+            <w:left w:w="108" w:type="dxa"/>
+            <w:bottom w:w="0" w:type="dxa"/>
+            <w:right w:w="108" w:type="dxa"/>
+          </w:tblCellMar>
+        </w:tblPrEx>
         <w:trPr>
           <w:trHeight w:val="680" w:hRule="atLeast"/>
         </w:trPr>
@@ -22951,157 +25141,22 @@
         </w:tc>
       </w:tr>
       <w:tr>
-        <w:trPr>
-          <w:trHeight w:val="90" w:hRule="atLeast"/>
-        </w:trPr>
-        <w:tc>
-          <w:tcPr>
-            <w:tcW w:w="0" w:type="auto"/>
-            <w:tcBorders>
-              <w:top w:val="nil"/>
-              <w:left w:val="single" w:color="000000" w:sz="4" w:space="0"/>
-              <w:bottom w:val="nil"/>
-              <w:right w:val="single" w:color="000000" w:sz="4" w:space="0"/>
-            </w:tcBorders>
-            <w:shd w:val="clear" w:color="auto" w:fill="F4B084"/>
-            <w:vAlign w:val="center"/>
-          </w:tcPr>
-          <w:p>
-            <w:pPr>
-              <w:jc w:val="center"/>
-              <w:rPr>
-                <w:rFonts w:hint="default" w:ascii="等线" w:hAnsi="等线" w:eastAsia="等线" w:cs="等线"/>
-                <w:i w:val="0"/>
-                <w:iCs w:val="0"/>
-                <w:color w:val="000000"/>
-                <w:sz w:val="22"/>
-                <w:szCs w:val="22"/>
-                <w:u w:val="none"/>
-              </w:rPr>
-            </w:pPr>
-          </w:p>
-        </w:tc>
-        <w:tc>
-          <w:tcPr>
-            <w:tcW w:w="0" w:type="auto"/>
-            <w:tcBorders>
-              <w:top w:val="nil"/>
-              <w:left w:val="single" w:color="000000" w:sz="4" w:space="0"/>
-              <w:bottom w:val="nil"/>
-              <w:right w:val="single" w:color="000000" w:sz="4" w:space="0"/>
-            </w:tcBorders>
-            <w:shd w:val="clear" w:color="auto" w:fill="auto"/>
-            <w:vAlign w:val="center"/>
-          </w:tcPr>
-          <w:p>
-            <w:pPr>
-              <w:jc w:val="center"/>
-              <w:rPr>
-                <w:rFonts w:hint="default" w:ascii="等线" w:hAnsi="等线" w:eastAsia="等线" w:cs="等线"/>
-                <w:i w:val="0"/>
-                <w:iCs w:val="0"/>
-                <w:color w:val="000000"/>
-                <w:sz w:val="22"/>
-                <w:szCs w:val="22"/>
-                <w:u w:val="none"/>
-              </w:rPr>
-            </w:pPr>
-          </w:p>
-        </w:tc>
-        <w:tc>
-          <w:tcPr>
-            <w:tcW w:w="0" w:type="auto"/>
-            <w:tcBorders>
-              <w:top w:val="single" w:color="000000" w:sz="4" w:space="0"/>
-              <w:left w:val="single" w:color="000000" w:sz="4" w:space="0"/>
-              <w:bottom w:val="nil"/>
-              <w:right w:val="nil"/>
-            </w:tcBorders>
-            <w:shd w:val="clear" w:color="auto" w:fill="auto"/>
-            <w:vAlign w:val="center"/>
-          </w:tcPr>
-          <w:p>
-            <w:pPr>
-              <w:keepNext w:val="0"/>
-              <w:keepLines w:val="0"/>
-              <w:widowControl/>
-              <w:suppressLineNumbers w:val="0"/>
-              <w:jc w:val="left"/>
-              <w:textAlignment w:val="center"/>
-              <w:rPr>
-                <w:rFonts w:hint="default" w:ascii="等线" w:hAnsi="等线" w:eastAsia="等线" w:cs="等线"/>
-                <w:i w:val="0"/>
-                <w:iCs w:val="0"/>
-                <w:color w:val="000000"/>
-                <w:sz w:val="22"/>
-                <w:szCs w:val="22"/>
-                <w:u w:val="none"/>
-              </w:rPr>
-            </w:pPr>
-            <w:r>
-              <w:rPr>
-                <w:rFonts w:hint="default" w:ascii="等线" w:hAnsi="等线" w:eastAsia="等线" w:cs="等线"/>
-                <w:i w:val="0"/>
-                <w:iCs w:val="0"/>
-                <w:color w:val="000000"/>
-                <w:kern w:val="0"/>
-                <w:sz w:val="22"/>
-                <w:szCs w:val="22"/>
-                <w:u w:val="none"/>
-                <w:lang w:val="en-US" w:eastAsia="zh-CN" w:bidi="ar"/>
-              </w:rPr>
-              <w:t>年初余额_非金融风险调整</w:t>
-            </w:r>
-          </w:p>
-        </w:tc>
-        <w:tc>
-          <w:tcPr>
-            <w:tcW w:w="0" w:type="auto"/>
-            <w:tcBorders>
-              <w:top w:val="single" w:color="000000" w:sz="4" w:space="0"/>
-              <w:left w:val="single" w:color="000000" w:sz="4" w:space="0"/>
-              <w:bottom w:val="nil"/>
-              <w:right w:val="single" w:color="000000" w:sz="4" w:space="0"/>
-            </w:tcBorders>
-            <w:shd w:val="clear" w:color="auto" w:fill="auto"/>
-            <w:vAlign w:val="center"/>
-          </w:tcPr>
-          <w:p>
-            <w:pPr>
-              <w:keepNext w:val="0"/>
-              <w:keepLines w:val="0"/>
-              <w:widowControl/>
-              <w:suppressLineNumbers w:val="0"/>
-              <w:jc w:val="left"/>
-              <w:textAlignment w:val="center"/>
-              <w:rPr>
-                <w:rFonts w:hint="default" w:ascii="等线" w:hAnsi="等线" w:eastAsia="等线" w:cs="等线"/>
-                <w:i w:val="0"/>
-                <w:iCs w:val="0"/>
-                <w:color w:val="000000"/>
-                <w:sz w:val="22"/>
-                <w:szCs w:val="22"/>
-                <w:u w:val="none"/>
-              </w:rPr>
-            </w:pPr>
-            <w:r>
-              <w:rPr>
-                <w:rFonts w:hint="default" w:ascii="等线" w:hAnsi="等线" w:eastAsia="等线" w:cs="等线"/>
-                <w:i w:val="0"/>
-                <w:iCs w:val="0"/>
-                <w:color w:val="000000"/>
-                <w:kern w:val="0"/>
-                <w:sz w:val="22"/>
-                <w:szCs w:val="22"/>
-                <w:u w:val="none"/>
-                <w:lang w:val="en-US" w:eastAsia="zh-CN" w:bidi="ar"/>
-              </w:rPr>
-              <w:t>年初有效合同年初现值预期非金融风险调整（期末利率）</w:t>
-            </w:r>
-          </w:p>
-        </w:tc>
-      </w:tr>
-      <w:tr>
+        <w:tblPrEx>
+          <w:tblBorders>
+            <w:top w:val="none" w:color="auto" w:sz="0" w:space="0"/>
+            <w:left w:val="none" w:color="auto" w:sz="0" w:space="0"/>
+            <w:bottom w:val="none" w:color="auto" w:sz="0" w:space="0"/>
+            <w:right w:val="none" w:color="auto" w:sz="0" w:space="0"/>
+            <w:insideH w:val="none" w:color="auto" w:sz="0" w:space="0"/>
+            <w:insideV w:val="none" w:color="auto" w:sz="0" w:space="0"/>
+          </w:tblBorders>
+          <w:tblCellMar>
+            <w:top w:w="0" w:type="dxa"/>
+            <w:left w:w="108" w:type="dxa"/>
+            <w:bottom w:w="0" w:type="dxa"/>
+            <w:right w:w="108" w:type="dxa"/>
+          </w:tblCellMar>
+        </w:tblPrEx>
         <w:trPr>
           <w:trHeight w:val="340" w:hRule="atLeast"/>
         </w:trPr>
@@ -23201,7 +25256,7 @@
                 <w:u w:val="none"/>
                 <w:lang w:val="en-US" w:eastAsia="zh-CN" w:bidi="ar"/>
               </w:rPr>
-              <w:t>当年新增_非金融风险调整</w:t>
+              <w:t>年初余额_非金融风险调整</w:t>
             </w:r>
           </w:p>
         </w:tc>
@@ -23247,12 +25302,29 @@
                 <w:u w:val="none"/>
                 <w:lang w:val="en-US" w:eastAsia="zh-CN" w:bidi="ar"/>
               </w:rPr>
-              <w:t>汇总各新增年月（预期非金融风险调整）</w:t>
+              <w:t>年初有效合同年初现值预期非金融风险调整（期末利率）</w:t>
             </w:r>
           </w:p>
         </w:tc>
       </w:tr>
       <w:tr>
+        <w:tblPrEx>
+          <w:tblBorders>
+            <w:top w:val="none" w:color="auto" w:sz="0" w:space="0"/>
+            <w:left w:val="none" w:color="auto" w:sz="0" w:space="0"/>
+            <w:bottom w:val="none" w:color="auto" w:sz="0" w:space="0"/>
+            <w:right w:val="none" w:color="auto" w:sz="0" w:space="0"/>
+            <w:insideH w:val="none" w:color="auto" w:sz="0" w:space="0"/>
+            <w:insideV w:val="none" w:color="auto" w:sz="0" w:space="0"/>
+          </w:tblBorders>
+          <w:shd w:val="clear" w:color="auto" w:fill="auto"/>
+          <w:tblCellMar>
+            <w:top w:w="0" w:type="dxa"/>
+            <w:left w:w="108" w:type="dxa"/>
+            <w:bottom w:w="0" w:type="dxa"/>
+            <w:right w:w="108" w:type="dxa"/>
+          </w:tblCellMar>
+        </w:tblPrEx>
         <w:trPr>
           <w:trHeight w:val="340" w:hRule="atLeast"/>
         </w:trPr>
@@ -23352,7 +25424,7 @@
                 <w:u w:val="none"/>
                 <w:lang w:val="en-US" w:eastAsia="zh-CN" w:bidi="ar"/>
               </w:rPr>
-              <w:t>计息和利率变化的影响_非金融风险调整</w:t>
+              <w:t>当年新增_非金融风险调整</w:t>
             </w:r>
           </w:p>
         </w:tc>
@@ -23398,12 +25470,29 @@
                 <w:u w:val="none"/>
                 <w:lang w:val="en-US" w:eastAsia="zh-CN" w:bidi="ar"/>
               </w:rPr>
-              <w:t>IFIE_非金融风险调整_非亏损（IFIE_P&amp;L）+IFIE_非金融风险调整_非亏损（IFIE_OCI）+IFIE_非金融风险调整_亏损（IFIE_P&amp;L）+IFIE_非金融风险调整_亏损（IFIE_OCI）</w:t>
+              <w:t>汇总各新增年月（预期非金融风险调整）</w:t>
             </w:r>
           </w:p>
         </w:tc>
       </w:tr>
       <w:tr>
+        <w:tblPrEx>
+          <w:tblBorders>
+            <w:top w:val="none" w:color="auto" w:sz="0" w:space="0"/>
+            <w:left w:val="none" w:color="auto" w:sz="0" w:space="0"/>
+            <w:bottom w:val="none" w:color="auto" w:sz="0" w:space="0"/>
+            <w:right w:val="none" w:color="auto" w:sz="0" w:space="0"/>
+            <w:insideH w:val="none" w:color="auto" w:sz="0" w:space="0"/>
+            <w:insideV w:val="none" w:color="auto" w:sz="0" w:space="0"/>
+          </w:tblBorders>
+          <w:shd w:val="clear" w:color="auto" w:fill="auto"/>
+          <w:tblCellMar>
+            <w:top w:w="0" w:type="dxa"/>
+            <w:left w:w="108" w:type="dxa"/>
+            <w:bottom w:w="0" w:type="dxa"/>
+            <w:right w:w="108" w:type="dxa"/>
+          </w:tblCellMar>
+        </w:tblPrEx>
         <w:trPr>
           <w:trHeight w:val="340" w:hRule="atLeast"/>
         </w:trPr>
@@ -23503,7 +25592,7 @@
                 <w:u w:val="none"/>
                 <w:lang w:val="en-US" w:eastAsia="zh-CN" w:bidi="ar"/>
               </w:rPr>
-              <w:t>释放的收入_非金融风险调整</w:t>
+              <w:t>计息和利率变化的影响_非金融风险调整</w:t>
             </w:r>
           </w:p>
         </w:tc>
@@ -23549,12 +25638,29 @@
                 <w:u w:val="none"/>
                 <w:lang w:val="en-US" w:eastAsia="zh-CN" w:bidi="ar"/>
               </w:rPr>
-              <w:t>保险合同收入_预期释放的非金融风险调整_含亏损</w:t>
+              <w:t>IFIE_非金融风险调整_非亏损（IFIE_P&amp;L）+IFIE_非金融风险调整_非亏损（IFIE_OCI）+IFIE_非金融风险调整_亏损（IFIE_P&amp;L）+IFIE_非金融风险调整_亏损（IFIE_OCI）</w:t>
             </w:r>
           </w:p>
         </w:tc>
       </w:tr>
       <w:tr>
+        <w:tblPrEx>
+          <w:tblBorders>
+            <w:top w:val="none" w:color="auto" w:sz="0" w:space="0"/>
+            <w:left w:val="none" w:color="auto" w:sz="0" w:space="0"/>
+            <w:bottom w:val="none" w:color="auto" w:sz="0" w:space="0"/>
+            <w:right w:val="none" w:color="auto" w:sz="0" w:space="0"/>
+            <w:insideH w:val="none" w:color="auto" w:sz="0" w:space="0"/>
+            <w:insideV w:val="none" w:color="auto" w:sz="0" w:space="0"/>
+          </w:tblBorders>
+          <w:shd w:val="clear" w:color="auto" w:fill="auto"/>
+          <w:tblCellMar>
+            <w:top w:w="0" w:type="dxa"/>
+            <w:left w:w="108" w:type="dxa"/>
+            <w:bottom w:w="0" w:type="dxa"/>
+            <w:right w:w="108" w:type="dxa"/>
+          </w:tblCellMar>
+        </w:tblPrEx>
         <w:trPr>
           <w:trHeight w:val="340" w:hRule="atLeast"/>
         </w:trPr>
@@ -23654,7 +25760,7 @@
                 <w:u w:val="none"/>
                 <w:lang w:val="en-US" w:eastAsia="zh-CN" w:bidi="ar"/>
               </w:rPr>
-              <w:t>被CSM吸收的变化_非金融风险调整</w:t>
+              <w:t>释放的收入_非金融风险调整</w:t>
             </w:r>
           </w:p>
         </w:tc>
@@ -23700,12 +25806,28 @@
                 <w:u w:val="none"/>
                 <w:lang w:val="en-US" w:eastAsia="zh-CN" w:bidi="ar"/>
               </w:rPr>
-              <w:t>被CSM吸收的非金融风险调整变化</w:t>
+              <w:t>保险合同收入_预期释放的非金融风险调整_含亏损</w:t>
             </w:r>
           </w:p>
         </w:tc>
       </w:tr>
       <w:tr>
+        <w:tblPrEx>
+          <w:tblBorders>
+            <w:top w:val="none" w:color="auto" w:sz="0" w:space="0"/>
+            <w:left w:val="none" w:color="auto" w:sz="0" w:space="0"/>
+            <w:bottom w:val="none" w:color="auto" w:sz="0" w:space="0"/>
+            <w:right w:val="none" w:color="auto" w:sz="0" w:space="0"/>
+            <w:insideH w:val="none" w:color="auto" w:sz="0" w:space="0"/>
+            <w:insideV w:val="none" w:color="auto" w:sz="0" w:space="0"/>
+          </w:tblBorders>
+          <w:tblCellMar>
+            <w:top w:w="0" w:type="dxa"/>
+            <w:left w:w="108" w:type="dxa"/>
+            <w:bottom w:w="0" w:type="dxa"/>
+            <w:right w:w="108" w:type="dxa"/>
+          </w:tblCellMar>
+        </w:tblPrEx>
         <w:trPr>
           <w:trHeight w:val="340" w:hRule="atLeast"/>
         </w:trPr>
@@ -23805,7 +25927,7 @@
                 <w:u w:val="none"/>
                 <w:lang w:val="en-US" w:eastAsia="zh-CN" w:bidi="ar"/>
               </w:rPr>
-              <w:t>不被CSM吸收的变化_非金融风险调整</w:t>
+              <w:t>被CSM吸收的变化_非金融风险调整</w:t>
             </w:r>
           </w:p>
         </w:tc>
@@ -23851,12 +25973,196 @@
                 <w:u w:val="none"/>
                 <w:lang w:val="en-US" w:eastAsia="zh-CN" w:bidi="ar"/>
               </w:rPr>
-              <w:t>被LC吸收的变化_非金融风险调整</w:t>
+              <w:t>被CSM吸收的非金融风险调整变化</w:t>
             </w:r>
           </w:p>
         </w:tc>
       </w:tr>
       <w:tr>
+        <w:tblPrEx>
+          <w:tblBorders>
+            <w:top w:val="none" w:color="auto" w:sz="0" w:space="0"/>
+            <w:left w:val="none" w:color="auto" w:sz="0" w:space="0"/>
+            <w:bottom w:val="none" w:color="auto" w:sz="0" w:space="0"/>
+            <w:right w:val="none" w:color="auto" w:sz="0" w:space="0"/>
+            <w:insideH w:val="none" w:color="auto" w:sz="0" w:space="0"/>
+            <w:insideV w:val="none" w:color="auto" w:sz="0" w:space="0"/>
+          </w:tblBorders>
+          <w:shd w:val="clear" w:color="auto" w:fill="auto"/>
+          <w:tblCellMar>
+            <w:top w:w="0" w:type="dxa"/>
+            <w:left w:w="108" w:type="dxa"/>
+            <w:bottom w:w="0" w:type="dxa"/>
+            <w:right w:w="108" w:type="dxa"/>
+          </w:tblCellMar>
+        </w:tblPrEx>
+        <w:trPr>
+          <w:trHeight w:val="340" w:hRule="atLeast"/>
+        </w:trPr>
+        <w:tc>
+          <w:tcPr>
+            <w:tcW w:w="0" w:type="auto"/>
+            <w:tcBorders>
+              <w:top w:val="nil"/>
+              <w:left w:val="single" w:color="000000" w:sz="4" w:space="0"/>
+              <w:bottom w:val="nil"/>
+              <w:right w:val="single" w:color="000000" w:sz="4" w:space="0"/>
+            </w:tcBorders>
+            <w:shd w:val="clear" w:color="auto" w:fill="F4B084"/>
+            <w:vAlign w:val="center"/>
+          </w:tcPr>
+          <w:p>
+            <w:pPr>
+              <w:jc w:val="center"/>
+              <w:rPr>
+                <w:rFonts w:hint="default" w:ascii="等线" w:hAnsi="等线" w:eastAsia="等线" w:cs="等线"/>
+                <w:i w:val="0"/>
+                <w:iCs w:val="0"/>
+                <w:color w:val="000000"/>
+                <w:sz w:val="22"/>
+                <w:szCs w:val="22"/>
+                <w:u w:val="none"/>
+              </w:rPr>
+            </w:pPr>
+          </w:p>
+        </w:tc>
+        <w:tc>
+          <w:tcPr>
+            <w:tcW w:w="0" w:type="auto"/>
+            <w:tcBorders>
+              <w:top w:val="nil"/>
+              <w:left w:val="single" w:color="000000" w:sz="4" w:space="0"/>
+              <w:bottom w:val="nil"/>
+              <w:right w:val="single" w:color="000000" w:sz="4" w:space="0"/>
+            </w:tcBorders>
+            <w:shd w:val="clear" w:color="auto" w:fill="auto"/>
+            <w:vAlign w:val="center"/>
+          </w:tcPr>
+          <w:p>
+            <w:pPr>
+              <w:jc w:val="center"/>
+              <w:rPr>
+                <w:rFonts w:hint="default" w:ascii="等线" w:hAnsi="等线" w:eastAsia="等线" w:cs="等线"/>
+                <w:i w:val="0"/>
+                <w:iCs w:val="0"/>
+                <w:color w:val="000000"/>
+                <w:sz w:val="22"/>
+                <w:szCs w:val="22"/>
+                <w:u w:val="none"/>
+              </w:rPr>
+            </w:pPr>
+          </w:p>
+        </w:tc>
+        <w:tc>
+          <w:tcPr>
+            <w:tcW w:w="0" w:type="auto"/>
+            <w:tcBorders>
+              <w:top w:val="single" w:color="000000" w:sz="4" w:space="0"/>
+              <w:left w:val="single" w:color="000000" w:sz="4" w:space="0"/>
+              <w:bottom w:val="nil"/>
+              <w:right w:val="nil"/>
+            </w:tcBorders>
+            <w:shd w:val="clear" w:color="auto" w:fill="auto"/>
+            <w:vAlign w:val="center"/>
+          </w:tcPr>
+          <w:p>
+            <w:pPr>
+              <w:keepNext w:val="0"/>
+              <w:keepLines w:val="0"/>
+              <w:widowControl/>
+              <w:suppressLineNumbers w:val="0"/>
+              <w:jc w:val="left"/>
+              <w:textAlignment w:val="center"/>
+              <w:rPr>
+                <w:rFonts w:hint="default" w:ascii="等线" w:hAnsi="等线" w:eastAsia="等线" w:cs="等线"/>
+                <w:i w:val="0"/>
+                <w:iCs w:val="0"/>
+                <w:color w:val="000000"/>
+                <w:sz w:val="22"/>
+                <w:szCs w:val="22"/>
+                <w:u w:val="none"/>
+              </w:rPr>
+            </w:pPr>
+            <w:r>
+              <w:rPr>
+                <w:rFonts w:hint="default" w:ascii="等线" w:hAnsi="等线" w:eastAsia="等线" w:cs="等线"/>
+                <w:i w:val="0"/>
+                <w:iCs w:val="0"/>
+                <w:color w:val="000000"/>
+                <w:kern w:val="0"/>
+                <w:sz w:val="22"/>
+                <w:szCs w:val="22"/>
+                <w:u w:val="none"/>
+                <w:lang w:val="en-US" w:eastAsia="zh-CN" w:bidi="ar"/>
+              </w:rPr>
+              <w:t>不被CSM吸收的变化_非金融风险调整</w:t>
+            </w:r>
+          </w:p>
+        </w:tc>
+        <w:tc>
+          <w:tcPr>
+            <w:tcW w:w="0" w:type="auto"/>
+            <w:tcBorders>
+              <w:top w:val="single" w:color="000000" w:sz="4" w:space="0"/>
+              <w:left w:val="single" w:color="000000" w:sz="4" w:space="0"/>
+              <w:bottom w:val="nil"/>
+              <w:right w:val="single" w:color="000000" w:sz="4" w:space="0"/>
+            </w:tcBorders>
+            <w:shd w:val="clear" w:color="auto" w:fill="auto"/>
+            <w:vAlign w:val="center"/>
+          </w:tcPr>
+          <w:p>
+            <w:pPr>
+              <w:keepNext w:val="0"/>
+              <w:keepLines w:val="0"/>
+              <w:widowControl/>
+              <w:suppressLineNumbers w:val="0"/>
+              <w:jc w:val="left"/>
+              <w:textAlignment w:val="center"/>
+              <w:rPr>
+                <w:rFonts w:hint="default" w:ascii="等线" w:hAnsi="等线" w:eastAsia="等线" w:cs="等线"/>
+                <w:i w:val="0"/>
+                <w:iCs w:val="0"/>
+                <w:color w:val="000000"/>
+                <w:sz w:val="22"/>
+                <w:szCs w:val="22"/>
+                <w:u w:val="none"/>
+              </w:rPr>
+            </w:pPr>
+            <w:r>
+              <w:rPr>
+                <w:rFonts w:hint="default" w:ascii="等线" w:hAnsi="等线" w:eastAsia="等线" w:cs="等线"/>
+                <w:i w:val="0"/>
+                <w:iCs w:val="0"/>
+                <w:color w:val="000000"/>
+                <w:kern w:val="0"/>
+                <w:sz w:val="22"/>
+                <w:szCs w:val="22"/>
+                <w:u w:val="none"/>
+                <w:lang w:val="en-US" w:eastAsia="zh-CN" w:bidi="ar"/>
+              </w:rPr>
+              <w:t>被LC吸收的变化_非金融风险调整</w:t>
+            </w:r>
+          </w:p>
+        </w:tc>
+      </w:tr>
+      <w:tr>
+        <w:tblPrEx>
+          <w:tblBorders>
+            <w:top w:val="none" w:color="auto" w:sz="0" w:space="0"/>
+            <w:left w:val="none" w:color="auto" w:sz="0" w:space="0"/>
+            <w:bottom w:val="none" w:color="auto" w:sz="0" w:space="0"/>
+            <w:right w:val="none" w:color="auto" w:sz="0" w:space="0"/>
+            <w:insideH w:val="none" w:color="auto" w:sz="0" w:space="0"/>
+            <w:insideV w:val="none" w:color="auto" w:sz="0" w:space="0"/>
+          </w:tblBorders>
+          <w:tblCellMar>
+            <w:top w:w="0" w:type="dxa"/>
+            <w:left w:w="108" w:type="dxa"/>
+            <w:bottom w:w="0" w:type="dxa"/>
+            <w:right w:w="108" w:type="dxa"/>
+          </w:tblCellMar>
+        </w:tblPrEx>
         <w:trPr>
           <w:trHeight w:val="680" w:hRule="atLeast"/>
         </w:trPr>
@@ -24008,6 +26314,22 @@
         </w:tc>
       </w:tr>
       <w:tr>
+        <w:tblPrEx>
+          <w:tblBorders>
+            <w:top w:val="none" w:color="auto" w:sz="0" w:space="0"/>
+            <w:left w:val="none" w:color="auto" w:sz="0" w:space="0"/>
+            <w:bottom w:val="none" w:color="auto" w:sz="0" w:space="0"/>
+            <w:right w:val="none" w:color="auto" w:sz="0" w:space="0"/>
+            <w:insideH w:val="none" w:color="auto" w:sz="0" w:space="0"/>
+            <w:insideV w:val="none" w:color="auto" w:sz="0" w:space="0"/>
+          </w:tblBorders>
+          <w:tblCellMar>
+            <w:top w:w="0" w:type="dxa"/>
+            <w:left w:w="108" w:type="dxa"/>
+            <w:bottom w:w="0" w:type="dxa"/>
+            <w:right w:w="108" w:type="dxa"/>
+          </w:tblCellMar>
+        </w:tblPrEx>
         <w:trPr>
           <w:trHeight w:val="340" w:hRule="atLeast"/>
         </w:trPr>
@@ -24159,6 +26481,22 @@
         </w:tc>
       </w:tr>
       <w:tr>
+        <w:tblPrEx>
+          <w:tblBorders>
+            <w:top w:val="none" w:color="auto" w:sz="0" w:space="0"/>
+            <w:left w:val="none" w:color="auto" w:sz="0" w:space="0"/>
+            <w:bottom w:val="none" w:color="auto" w:sz="0" w:space="0"/>
+            <w:right w:val="none" w:color="auto" w:sz="0" w:space="0"/>
+            <w:insideH w:val="none" w:color="auto" w:sz="0" w:space="0"/>
+            <w:insideV w:val="none" w:color="auto" w:sz="0" w:space="0"/>
+          </w:tblBorders>
+          <w:tblCellMar>
+            <w:top w:w="0" w:type="dxa"/>
+            <w:left w:w="108" w:type="dxa"/>
+            <w:bottom w:w="0" w:type="dxa"/>
+            <w:right w:w="108" w:type="dxa"/>
+          </w:tblCellMar>
+        </w:tblPrEx>
         <w:trPr>
           <w:trHeight w:val="340" w:hRule="atLeast"/>
         </w:trPr>
@@ -24310,6 +26648,22 @@
         </w:tc>
       </w:tr>
       <w:tr>
+        <w:tblPrEx>
+          <w:tblBorders>
+            <w:top w:val="none" w:color="auto" w:sz="0" w:space="0"/>
+            <w:left w:val="none" w:color="auto" w:sz="0" w:space="0"/>
+            <w:bottom w:val="none" w:color="auto" w:sz="0" w:space="0"/>
+            <w:right w:val="none" w:color="auto" w:sz="0" w:space="0"/>
+            <w:insideH w:val="none" w:color="auto" w:sz="0" w:space="0"/>
+            <w:insideV w:val="none" w:color="auto" w:sz="0" w:space="0"/>
+          </w:tblBorders>
+          <w:tblCellMar>
+            <w:top w:w="0" w:type="dxa"/>
+            <w:left w:w="108" w:type="dxa"/>
+            <w:bottom w:w="0" w:type="dxa"/>
+            <w:right w:w="108" w:type="dxa"/>
+          </w:tblCellMar>
+        </w:tblPrEx>
         <w:trPr>
           <w:trHeight w:val="340" w:hRule="atLeast"/>
         </w:trPr>
@@ -24461,6 +26815,23 @@
         </w:tc>
       </w:tr>
       <w:tr>
+        <w:tblPrEx>
+          <w:tblBorders>
+            <w:top w:val="none" w:color="auto" w:sz="0" w:space="0"/>
+            <w:left w:val="none" w:color="auto" w:sz="0" w:space="0"/>
+            <w:bottom w:val="none" w:color="auto" w:sz="0" w:space="0"/>
+            <w:right w:val="none" w:color="auto" w:sz="0" w:space="0"/>
+            <w:insideH w:val="none" w:color="auto" w:sz="0" w:space="0"/>
+            <w:insideV w:val="none" w:color="auto" w:sz="0" w:space="0"/>
+          </w:tblBorders>
+          <w:shd w:val="clear" w:color="auto" w:fill="auto"/>
+          <w:tblCellMar>
+            <w:top w:w="0" w:type="dxa"/>
+            <w:left w:w="108" w:type="dxa"/>
+            <w:bottom w:w="0" w:type="dxa"/>
+            <w:right w:w="108" w:type="dxa"/>
+          </w:tblCellMar>
+        </w:tblPrEx>
         <w:trPr>
           <w:trHeight w:val="340" w:hRule="atLeast"/>
         </w:trPr>
@@ -24612,6 +26983,22 @@
         </w:tc>
       </w:tr>
       <w:tr>
+        <w:tblPrEx>
+          <w:tblBorders>
+            <w:top w:val="none" w:color="auto" w:sz="0" w:space="0"/>
+            <w:left w:val="none" w:color="auto" w:sz="0" w:space="0"/>
+            <w:bottom w:val="none" w:color="auto" w:sz="0" w:space="0"/>
+            <w:right w:val="none" w:color="auto" w:sz="0" w:space="0"/>
+            <w:insideH w:val="none" w:color="auto" w:sz="0" w:space="0"/>
+            <w:insideV w:val="none" w:color="auto" w:sz="0" w:space="0"/>
+          </w:tblBorders>
+          <w:tblCellMar>
+            <w:top w:w="0" w:type="dxa"/>
+            <w:left w:w="108" w:type="dxa"/>
+            <w:bottom w:w="0" w:type="dxa"/>
+            <w:right w:w="108" w:type="dxa"/>
+          </w:tblCellMar>
+        </w:tblPrEx>
         <w:trPr>
           <w:trHeight w:val="340" w:hRule="atLeast"/>
         </w:trPr>
@@ -24763,6 +27150,22 @@
         </w:tc>
       </w:tr>
       <w:tr>
+        <w:tblPrEx>
+          <w:tblBorders>
+            <w:top w:val="none" w:color="auto" w:sz="0" w:space="0"/>
+            <w:left w:val="none" w:color="auto" w:sz="0" w:space="0"/>
+            <w:bottom w:val="none" w:color="auto" w:sz="0" w:space="0"/>
+            <w:right w:val="none" w:color="auto" w:sz="0" w:space="0"/>
+            <w:insideH w:val="none" w:color="auto" w:sz="0" w:space="0"/>
+            <w:insideV w:val="none" w:color="auto" w:sz="0" w:space="0"/>
+          </w:tblBorders>
+          <w:tblCellMar>
+            <w:top w:w="0" w:type="dxa"/>
+            <w:left w:w="108" w:type="dxa"/>
+            <w:bottom w:w="0" w:type="dxa"/>
+            <w:right w:w="108" w:type="dxa"/>
+          </w:tblCellMar>
+        </w:tblPrEx>
         <w:trPr>
           <w:trHeight w:val="680" w:hRule="atLeast"/>
         </w:trPr>
@@ -24914,6 +27317,22 @@
         </w:tc>
       </w:tr>
       <w:tr>
+        <w:tblPrEx>
+          <w:tblBorders>
+            <w:top w:val="none" w:color="auto" w:sz="0" w:space="0"/>
+            <w:left w:val="none" w:color="auto" w:sz="0" w:space="0"/>
+            <w:bottom w:val="none" w:color="auto" w:sz="0" w:space="0"/>
+            <w:right w:val="none" w:color="auto" w:sz="0" w:space="0"/>
+            <w:insideH w:val="none" w:color="auto" w:sz="0" w:space="0"/>
+            <w:insideV w:val="none" w:color="auto" w:sz="0" w:space="0"/>
+          </w:tblBorders>
+          <w:tblCellMar>
+            <w:top w:w="0" w:type="dxa"/>
+            <w:left w:w="108" w:type="dxa"/>
+            <w:bottom w:w="0" w:type="dxa"/>
+            <w:right w:w="108" w:type="dxa"/>
+          </w:tblCellMar>
+        </w:tblPrEx>
         <w:trPr>
           <w:trHeight w:val="340" w:hRule="atLeast"/>
         </w:trPr>
@@ -25065,6 +27484,22 @@
         </w:tc>
       </w:tr>
       <w:tr>
+        <w:tblPrEx>
+          <w:tblBorders>
+            <w:top w:val="none" w:color="auto" w:sz="0" w:space="0"/>
+            <w:left w:val="none" w:color="auto" w:sz="0" w:space="0"/>
+            <w:bottom w:val="none" w:color="auto" w:sz="0" w:space="0"/>
+            <w:right w:val="none" w:color="auto" w:sz="0" w:space="0"/>
+            <w:insideH w:val="none" w:color="auto" w:sz="0" w:space="0"/>
+            <w:insideV w:val="none" w:color="auto" w:sz="0" w:space="0"/>
+          </w:tblBorders>
+          <w:tblCellMar>
+            <w:top w:w="0" w:type="dxa"/>
+            <w:left w:w="108" w:type="dxa"/>
+            <w:bottom w:w="0" w:type="dxa"/>
+            <w:right w:w="108" w:type="dxa"/>
+          </w:tblCellMar>
+        </w:tblPrEx>
         <w:trPr>
           <w:trHeight w:val="340" w:hRule="atLeast"/>
         </w:trPr>
@@ -25216,6 +27651,22 @@
         </w:tc>
       </w:tr>
       <w:tr>
+        <w:tblPrEx>
+          <w:tblBorders>
+            <w:top w:val="none" w:color="auto" w:sz="0" w:space="0"/>
+            <w:left w:val="none" w:color="auto" w:sz="0" w:space="0"/>
+            <w:bottom w:val="none" w:color="auto" w:sz="0" w:space="0"/>
+            <w:right w:val="none" w:color="auto" w:sz="0" w:space="0"/>
+            <w:insideH w:val="none" w:color="auto" w:sz="0" w:space="0"/>
+            <w:insideV w:val="none" w:color="auto" w:sz="0" w:space="0"/>
+          </w:tblBorders>
+          <w:tblCellMar>
+            <w:top w:w="0" w:type="dxa"/>
+            <w:left w:w="108" w:type="dxa"/>
+            <w:bottom w:w="0" w:type="dxa"/>
+            <w:right w:w="108" w:type="dxa"/>
+          </w:tblCellMar>
+        </w:tblPrEx>
         <w:trPr>
           <w:trHeight w:val="340" w:hRule="atLeast"/>
         </w:trPr>
@@ -25367,6 +27818,22 @@
         </w:tc>
       </w:tr>
       <w:tr>
+        <w:tblPrEx>
+          <w:tblBorders>
+            <w:top w:val="none" w:color="auto" w:sz="0" w:space="0"/>
+            <w:left w:val="none" w:color="auto" w:sz="0" w:space="0"/>
+            <w:bottom w:val="none" w:color="auto" w:sz="0" w:space="0"/>
+            <w:right w:val="none" w:color="auto" w:sz="0" w:space="0"/>
+            <w:insideH w:val="none" w:color="auto" w:sz="0" w:space="0"/>
+            <w:insideV w:val="none" w:color="auto" w:sz="0" w:space="0"/>
+          </w:tblBorders>
+          <w:tblCellMar>
+            <w:top w:w="0" w:type="dxa"/>
+            <w:left w:w="108" w:type="dxa"/>
+            <w:bottom w:w="0" w:type="dxa"/>
+            <w:right w:w="108" w:type="dxa"/>
+          </w:tblCellMar>
+        </w:tblPrEx>
         <w:trPr>
           <w:trHeight w:val="340" w:hRule="atLeast"/>
         </w:trPr>
@@ -25518,6 +27985,22 @@
         </w:tc>
       </w:tr>
       <w:tr>
+        <w:tblPrEx>
+          <w:tblBorders>
+            <w:top w:val="none" w:color="auto" w:sz="0" w:space="0"/>
+            <w:left w:val="none" w:color="auto" w:sz="0" w:space="0"/>
+            <w:bottom w:val="none" w:color="auto" w:sz="0" w:space="0"/>
+            <w:right w:val="none" w:color="auto" w:sz="0" w:space="0"/>
+            <w:insideH w:val="none" w:color="auto" w:sz="0" w:space="0"/>
+            <w:insideV w:val="none" w:color="auto" w:sz="0" w:space="0"/>
+          </w:tblBorders>
+          <w:tblCellMar>
+            <w:top w:w="0" w:type="dxa"/>
+            <w:left w:w="108" w:type="dxa"/>
+            <w:bottom w:w="0" w:type="dxa"/>
+            <w:right w:w="108" w:type="dxa"/>
+          </w:tblCellMar>
+        </w:tblPrEx>
         <w:trPr>
           <w:trHeight w:val="340" w:hRule="atLeast"/>
         </w:trPr>
@@ -25669,6 +28152,23 @@
         </w:tc>
       </w:tr>
       <w:tr>
+        <w:tblPrEx>
+          <w:tblBorders>
+            <w:top w:val="none" w:color="auto" w:sz="0" w:space="0"/>
+            <w:left w:val="none" w:color="auto" w:sz="0" w:space="0"/>
+            <w:bottom w:val="none" w:color="auto" w:sz="0" w:space="0"/>
+            <w:right w:val="none" w:color="auto" w:sz="0" w:space="0"/>
+            <w:insideH w:val="none" w:color="auto" w:sz="0" w:space="0"/>
+            <w:insideV w:val="none" w:color="auto" w:sz="0" w:space="0"/>
+          </w:tblBorders>
+          <w:shd w:val="clear" w:color="auto" w:fill="auto"/>
+          <w:tblCellMar>
+            <w:top w:w="0" w:type="dxa"/>
+            <w:left w:w="108" w:type="dxa"/>
+            <w:bottom w:w="0" w:type="dxa"/>
+            <w:right w:w="108" w:type="dxa"/>
+          </w:tblCellMar>
+        </w:tblPrEx>
         <w:trPr>
           <w:trHeight w:val="680" w:hRule="atLeast"/>
         </w:trPr>
@@ -25820,6 +28320,23 @@
         </w:tc>
       </w:tr>
       <w:tr>
+        <w:tblPrEx>
+          <w:tblBorders>
+            <w:top w:val="none" w:color="auto" w:sz="0" w:space="0"/>
+            <w:left w:val="none" w:color="auto" w:sz="0" w:space="0"/>
+            <w:bottom w:val="none" w:color="auto" w:sz="0" w:space="0"/>
+            <w:right w:val="none" w:color="auto" w:sz="0" w:space="0"/>
+            <w:insideH w:val="none" w:color="auto" w:sz="0" w:space="0"/>
+            <w:insideV w:val="none" w:color="auto" w:sz="0" w:space="0"/>
+          </w:tblBorders>
+          <w:shd w:val="clear" w:color="auto" w:fill="auto"/>
+          <w:tblCellMar>
+            <w:top w:w="0" w:type="dxa"/>
+            <w:left w:w="108" w:type="dxa"/>
+            <w:bottom w:w="0" w:type="dxa"/>
+            <w:right w:w="108" w:type="dxa"/>
+          </w:tblCellMar>
+        </w:tblPrEx>
         <w:trPr>
           <w:trHeight w:val="340" w:hRule="atLeast"/>
         </w:trPr>
@@ -25971,6 +28488,22 @@
         </w:tc>
       </w:tr>
       <w:tr>
+        <w:tblPrEx>
+          <w:tblBorders>
+            <w:top w:val="none" w:color="auto" w:sz="0" w:space="0"/>
+            <w:left w:val="none" w:color="auto" w:sz="0" w:space="0"/>
+            <w:bottom w:val="none" w:color="auto" w:sz="0" w:space="0"/>
+            <w:right w:val="none" w:color="auto" w:sz="0" w:space="0"/>
+            <w:insideH w:val="none" w:color="auto" w:sz="0" w:space="0"/>
+            <w:insideV w:val="none" w:color="auto" w:sz="0" w:space="0"/>
+          </w:tblBorders>
+          <w:tblCellMar>
+            <w:top w:w="0" w:type="dxa"/>
+            <w:left w:w="108" w:type="dxa"/>
+            <w:bottom w:w="0" w:type="dxa"/>
+            <w:right w:w="108" w:type="dxa"/>
+          </w:tblCellMar>
+        </w:tblPrEx>
         <w:trPr>
           <w:trHeight w:val="340" w:hRule="atLeast"/>
         </w:trPr>
@@ -26122,6 +28655,22 @@
         </w:tc>
       </w:tr>
       <w:tr>
+        <w:tblPrEx>
+          <w:tblBorders>
+            <w:top w:val="none" w:color="auto" w:sz="0" w:space="0"/>
+            <w:left w:val="none" w:color="auto" w:sz="0" w:space="0"/>
+            <w:bottom w:val="none" w:color="auto" w:sz="0" w:space="0"/>
+            <w:right w:val="none" w:color="auto" w:sz="0" w:space="0"/>
+            <w:insideH w:val="none" w:color="auto" w:sz="0" w:space="0"/>
+            <w:insideV w:val="none" w:color="auto" w:sz="0" w:space="0"/>
+          </w:tblBorders>
+          <w:tblCellMar>
+            <w:top w:w="0" w:type="dxa"/>
+            <w:left w:w="108" w:type="dxa"/>
+            <w:bottom w:w="0" w:type="dxa"/>
+            <w:right w:w="108" w:type="dxa"/>
+          </w:tblCellMar>
+        </w:tblPrEx>
         <w:trPr>
           <w:trHeight w:val="680" w:hRule="atLeast"/>
         </w:trPr>
@@ -26273,6 +28822,22 @@
         </w:tc>
       </w:tr>
       <w:tr>
+        <w:tblPrEx>
+          <w:tblBorders>
+            <w:top w:val="none" w:color="auto" w:sz="0" w:space="0"/>
+            <w:left w:val="none" w:color="auto" w:sz="0" w:space="0"/>
+            <w:bottom w:val="none" w:color="auto" w:sz="0" w:space="0"/>
+            <w:right w:val="none" w:color="auto" w:sz="0" w:space="0"/>
+            <w:insideH w:val="none" w:color="auto" w:sz="0" w:space="0"/>
+            <w:insideV w:val="none" w:color="auto" w:sz="0" w:space="0"/>
+          </w:tblBorders>
+          <w:tblCellMar>
+            <w:top w:w="0" w:type="dxa"/>
+            <w:left w:w="108" w:type="dxa"/>
+            <w:bottom w:w="0" w:type="dxa"/>
+            <w:right w:w="108" w:type="dxa"/>
+          </w:tblCellMar>
+        </w:tblPrEx>
         <w:trPr>
           <w:trHeight w:val="340" w:hRule="atLeast"/>
         </w:trPr>
@@ -26424,6 +28989,23 @@
         </w:tc>
       </w:tr>
       <w:tr>
+        <w:tblPrEx>
+          <w:tblBorders>
+            <w:top w:val="none" w:color="auto" w:sz="0" w:space="0"/>
+            <w:left w:val="none" w:color="auto" w:sz="0" w:space="0"/>
+            <w:bottom w:val="none" w:color="auto" w:sz="0" w:space="0"/>
+            <w:right w:val="none" w:color="auto" w:sz="0" w:space="0"/>
+            <w:insideH w:val="none" w:color="auto" w:sz="0" w:space="0"/>
+            <w:insideV w:val="none" w:color="auto" w:sz="0" w:space="0"/>
+          </w:tblBorders>
+          <w:shd w:val="clear" w:color="auto" w:fill="auto"/>
+          <w:tblCellMar>
+            <w:top w:w="0" w:type="dxa"/>
+            <w:left w:w="108" w:type="dxa"/>
+            <w:bottom w:w="0" w:type="dxa"/>
+            <w:right w:w="108" w:type="dxa"/>
+          </w:tblCellMar>
+        </w:tblPrEx>
         <w:trPr>
           <w:trHeight w:val="680" w:hRule="atLeast"/>
         </w:trPr>
@@ -26575,6 +29157,22 @@
         </w:tc>
       </w:tr>
       <w:tr>
+        <w:tblPrEx>
+          <w:tblBorders>
+            <w:top w:val="none" w:color="auto" w:sz="0" w:space="0"/>
+            <w:left w:val="none" w:color="auto" w:sz="0" w:space="0"/>
+            <w:bottom w:val="none" w:color="auto" w:sz="0" w:space="0"/>
+            <w:right w:val="none" w:color="auto" w:sz="0" w:space="0"/>
+            <w:insideH w:val="none" w:color="auto" w:sz="0" w:space="0"/>
+            <w:insideV w:val="none" w:color="auto" w:sz="0" w:space="0"/>
+          </w:tblBorders>
+          <w:tblCellMar>
+            <w:top w:w="0" w:type="dxa"/>
+            <w:left w:w="108" w:type="dxa"/>
+            <w:bottom w:w="0" w:type="dxa"/>
+            <w:right w:w="108" w:type="dxa"/>
+          </w:tblCellMar>
+        </w:tblPrEx>
         <w:trPr>
           <w:trHeight w:val="680" w:hRule="atLeast"/>
         </w:trPr>
@@ -26726,6 +29324,22 @@
         </w:tc>
       </w:tr>
       <w:tr>
+        <w:tblPrEx>
+          <w:tblBorders>
+            <w:top w:val="none" w:color="auto" w:sz="0" w:space="0"/>
+            <w:left w:val="none" w:color="auto" w:sz="0" w:space="0"/>
+            <w:bottom w:val="none" w:color="auto" w:sz="0" w:space="0"/>
+            <w:right w:val="none" w:color="auto" w:sz="0" w:space="0"/>
+            <w:insideH w:val="none" w:color="auto" w:sz="0" w:space="0"/>
+            <w:insideV w:val="none" w:color="auto" w:sz="0" w:space="0"/>
+          </w:tblBorders>
+          <w:tblCellMar>
+            <w:top w:w="0" w:type="dxa"/>
+            <w:left w:w="108" w:type="dxa"/>
+            <w:bottom w:w="0" w:type="dxa"/>
+            <w:right w:w="108" w:type="dxa"/>
+          </w:tblCellMar>
+        </w:tblPrEx>
         <w:trPr>
           <w:trHeight w:val="340" w:hRule="atLeast"/>
         </w:trPr>
@@ -26917,6 +29531,22 @@
         </w:tc>
       </w:tr>
       <w:tr>
+        <w:tblPrEx>
+          <w:tblBorders>
+            <w:top w:val="none" w:color="auto" w:sz="0" w:space="0"/>
+            <w:left w:val="none" w:color="auto" w:sz="0" w:space="0"/>
+            <w:bottom w:val="none" w:color="auto" w:sz="0" w:space="0"/>
+            <w:right w:val="none" w:color="auto" w:sz="0" w:space="0"/>
+            <w:insideH w:val="none" w:color="auto" w:sz="0" w:space="0"/>
+            <w:insideV w:val="none" w:color="auto" w:sz="0" w:space="0"/>
+          </w:tblBorders>
+          <w:tblCellMar>
+            <w:top w:w="0" w:type="dxa"/>
+            <w:left w:w="108" w:type="dxa"/>
+            <w:bottom w:w="0" w:type="dxa"/>
+            <w:right w:w="108" w:type="dxa"/>
+          </w:tblCellMar>
+        </w:tblPrEx>
         <w:trPr>
           <w:trHeight w:val="680" w:hRule="atLeast"/>
         </w:trPr>
@@ -27070,6 +29700,22 @@
         </w:tc>
       </w:tr>
       <w:tr>
+        <w:tblPrEx>
+          <w:tblBorders>
+            <w:top w:val="none" w:color="auto" w:sz="0" w:space="0"/>
+            <w:left w:val="none" w:color="auto" w:sz="0" w:space="0"/>
+            <w:bottom w:val="none" w:color="auto" w:sz="0" w:space="0"/>
+            <w:right w:val="none" w:color="auto" w:sz="0" w:space="0"/>
+            <w:insideH w:val="none" w:color="auto" w:sz="0" w:space="0"/>
+            <w:insideV w:val="none" w:color="auto" w:sz="0" w:space="0"/>
+          </w:tblBorders>
+          <w:tblCellMar>
+            <w:top w:w="0" w:type="dxa"/>
+            <w:left w:w="108" w:type="dxa"/>
+            <w:bottom w:w="0" w:type="dxa"/>
+            <w:right w:w="108" w:type="dxa"/>
+          </w:tblCellMar>
+        </w:tblPrEx>
         <w:trPr>
           <w:trHeight w:val="680" w:hRule="atLeast"/>
         </w:trPr>
@@ -27223,6 +29869,22 @@
         </w:tc>
       </w:tr>
       <w:tr>
+        <w:tblPrEx>
+          <w:tblBorders>
+            <w:top w:val="none" w:color="auto" w:sz="0" w:space="0"/>
+            <w:left w:val="none" w:color="auto" w:sz="0" w:space="0"/>
+            <w:bottom w:val="none" w:color="auto" w:sz="0" w:space="0"/>
+            <w:right w:val="none" w:color="auto" w:sz="0" w:space="0"/>
+            <w:insideH w:val="none" w:color="auto" w:sz="0" w:space="0"/>
+            <w:insideV w:val="none" w:color="auto" w:sz="0" w:space="0"/>
+          </w:tblBorders>
+          <w:tblCellMar>
+            <w:top w:w="0" w:type="dxa"/>
+            <w:left w:w="108" w:type="dxa"/>
+            <w:bottom w:w="0" w:type="dxa"/>
+            <w:right w:w="108" w:type="dxa"/>
+          </w:tblCellMar>
+        </w:tblPrEx>
         <w:trPr>
           <w:trHeight w:val="680" w:hRule="atLeast"/>
         </w:trPr>
@@ -27376,6 +30038,22 @@
         </w:tc>
       </w:tr>
       <w:tr>
+        <w:tblPrEx>
+          <w:tblBorders>
+            <w:top w:val="none" w:color="auto" w:sz="0" w:space="0"/>
+            <w:left w:val="none" w:color="auto" w:sz="0" w:space="0"/>
+            <w:bottom w:val="none" w:color="auto" w:sz="0" w:space="0"/>
+            <w:right w:val="none" w:color="auto" w:sz="0" w:space="0"/>
+            <w:insideH w:val="none" w:color="auto" w:sz="0" w:space="0"/>
+            <w:insideV w:val="none" w:color="auto" w:sz="0" w:space="0"/>
+          </w:tblBorders>
+          <w:tblCellMar>
+            <w:top w:w="0" w:type="dxa"/>
+            <w:left w:w="108" w:type="dxa"/>
+            <w:bottom w:w="0" w:type="dxa"/>
+            <w:right w:w="108" w:type="dxa"/>
+          </w:tblCellMar>
+        </w:tblPrEx>
         <w:trPr>
           <w:trHeight w:val="340" w:hRule="atLeast"/>
         </w:trPr>
@@ -27529,6 +30207,22 @@
         </w:tc>
       </w:tr>
       <w:tr>
+        <w:tblPrEx>
+          <w:tblBorders>
+            <w:top w:val="none" w:color="auto" w:sz="0" w:space="0"/>
+            <w:left w:val="none" w:color="auto" w:sz="0" w:space="0"/>
+            <w:bottom w:val="none" w:color="auto" w:sz="0" w:space="0"/>
+            <w:right w:val="none" w:color="auto" w:sz="0" w:space="0"/>
+            <w:insideH w:val="none" w:color="auto" w:sz="0" w:space="0"/>
+            <w:insideV w:val="none" w:color="auto" w:sz="0" w:space="0"/>
+          </w:tblBorders>
+          <w:tblCellMar>
+            <w:top w:w="0" w:type="dxa"/>
+            <w:left w:w="108" w:type="dxa"/>
+            <w:bottom w:w="0" w:type="dxa"/>
+            <w:right w:w="108" w:type="dxa"/>
+          </w:tblCellMar>
+        </w:tblPrEx>
         <w:trPr>
           <w:trHeight w:val="340" w:hRule="atLeast"/>
         </w:trPr>
@@ -27682,6 +30376,22 @@
         </w:tc>
       </w:tr>
       <w:tr>
+        <w:tblPrEx>
+          <w:tblBorders>
+            <w:top w:val="none" w:color="auto" w:sz="0" w:space="0"/>
+            <w:left w:val="none" w:color="auto" w:sz="0" w:space="0"/>
+            <w:bottom w:val="none" w:color="auto" w:sz="0" w:space="0"/>
+            <w:right w:val="none" w:color="auto" w:sz="0" w:space="0"/>
+            <w:insideH w:val="none" w:color="auto" w:sz="0" w:space="0"/>
+            <w:insideV w:val="none" w:color="auto" w:sz="0" w:space="0"/>
+          </w:tblBorders>
+          <w:tblCellMar>
+            <w:top w:w="0" w:type="dxa"/>
+            <w:left w:w="108" w:type="dxa"/>
+            <w:bottom w:w="0" w:type="dxa"/>
+            <w:right w:w="108" w:type="dxa"/>
+          </w:tblCellMar>
+        </w:tblPrEx>
         <w:trPr>
           <w:trHeight w:val="340" w:hRule="atLeast"/>
         </w:trPr>
@@ -27835,6 +30545,23 @@
         </w:tc>
       </w:tr>
       <w:tr>
+        <w:tblPrEx>
+          <w:tblBorders>
+            <w:top w:val="none" w:color="auto" w:sz="0" w:space="0"/>
+            <w:left w:val="none" w:color="auto" w:sz="0" w:space="0"/>
+            <w:bottom w:val="none" w:color="auto" w:sz="0" w:space="0"/>
+            <w:right w:val="none" w:color="auto" w:sz="0" w:space="0"/>
+            <w:insideH w:val="none" w:color="auto" w:sz="0" w:space="0"/>
+            <w:insideV w:val="none" w:color="auto" w:sz="0" w:space="0"/>
+          </w:tblBorders>
+          <w:shd w:val="clear" w:color="auto" w:fill="auto"/>
+          <w:tblCellMar>
+            <w:top w:w="0" w:type="dxa"/>
+            <w:left w:w="108" w:type="dxa"/>
+            <w:bottom w:w="0" w:type="dxa"/>
+            <w:right w:w="108" w:type="dxa"/>
+          </w:tblCellMar>
+        </w:tblPrEx>
         <w:trPr>
           <w:trHeight w:val="340" w:hRule="atLeast"/>
         </w:trPr>
@@ -27988,6 +30715,22 @@
         </w:tc>
       </w:tr>
       <w:tr>
+        <w:tblPrEx>
+          <w:tblBorders>
+            <w:top w:val="none" w:color="auto" w:sz="0" w:space="0"/>
+            <w:left w:val="none" w:color="auto" w:sz="0" w:space="0"/>
+            <w:bottom w:val="none" w:color="auto" w:sz="0" w:space="0"/>
+            <w:right w:val="none" w:color="auto" w:sz="0" w:space="0"/>
+            <w:insideH w:val="none" w:color="auto" w:sz="0" w:space="0"/>
+            <w:insideV w:val="none" w:color="auto" w:sz="0" w:space="0"/>
+          </w:tblBorders>
+          <w:tblCellMar>
+            <w:top w:w="0" w:type="dxa"/>
+            <w:left w:w="108" w:type="dxa"/>
+            <w:bottom w:w="0" w:type="dxa"/>
+            <w:right w:w="108" w:type="dxa"/>
+          </w:tblCellMar>
+        </w:tblPrEx>
         <w:trPr>
           <w:trHeight w:val="340" w:hRule="atLeast"/>
         </w:trPr>
@@ -28141,6 +30884,22 @@
         </w:tc>
       </w:tr>
       <w:tr>
+        <w:tblPrEx>
+          <w:tblBorders>
+            <w:top w:val="none" w:color="auto" w:sz="0" w:space="0"/>
+            <w:left w:val="none" w:color="auto" w:sz="0" w:space="0"/>
+            <w:bottom w:val="none" w:color="auto" w:sz="0" w:space="0"/>
+            <w:right w:val="none" w:color="auto" w:sz="0" w:space="0"/>
+            <w:insideH w:val="none" w:color="auto" w:sz="0" w:space="0"/>
+            <w:insideV w:val="none" w:color="auto" w:sz="0" w:space="0"/>
+          </w:tblBorders>
+          <w:tblCellMar>
+            <w:top w:w="0" w:type="dxa"/>
+            <w:left w:w="108" w:type="dxa"/>
+            <w:bottom w:w="0" w:type="dxa"/>
+            <w:right w:w="108" w:type="dxa"/>
+          </w:tblCellMar>
+        </w:tblPrEx>
         <w:trPr>
           <w:trHeight w:val="340" w:hRule="atLeast"/>
         </w:trPr>
@@ -28294,6 +31053,23 @@
         </w:tc>
       </w:tr>
       <w:tr>
+        <w:tblPrEx>
+          <w:tblBorders>
+            <w:top w:val="none" w:color="auto" w:sz="0" w:space="0"/>
+            <w:left w:val="none" w:color="auto" w:sz="0" w:space="0"/>
+            <w:bottom w:val="none" w:color="auto" w:sz="0" w:space="0"/>
+            <w:right w:val="none" w:color="auto" w:sz="0" w:space="0"/>
+            <w:insideH w:val="none" w:color="auto" w:sz="0" w:space="0"/>
+            <w:insideV w:val="none" w:color="auto" w:sz="0" w:space="0"/>
+          </w:tblBorders>
+          <w:shd w:val="clear" w:color="auto" w:fill="auto"/>
+          <w:tblCellMar>
+            <w:top w:w="0" w:type="dxa"/>
+            <w:left w:w="108" w:type="dxa"/>
+            <w:bottom w:w="0" w:type="dxa"/>
+            <w:right w:w="108" w:type="dxa"/>
+          </w:tblCellMar>
+        </w:tblPrEx>
         <w:trPr>
           <w:trHeight w:val="340" w:hRule="atLeast"/>
         </w:trPr>
@@ -28447,6 +31223,22 @@
         </w:tc>
       </w:tr>
       <w:tr>
+        <w:tblPrEx>
+          <w:tblBorders>
+            <w:top w:val="none" w:color="auto" w:sz="0" w:space="0"/>
+            <w:left w:val="none" w:color="auto" w:sz="0" w:space="0"/>
+            <w:bottom w:val="none" w:color="auto" w:sz="0" w:space="0"/>
+            <w:right w:val="none" w:color="auto" w:sz="0" w:space="0"/>
+            <w:insideH w:val="none" w:color="auto" w:sz="0" w:space="0"/>
+            <w:insideV w:val="none" w:color="auto" w:sz="0" w:space="0"/>
+          </w:tblBorders>
+          <w:tblCellMar>
+            <w:top w:w="0" w:type="dxa"/>
+            <w:left w:w="108" w:type="dxa"/>
+            <w:bottom w:w="0" w:type="dxa"/>
+            <w:right w:w="108" w:type="dxa"/>
+          </w:tblCellMar>
+        </w:tblPrEx>
         <w:trPr>
           <w:trHeight w:val="340" w:hRule="atLeast"/>
         </w:trPr>
@@ -28600,6 +31392,22 @@
         </w:tc>
       </w:tr>
       <w:tr>
+        <w:tblPrEx>
+          <w:tblBorders>
+            <w:top w:val="none" w:color="auto" w:sz="0" w:space="0"/>
+            <w:left w:val="none" w:color="auto" w:sz="0" w:space="0"/>
+            <w:bottom w:val="none" w:color="auto" w:sz="0" w:space="0"/>
+            <w:right w:val="none" w:color="auto" w:sz="0" w:space="0"/>
+            <w:insideH w:val="none" w:color="auto" w:sz="0" w:space="0"/>
+            <w:insideV w:val="none" w:color="auto" w:sz="0" w:space="0"/>
+          </w:tblBorders>
+          <w:tblCellMar>
+            <w:top w:w="0" w:type="dxa"/>
+            <w:left w:w="108" w:type="dxa"/>
+            <w:bottom w:w="0" w:type="dxa"/>
+            <w:right w:w="108" w:type="dxa"/>
+          </w:tblCellMar>
+        </w:tblPrEx>
         <w:trPr>
           <w:trHeight w:val="680" w:hRule="atLeast"/>
         </w:trPr>
@@ -28753,6 +31561,22 @@
         </w:tc>
       </w:tr>
       <w:tr>
+        <w:tblPrEx>
+          <w:tblBorders>
+            <w:top w:val="none" w:color="auto" w:sz="0" w:space="0"/>
+            <w:left w:val="none" w:color="auto" w:sz="0" w:space="0"/>
+            <w:bottom w:val="none" w:color="auto" w:sz="0" w:space="0"/>
+            <w:right w:val="none" w:color="auto" w:sz="0" w:space="0"/>
+            <w:insideH w:val="none" w:color="auto" w:sz="0" w:space="0"/>
+            <w:insideV w:val="none" w:color="auto" w:sz="0" w:space="0"/>
+          </w:tblBorders>
+          <w:tblCellMar>
+            <w:top w:w="0" w:type="dxa"/>
+            <w:left w:w="108" w:type="dxa"/>
+            <w:bottom w:w="0" w:type="dxa"/>
+            <w:right w:w="108" w:type="dxa"/>
+          </w:tblCellMar>
+        </w:tblPrEx>
         <w:trPr>
           <w:trHeight w:val="680" w:hRule="atLeast"/>
         </w:trPr>
@@ -28906,6 +31730,22 @@
         </w:tc>
       </w:tr>
       <w:tr>
+        <w:tblPrEx>
+          <w:tblBorders>
+            <w:top w:val="none" w:color="auto" w:sz="0" w:space="0"/>
+            <w:left w:val="none" w:color="auto" w:sz="0" w:space="0"/>
+            <w:bottom w:val="none" w:color="auto" w:sz="0" w:space="0"/>
+            <w:right w:val="none" w:color="auto" w:sz="0" w:space="0"/>
+            <w:insideH w:val="none" w:color="auto" w:sz="0" w:space="0"/>
+            <w:insideV w:val="none" w:color="auto" w:sz="0" w:space="0"/>
+          </w:tblBorders>
+          <w:tblCellMar>
+            <w:top w:w="0" w:type="dxa"/>
+            <w:left w:w="108" w:type="dxa"/>
+            <w:bottom w:w="0" w:type="dxa"/>
+            <w:right w:w="108" w:type="dxa"/>
+          </w:tblCellMar>
+        </w:tblPrEx>
         <w:trPr>
           <w:trHeight w:val="680" w:hRule="atLeast"/>
         </w:trPr>
@@ -29059,6 +31899,22 @@
         </w:tc>
       </w:tr>
       <w:tr>
+        <w:tblPrEx>
+          <w:tblBorders>
+            <w:top w:val="none" w:color="auto" w:sz="0" w:space="0"/>
+            <w:left w:val="none" w:color="auto" w:sz="0" w:space="0"/>
+            <w:bottom w:val="none" w:color="auto" w:sz="0" w:space="0"/>
+            <w:right w:val="none" w:color="auto" w:sz="0" w:space="0"/>
+            <w:insideH w:val="none" w:color="auto" w:sz="0" w:space="0"/>
+            <w:insideV w:val="none" w:color="auto" w:sz="0" w:space="0"/>
+          </w:tblBorders>
+          <w:tblCellMar>
+            <w:top w:w="0" w:type="dxa"/>
+            <w:left w:w="108" w:type="dxa"/>
+            <w:bottom w:w="0" w:type="dxa"/>
+            <w:right w:w="108" w:type="dxa"/>
+          </w:tblCellMar>
+        </w:tblPrEx>
         <w:trPr>
           <w:trHeight w:val="680" w:hRule="atLeast"/>
         </w:trPr>
@@ -29212,6 +32068,22 @@
         </w:tc>
       </w:tr>
       <w:tr>
+        <w:tblPrEx>
+          <w:tblBorders>
+            <w:top w:val="none" w:color="auto" w:sz="0" w:space="0"/>
+            <w:left w:val="none" w:color="auto" w:sz="0" w:space="0"/>
+            <w:bottom w:val="none" w:color="auto" w:sz="0" w:space="0"/>
+            <w:right w:val="none" w:color="auto" w:sz="0" w:space="0"/>
+            <w:insideH w:val="none" w:color="auto" w:sz="0" w:space="0"/>
+            <w:insideV w:val="none" w:color="auto" w:sz="0" w:space="0"/>
+          </w:tblBorders>
+          <w:tblCellMar>
+            <w:top w:w="0" w:type="dxa"/>
+            <w:left w:w="108" w:type="dxa"/>
+            <w:bottom w:w="0" w:type="dxa"/>
+            <w:right w:w="108" w:type="dxa"/>
+          </w:tblCellMar>
+        </w:tblPrEx>
         <w:trPr>
           <w:trHeight w:val="340" w:hRule="atLeast"/>
         </w:trPr>
@@ -29365,6 +32237,22 @@
         </w:tc>
       </w:tr>
       <w:tr>
+        <w:tblPrEx>
+          <w:tblBorders>
+            <w:top w:val="none" w:color="auto" w:sz="0" w:space="0"/>
+            <w:left w:val="none" w:color="auto" w:sz="0" w:space="0"/>
+            <w:bottom w:val="none" w:color="auto" w:sz="0" w:space="0"/>
+            <w:right w:val="none" w:color="auto" w:sz="0" w:space="0"/>
+            <w:insideH w:val="none" w:color="auto" w:sz="0" w:space="0"/>
+            <w:insideV w:val="none" w:color="auto" w:sz="0" w:space="0"/>
+          </w:tblBorders>
+          <w:tblCellMar>
+            <w:top w:w="0" w:type="dxa"/>
+            <w:left w:w="108" w:type="dxa"/>
+            <w:bottom w:w="0" w:type="dxa"/>
+            <w:right w:w="108" w:type="dxa"/>
+          </w:tblCellMar>
+        </w:tblPrEx>
         <w:trPr>
           <w:trHeight w:val="340" w:hRule="atLeast"/>
         </w:trPr>
@@ -29518,6 +32406,22 @@
         </w:tc>
       </w:tr>
       <w:tr>
+        <w:tblPrEx>
+          <w:tblBorders>
+            <w:top w:val="none" w:color="auto" w:sz="0" w:space="0"/>
+            <w:left w:val="none" w:color="auto" w:sz="0" w:space="0"/>
+            <w:bottom w:val="none" w:color="auto" w:sz="0" w:space="0"/>
+            <w:right w:val="none" w:color="auto" w:sz="0" w:space="0"/>
+            <w:insideH w:val="none" w:color="auto" w:sz="0" w:space="0"/>
+            <w:insideV w:val="none" w:color="auto" w:sz="0" w:space="0"/>
+          </w:tblBorders>
+          <w:tblCellMar>
+            <w:top w:w="0" w:type="dxa"/>
+            <w:left w:w="108" w:type="dxa"/>
+            <w:bottom w:w="0" w:type="dxa"/>
+            <w:right w:w="108" w:type="dxa"/>
+          </w:tblCellMar>
+        </w:tblPrEx>
         <w:trPr>
           <w:trHeight w:val="680" w:hRule="atLeast"/>
         </w:trPr>
@@ -29671,6 +32575,23 @@
         </w:tc>
       </w:tr>
       <w:tr>
+        <w:tblPrEx>
+          <w:tblBorders>
+            <w:top w:val="none" w:color="auto" w:sz="0" w:space="0"/>
+            <w:left w:val="none" w:color="auto" w:sz="0" w:space="0"/>
+            <w:bottom w:val="none" w:color="auto" w:sz="0" w:space="0"/>
+            <w:right w:val="none" w:color="auto" w:sz="0" w:space="0"/>
+            <w:insideH w:val="none" w:color="auto" w:sz="0" w:space="0"/>
+            <w:insideV w:val="none" w:color="auto" w:sz="0" w:space="0"/>
+          </w:tblBorders>
+          <w:shd w:val="clear" w:color="auto" w:fill="auto"/>
+          <w:tblCellMar>
+            <w:top w:w="0" w:type="dxa"/>
+            <w:left w:w="108" w:type="dxa"/>
+            <w:bottom w:w="0" w:type="dxa"/>
+            <w:right w:w="108" w:type="dxa"/>
+          </w:tblCellMar>
+        </w:tblPrEx>
         <w:trPr>
           <w:trHeight w:val="340" w:hRule="atLeast"/>
         </w:trPr>
@@ -29824,6 +32745,22 @@
         </w:tc>
       </w:tr>
       <w:tr>
+        <w:tblPrEx>
+          <w:tblBorders>
+            <w:top w:val="none" w:color="auto" w:sz="0" w:space="0"/>
+            <w:left w:val="none" w:color="auto" w:sz="0" w:space="0"/>
+            <w:bottom w:val="none" w:color="auto" w:sz="0" w:space="0"/>
+            <w:right w:val="none" w:color="auto" w:sz="0" w:space="0"/>
+            <w:insideH w:val="none" w:color="auto" w:sz="0" w:space="0"/>
+            <w:insideV w:val="none" w:color="auto" w:sz="0" w:space="0"/>
+          </w:tblBorders>
+          <w:tblCellMar>
+            <w:top w:w="0" w:type="dxa"/>
+            <w:left w:w="108" w:type="dxa"/>
+            <w:bottom w:w="0" w:type="dxa"/>
+            <w:right w:w="108" w:type="dxa"/>
+          </w:tblCellMar>
+        </w:tblPrEx>
         <w:trPr>
           <w:trHeight w:val="340" w:hRule="atLeast"/>
         </w:trPr>
@@ -29977,6 +32914,23 @@
         </w:tc>
       </w:tr>
       <w:tr>
+        <w:tblPrEx>
+          <w:tblBorders>
+            <w:top w:val="none" w:color="auto" w:sz="0" w:space="0"/>
+            <w:left w:val="none" w:color="auto" w:sz="0" w:space="0"/>
+            <w:bottom w:val="none" w:color="auto" w:sz="0" w:space="0"/>
+            <w:right w:val="none" w:color="auto" w:sz="0" w:space="0"/>
+            <w:insideH w:val="none" w:color="auto" w:sz="0" w:space="0"/>
+            <w:insideV w:val="none" w:color="auto" w:sz="0" w:space="0"/>
+          </w:tblBorders>
+          <w:shd w:val="clear" w:color="auto" w:fill="auto"/>
+          <w:tblCellMar>
+            <w:top w:w="0" w:type="dxa"/>
+            <w:left w:w="108" w:type="dxa"/>
+            <w:bottom w:w="0" w:type="dxa"/>
+            <w:right w:w="108" w:type="dxa"/>
+          </w:tblCellMar>
+        </w:tblPrEx>
         <w:trPr>
           <w:trHeight w:val="340" w:hRule="atLeast"/>
         </w:trPr>
@@ -30130,6 +33084,23 @@
         </w:tc>
       </w:tr>
       <w:tr>
+        <w:tblPrEx>
+          <w:tblBorders>
+            <w:top w:val="none" w:color="auto" w:sz="0" w:space="0"/>
+            <w:left w:val="none" w:color="auto" w:sz="0" w:space="0"/>
+            <w:bottom w:val="none" w:color="auto" w:sz="0" w:space="0"/>
+            <w:right w:val="none" w:color="auto" w:sz="0" w:space="0"/>
+            <w:insideH w:val="none" w:color="auto" w:sz="0" w:space="0"/>
+            <w:insideV w:val="none" w:color="auto" w:sz="0" w:space="0"/>
+          </w:tblBorders>
+          <w:shd w:val="clear" w:color="auto" w:fill="auto"/>
+          <w:tblCellMar>
+            <w:top w:w="0" w:type="dxa"/>
+            <w:left w:w="108" w:type="dxa"/>
+            <w:bottom w:w="0" w:type="dxa"/>
+            <w:right w:w="108" w:type="dxa"/>
+          </w:tblCellMar>
+        </w:tblPrEx>
         <w:trPr>
           <w:trHeight w:val="340" w:hRule="atLeast"/>
         </w:trPr>
@@ -30283,6 +33254,23 @@
         </w:tc>
       </w:tr>
       <w:tr>
+        <w:tblPrEx>
+          <w:tblBorders>
+            <w:top w:val="none" w:color="auto" w:sz="0" w:space="0"/>
+            <w:left w:val="none" w:color="auto" w:sz="0" w:space="0"/>
+            <w:bottom w:val="none" w:color="auto" w:sz="0" w:space="0"/>
+            <w:right w:val="none" w:color="auto" w:sz="0" w:space="0"/>
+            <w:insideH w:val="none" w:color="auto" w:sz="0" w:space="0"/>
+            <w:insideV w:val="none" w:color="auto" w:sz="0" w:space="0"/>
+          </w:tblBorders>
+          <w:shd w:val="clear" w:color="auto" w:fill="auto"/>
+          <w:tblCellMar>
+            <w:top w:w="0" w:type="dxa"/>
+            <w:left w:w="108" w:type="dxa"/>
+            <w:bottom w:w="0" w:type="dxa"/>
+            <w:right w:w="108" w:type="dxa"/>
+          </w:tblCellMar>
+        </w:tblPrEx>
         <w:trPr>
           <w:trHeight w:val="680" w:hRule="atLeast"/>
         </w:trPr>
@@ -30436,6 +33424,22 @@
         </w:tc>
       </w:tr>
       <w:tr>
+        <w:tblPrEx>
+          <w:tblBorders>
+            <w:top w:val="none" w:color="auto" w:sz="0" w:space="0"/>
+            <w:left w:val="none" w:color="auto" w:sz="0" w:space="0"/>
+            <w:bottom w:val="none" w:color="auto" w:sz="0" w:space="0"/>
+            <w:right w:val="none" w:color="auto" w:sz="0" w:space="0"/>
+            <w:insideH w:val="none" w:color="auto" w:sz="0" w:space="0"/>
+            <w:insideV w:val="none" w:color="auto" w:sz="0" w:space="0"/>
+          </w:tblBorders>
+          <w:tblCellMar>
+            <w:top w:w="0" w:type="dxa"/>
+            <w:left w:w="108" w:type="dxa"/>
+            <w:bottom w:w="0" w:type="dxa"/>
+            <w:right w:w="108" w:type="dxa"/>
+          </w:tblCellMar>
+        </w:tblPrEx>
         <w:trPr>
           <w:trHeight w:val="340" w:hRule="atLeast"/>
         </w:trPr>
@@ -30589,6 +33593,22 @@
         </w:tc>
       </w:tr>
       <w:tr>
+        <w:tblPrEx>
+          <w:tblBorders>
+            <w:top w:val="none" w:color="auto" w:sz="0" w:space="0"/>
+            <w:left w:val="none" w:color="auto" w:sz="0" w:space="0"/>
+            <w:bottom w:val="none" w:color="auto" w:sz="0" w:space="0"/>
+            <w:right w:val="none" w:color="auto" w:sz="0" w:space="0"/>
+            <w:insideH w:val="none" w:color="auto" w:sz="0" w:space="0"/>
+            <w:insideV w:val="none" w:color="auto" w:sz="0" w:space="0"/>
+          </w:tblBorders>
+          <w:tblCellMar>
+            <w:top w:w="0" w:type="dxa"/>
+            <w:left w:w="108" w:type="dxa"/>
+            <w:bottom w:w="0" w:type="dxa"/>
+            <w:right w:w="108" w:type="dxa"/>
+          </w:tblCellMar>
+        </w:tblPrEx>
         <w:trPr>
           <w:trHeight w:val="340" w:hRule="atLeast"/>
         </w:trPr>
@@ -30742,6 +33762,22 @@
         </w:tc>
       </w:tr>
       <w:tr>
+        <w:tblPrEx>
+          <w:tblBorders>
+            <w:top w:val="none" w:color="auto" w:sz="0" w:space="0"/>
+            <w:left w:val="none" w:color="auto" w:sz="0" w:space="0"/>
+            <w:bottom w:val="none" w:color="auto" w:sz="0" w:space="0"/>
+            <w:right w:val="none" w:color="auto" w:sz="0" w:space="0"/>
+            <w:insideH w:val="none" w:color="auto" w:sz="0" w:space="0"/>
+            <w:insideV w:val="none" w:color="auto" w:sz="0" w:space="0"/>
+          </w:tblBorders>
+          <w:tblCellMar>
+            <w:top w:w="0" w:type="dxa"/>
+            <w:left w:w="108" w:type="dxa"/>
+            <w:bottom w:w="0" w:type="dxa"/>
+            <w:right w:w="108" w:type="dxa"/>
+          </w:tblCellMar>
+        </w:tblPrEx>
         <w:trPr>
           <w:trHeight w:val="340" w:hRule="atLeast"/>
         </w:trPr>
@@ -30895,6 +33931,22 @@
         </w:tc>
       </w:tr>
       <w:tr>
+        <w:tblPrEx>
+          <w:tblBorders>
+            <w:top w:val="none" w:color="auto" w:sz="0" w:space="0"/>
+            <w:left w:val="none" w:color="auto" w:sz="0" w:space="0"/>
+            <w:bottom w:val="none" w:color="auto" w:sz="0" w:space="0"/>
+            <w:right w:val="none" w:color="auto" w:sz="0" w:space="0"/>
+            <w:insideH w:val="none" w:color="auto" w:sz="0" w:space="0"/>
+            <w:insideV w:val="none" w:color="auto" w:sz="0" w:space="0"/>
+          </w:tblBorders>
+          <w:tblCellMar>
+            <w:top w:w="0" w:type="dxa"/>
+            <w:left w:w="108" w:type="dxa"/>
+            <w:bottom w:w="0" w:type="dxa"/>
+            <w:right w:w="108" w:type="dxa"/>
+          </w:tblCellMar>
+        </w:tblPrEx>
         <w:trPr>
           <w:trHeight w:val="680" w:hRule="atLeast"/>
         </w:trPr>
@@ -31048,6 +34100,23 @@
         </w:tc>
       </w:tr>
       <w:tr>
+        <w:tblPrEx>
+          <w:tblBorders>
+            <w:top w:val="none" w:color="auto" w:sz="0" w:space="0"/>
+            <w:left w:val="none" w:color="auto" w:sz="0" w:space="0"/>
+            <w:bottom w:val="none" w:color="auto" w:sz="0" w:space="0"/>
+            <w:right w:val="none" w:color="auto" w:sz="0" w:space="0"/>
+            <w:insideH w:val="none" w:color="auto" w:sz="0" w:space="0"/>
+            <w:insideV w:val="none" w:color="auto" w:sz="0" w:space="0"/>
+          </w:tblBorders>
+          <w:shd w:val="clear" w:color="auto" w:fill="auto"/>
+          <w:tblCellMar>
+            <w:top w:w="0" w:type="dxa"/>
+            <w:left w:w="108" w:type="dxa"/>
+            <w:bottom w:w="0" w:type="dxa"/>
+            <w:right w:w="108" w:type="dxa"/>
+          </w:tblCellMar>
+        </w:tblPrEx>
         <w:trPr>
           <w:trHeight w:val="340" w:hRule="atLeast"/>
         </w:trPr>
@@ -31201,6 +34270,22 @@
         </w:tc>
       </w:tr>
       <w:tr>
+        <w:tblPrEx>
+          <w:tblBorders>
+            <w:top w:val="none" w:color="auto" w:sz="0" w:space="0"/>
+            <w:left w:val="none" w:color="auto" w:sz="0" w:space="0"/>
+            <w:bottom w:val="none" w:color="auto" w:sz="0" w:space="0"/>
+            <w:right w:val="none" w:color="auto" w:sz="0" w:space="0"/>
+            <w:insideH w:val="none" w:color="auto" w:sz="0" w:space="0"/>
+            <w:insideV w:val="none" w:color="auto" w:sz="0" w:space="0"/>
+          </w:tblBorders>
+          <w:tblCellMar>
+            <w:top w:w="0" w:type="dxa"/>
+            <w:left w:w="108" w:type="dxa"/>
+            <w:bottom w:w="0" w:type="dxa"/>
+            <w:right w:w="108" w:type="dxa"/>
+          </w:tblCellMar>
+        </w:tblPrEx>
         <w:trPr>
           <w:trHeight w:val="340" w:hRule="atLeast"/>
         </w:trPr>
@@ -31354,6 +34439,22 @@
         </w:tc>
       </w:tr>
       <w:tr>
+        <w:tblPrEx>
+          <w:tblBorders>
+            <w:top w:val="none" w:color="auto" w:sz="0" w:space="0"/>
+            <w:left w:val="none" w:color="auto" w:sz="0" w:space="0"/>
+            <w:bottom w:val="none" w:color="auto" w:sz="0" w:space="0"/>
+            <w:right w:val="none" w:color="auto" w:sz="0" w:space="0"/>
+            <w:insideH w:val="none" w:color="auto" w:sz="0" w:space="0"/>
+            <w:insideV w:val="none" w:color="auto" w:sz="0" w:space="0"/>
+          </w:tblBorders>
+          <w:tblCellMar>
+            <w:top w:w="0" w:type="dxa"/>
+            <w:left w:w="108" w:type="dxa"/>
+            <w:bottom w:w="0" w:type="dxa"/>
+            <w:right w:w="108" w:type="dxa"/>
+          </w:tblCellMar>
+        </w:tblPrEx>
         <w:trPr>
           <w:trHeight w:val="340" w:hRule="atLeast"/>
         </w:trPr>
@@ -31507,6 +34608,23 @@
         </w:tc>
       </w:tr>
       <w:tr>
+        <w:tblPrEx>
+          <w:tblBorders>
+            <w:top w:val="none" w:color="auto" w:sz="0" w:space="0"/>
+            <w:left w:val="none" w:color="auto" w:sz="0" w:space="0"/>
+            <w:bottom w:val="none" w:color="auto" w:sz="0" w:space="0"/>
+            <w:right w:val="none" w:color="auto" w:sz="0" w:space="0"/>
+            <w:insideH w:val="none" w:color="auto" w:sz="0" w:space="0"/>
+            <w:insideV w:val="none" w:color="auto" w:sz="0" w:space="0"/>
+          </w:tblBorders>
+          <w:shd w:val="clear" w:color="auto" w:fill="auto"/>
+          <w:tblCellMar>
+            <w:top w:w="0" w:type="dxa"/>
+            <w:left w:w="108" w:type="dxa"/>
+            <w:bottom w:w="0" w:type="dxa"/>
+            <w:right w:w="108" w:type="dxa"/>
+          </w:tblCellMar>
+        </w:tblPrEx>
         <w:trPr>
           <w:trHeight w:val="340" w:hRule="atLeast"/>
         </w:trPr>
@@ -31660,6 +34778,22 @@
         </w:tc>
       </w:tr>
       <w:tr>
+        <w:tblPrEx>
+          <w:tblBorders>
+            <w:top w:val="none" w:color="auto" w:sz="0" w:space="0"/>
+            <w:left w:val="none" w:color="auto" w:sz="0" w:space="0"/>
+            <w:bottom w:val="none" w:color="auto" w:sz="0" w:space="0"/>
+            <w:right w:val="none" w:color="auto" w:sz="0" w:space="0"/>
+            <w:insideH w:val="none" w:color="auto" w:sz="0" w:space="0"/>
+            <w:insideV w:val="none" w:color="auto" w:sz="0" w:space="0"/>
+          </w:tblBorders>
+          <w:tblCellMar>
+            <w:top w:w="0" w:type="dxa"/>
+            <w:left w:w="108" w:type="dxa"/>
+            <w:bottom w:w="0" w:type="dxa"/>
+            <w:right w:w="108" w:type="dxa"/>
+          </w:tblCellMar>
+        </w:tblPrEx>
         <w:trPr>
           <w:trHeight w:val="340" w:hRule="atLeast"/>
         </w:trPr>
@@ -31813,6 +34947,23 @@
         </w:tc>
       </w:tr>
       <w:tr>
+        <w:tblPrEx>
+          <w:tblBorders>
+            <w:top w:val="none" w:color="auto" w:sz="0" w:space="0"/>
+            <w:left w:val="none" w:color="auto" w:sz="0" w:space="0"/>
+            <w:bottom w:val="none" w:color="auto" w:sz="0" w:space="0"/>
+            <w:right w:val="none" w:color="auto" w:sz="0" w:space="0"/>
+            <w:insideH w:val="none" w:color="auto" w:sz="0" w:space="0"/>
+            <w:insideV w:val="none" w:color="auto" w:sz="0" w:space="0"/>
+          </w:tblBorders>
+          <w:shd w:val="clear" w:color="auto" w:fill="auto"/>
+          <w:tblCellMar>
+            <w:top w:w="0" w:type="dxa"/>
+            <w:left w:w="108" w:type="dxa"/>
+            <w:bottom w:w="0" w:type="dxa"/>
+            <w:right w:w="108" w:type="dxa"/>
+          </w:tblCellMar>
+        </w:tblPrEx>
         <w:trPr>
           <w:trHeight w:val="680" w:hRule="atLeast"/>
         </w:trPr>
@@ -31966,6 +35117,22 @@
         </w:tc>
       </w:tr>
       <w:tr>
+        <w:tblPrEx>
+          <w:tblBorders>
+            <w:top w:val="none" w:color="auto" w:sz="0" w:space="0"/>
+            <w:left w:val="none" w:color="auto" w:sz="0" w:space="0"/>
+            <w:bottom w:val="none" w:color="auto" w:sz="0" w:space="0"/>
+            <w:right w:val="none" w:color="auto" w:sz="0" w:space="0"/>
+            <w:insideH w:val="none" w:color="auto" w:sz="0" w:space="0"/>
+            <w:insideV w:val="none" w:color="auto" w:sz="0" w:space="0"/>
+          </w:tblBorders>
+          <w:tblCellMar>
+            <w:top w:w="0" w:type="dxa"/>
+            <w:left w:w="108" w:type="dxa"/>
+            <w:bottom w:w="0" w:type="dxa"/>
+            <w:right w:w="108" w:type="dxa"/>
+          </w:tblCellMar>
+        </w:tblPrEx>
         <w:trPr>
           <w:trHeight w:val="340" w:hRule="atLeast"/>
         </w:trPr>
@@ -32119,6 +35286,22 @@
         </w:tc>
       </w:tr>
       <w:tr>
+        <w:tblPrEx>
+          <w:tblBorders>
+            <w:top w:val="none" w:color="auto" w:sz="0" w:space="0"/>
+            <w:left w:val="none" w:color="auto" w:sz="0" w:space="0"/>
+            <w:bottom w:val="none" w:color="auto" w:sz="0" w:space="0"/>
+            <w:right w:val="none" w:color="auto" w:sz="0" w:space="0"/>
+            <w:insideH w:val="none" w:color="auto" w:sz="0" w:space="0"/>
+            <w:insideV w:val="none" w:color="auto" w:sz="0" w:space="0"/>
+          </w:tblBorders>
+          <w:tblCellMar>
+            <w:top w:w="0" w:type="dxa"/>
+            <w:left w:w="108" w:type="dxa"/>
+            <w:bottom w:w="0" w:type="dxa"/>
+            <w:right w:w="108" w:type="dxa"/>
+          </w:tblCellMar>
+        </w:tblPrEx>
         <w:trPr>
           <w:trHeight w:val="680" w:hRule="atLeast"/>
         </w:trPr>
@@ -32272,6 +35455,22 @@
         </w:tc>
       </w:tr>
       <w:tr>
+        <w:tblPrEx>
+          <w:tblBorders>
+            <w:top w:val="none" w:color="auto" w:sz="0" w:space="0"/>
+            <w:left w:val="none" w:color="auto" w:sz="0" w:space="0"/>
+            <w:bottom w:val="none" w:color="auto" w:sz="0" w:space="0"/>
+            <w:right w:val="none" w:color="auto" w:sz="0" w:space="0"/>
+            <w:insideH w:val="none" w:color="auto" w:sz="0" w:space="0"/>
+            <w:insideV w:val="none" w:color="auto" w:sz="0" w:space="0"/>
+          </w:tblBorders>
+          <w:tblCellMar>
+            <w:top w:w="0" w:type="dxa"/>
+            <w:left w:w="108" w:type="dxa"/>
+            <w:bottom w:w="0" w:type="dxa"/>
+            <w:right w:w="108" w:type="dxa"/>
+          </w:tblCellMar>
+        </w:tblPrEx>
         <w:trPr>
           <w:trHeight w:val="340" w:hRule="atLeast"/>
         </w:trPr>
@@ -32425,6 +35624,22 @@
         </w:tc>
       </w:tr>
       <w:tr>
+        <w:tblPrEx>
+          <w:tblBorders>
+            <w:top w:val="none" w:color="auto" w:sz="0" w:space="0"/>
+            <w:left w:val="none" w:color="auto" w:sz="0" w:space="0"/>
+            <w:bottom w:val="none" w:color="auto" w:sz="0" w:space="0"/>
+            <w:right w:val="none" w:color="auto" w:sz="0" w:space="0"/>
+            <w:insideH w:val="none" w:color="auto" w:sz="0" w:space="0"/>
+            <w:insideV w:val="none" w:color="auto" w:sz="0" w:space="0"/>
+          </w:tblBorders>
+          <w:tblCellMar>
+            <w:top w:w="0" w:type="dxa"/>
+            <w:left w:w="108" w:type="dxa"/>
+            <w:bottom w:w="0" w:type="dxa"/>
+            <w:right w:w="108" w:type="dxa"/>
+          </w:tblCellMar>
+        </w:tblPrEx>
         <w:trPr>
           <w:trHeight w:val="340" w:hRule="atLeast"/>
         </w:trPr>
@@ -32578,6 +35793,22 @@
         </w:tc>
       </w:tr>
       <w:tr>
+        <w:tblPrEx>
+          <w:tblBorders>
+            <w:top w:val="none" w:color="auto" w:sz="0" w:space="0"/>
+            <w:left w:val="none" w:color="auto" w:sz="0" w:space="0"/>
+            <w:bottom w:val="none" w:color="auto" w:sz="0" w:space="0"/>
+            <w:right w:val="none" w:color="auto" w:sz="0" w:space="0"/>
+            <w:insideH w:val="none" w:color="auto" w:sz="0" w:space="0"/>
+            <w:insideV w:val="none" w:color="auto" w:sz="0" w:space="0"/>
+          </w:tblBorders>
+          <w:tblCellMar>
+            <w:top w:w="0" w:type="dxa"/>
+            <w:left w:w="108" w:type="dxa"/>
+            <w:bottom w:w="0" w:type="dxa"/>
+            <w:right w:w="108" w:type="dxa"/>
+          </w:tblCellMar>
+        </w:tblPrEx>
         <w:trPr>
           <w:trHeight w:val="680" w:hRule="atLeast"/>
         </w:trPr>
@@ -32731,6 +35962,23 @@
         </w:tc>
       </w:tr>
       <w:tr>
+        <w:tblPrEx>
+          <w:tblBorders>
+            <w:top w:val="none" w:color="auto" w:sz="0" w:space="0"/>
+            <w:left w:val="none" w:color="auto" w:sz="0" w:space="0"/>
+            <w:bottom w:val="none" w:color="auto" w:sz="0" w:space="0"/>
+            <w:right w:val="none" w:color="auto" w:sz="0" w:space="0"/>
+            <w:insideH w:val="none" w:color="auto" w:sz="0" w:space="0"/>
+            <w:insideV w:val="none" w:color="auto" w:sz="0" w:space="0"/>
+          </w:tblBorders>
+          <w:shd w:val="clear" w:color="auto" w:fill="auto"/>
+          <w:tblCellMar>
+            <w:top w:w="0" w:type="dxa"/>
+            <w:left w:w="108" w:type="dxa"/>
+            <w:bottom w:w="0" w:type="dxa"/>
+            <w:right w:w="108" w:type="dxa"/>
+          </w:tblCellMar>
+        </w:tblPrEx>
         <w:trPr>
           <w:trHeight w:val="340" w:hRule="atLeast"/>
         </w:trPr>
@@ -32884,6 +36132,22 @@
         </w:tc>
       </w:tr>
       <w:tr>
+        <w:tblPrEx>
+          <w:tblBorders>
+            <w:top w:val="none" w:color="auto" w:sz="0" w:space="0"/>
+            <w:left w:val="none" w:color="auto" w:sz="0" w:space="0"/>
+            <w:bottom w:val="none" w:color="auto" w:sz="0" w:space="0"/>
+            <w:right w:val="none" w:color="auto" w:sz="0" w:space="0"/>
+            <w:insideH w:val="none" w:color="auto" w:sz="0" w:space="0"/>
+            <w:insideV w:val="none" w:color="auto" w:sz="0" w:space="0"/>
+          </w:tblBorders>
+          <w:tblCellMar>
+            <w:top w:w="0" w:type="dxa"/>
+            <w:left w:w="108" w:type="dxa"/>
+            <w:bottom w:w="0" w:type="dxa"/>
+            <w:right w:w="108" w:type="dxa"/>
+          </w:tblCellMar>
+        </w:tblPrEx>
         <w:trPr>
           <w:trHeight w:val="680" w:hRule="atLeast"/>
         </w:trPr>
@@ -33037,6 +36301,23 @@
         </w:tc>
       </w:tr>
       <w:tr>
+        <w:tblPrEx>
+          <w:tblBorders>
+            <w:top w:val="none" w:color="auto" w:sz="0" w:space="0"/>
+            <w:left w:val="none" w:color="auto" w:sz="0" w:space="0"/>
+            <w:bottom w:val="none" w:color="auto" w:sz="0" w:space="0"/>
+            <w:right w:val="none" w:color="auto" w:sz="0" w:space="0"/>
+            <w:insideH w:val="none" w:color="auto" w:sz="0" w:space="0"/>
+            <w:insideV w:val="none" w:color="auto" w:sz="0" w:space="0"/>
+          </w:tblBorders>
+          <w:shd w:val="clear" w:color="auto" w:fill="auto"/>
+          <w:tblCellMar>
+            <w:top w:w="0" w:type="dxa"/>
+            <w:left w:w="108" w:type="dxa"/>
+            <w:bottom w:w="0" w:type="dxa"/>
+            <w:right w:w="108" w:type="dxa"/>
+          </w:tblCellMar>
+        </w:tblPrEx>
         <w:trPr>
           <w:trHeight w:val="680" w:hRule="atLeast"/>
         </w:trPr>
@@ -33190,6 +36471,22 @@
         </w:tc>
       </w:tr>
       <w:tr>
+        <w:tblPrEx>
+          <w:tblBorders>
+            <w:top w:val="none" w:color="auto" w:sz="0" w:space="0"/>
+            <w:left w:val="none" w:color="auto" w:sz="0" w:space="0"/>
+            <w:bottom w:val="none" w:color="auto" w:sz="0" w:space="0"/>
+            <w:right w:val="none" w:color="auto" w:sz="0" w:space="0"/>
+            <w:insideH w:val="none" w:color="auto" w:sz="0" w:space="0"/>
+            <w:insideV w:val="none" w:color="auto" w:sz="0" w:space="0"/>
+          </w:tblBorders>
+          <w:tblCellMar>
+            <w:top w:w="0" w:type="dxa"/>
+            <w:left w:w="108" w:type="dxa"/>
+            <w:bottom w:w="0" w:type="dxa"/>
+            <w:right w:w="108" w:type="dxa"/>
+          </w:tblCellMar>
+        </w:tblPrEx>
         <w:trPr>
           <w:trHeight w:val="340" w:hRule="atLeast"/>
         </w:trPr>
@@ -33343,6 +36640,22 @@
         </w:tc>
       </w:tr>
       <w:tr>
+        <w:tblPrEx>
+          <w:tblBorders>
+            <w:top w:val="none" w:color="auto" w:sz="0" w:space="0"/>
+            <w:left w:val="none" w:color="auto" w:sz="0" w:space="0"/>
+            <w:bottom w:val="none" w:color="auto" w:sz="0" w:space="0"/>
+            <w:right w:val="none" w:color="auto" w:sz="0" w:space="0"/>
+            <w:insideH w:val="none" w:color="auto" w:sz="0" w:space="0"/>
+            <w:insideV w:val="none" w:color="auto" w:sz="0" w:space="0"/>
+          </w:tblBorders>
+          <w:tblCellMar>
+            <w:top w:w="0" w:type="dxa"/>
+            <w:left w:w="108" w:type="dxa"/>
+            <w:bottom w:w="0" w:type="dxa"/>
+            <w:right w:w="108" w:type="dxa"/>
+          </w:tblCellMar>
+        </w:tblPrEx>
         <w:trPr>
           <w:trHeight w:val="340" w:hRule="atLeast"/>
         </w:trPr>
@@ -33496,6 +36809,22 @@
         </w:tc>
       </w:tr>
       <w:tr>
+        <w:tblPrEx>
+          <w:tblBorders>
+            <w:top w:val="none" w:color="auto" w:sz="0" w:space="0"/>
+            <w:left w:val="none" w:color="auto" w:sz="0" w:space="0"/>
+            <w:bottom w:val="none" w:color="auto" w:sz="0" w:space="0"/>
+            <w:right w:val="none" w:color="auto" w:sz="0" w:space="0"/>
+            <w:insideH w:val="none" w:color="auto" w:sz="0" w:space="0"/>
+            <w:insideV w:val="none" w:color="auto" w:sz="0" w:space="0"/>
+          </w:tblBorders>
+          <w:tblCellMar>
+            <w:top w:w="0" w:type="dxa"/>
+            <w:left w:w="108" w:type="dxa"/>
+            <w:bottom w:w="0" w:type="dxa"/>
+            <w:right w:w="108" w:type="dxa"/>
+          </w:tblCellMar>
+        </w:tblPrEx>
         <w:trPr>
           <w:trHeight w:val="340" w:hRule="atLeast"/>
         </w:trPr>
@@ -33649,6 +36978,22 @@
         </w:tc>
       </w:tr>
       <w:tr>
+        <w:tblPrEx>
+          <w:tblBorders>
+            <w:top w:val="none" w:color="auto" w:sz="0" w:space="0"/>
+            <w:left w:val="none" w:color="auto" w:sz="0" w:space="0"/>
+            <w:bottom w:val="none" w:color="auto" w:sz="0" w:space="0"/>
+            <w:right w:val="none" w:color="auto" w:sz="0" w:space="0"/>
+            <w:insideH w:val="none" w:color="auto" w:sz="0" w:space="0"/>
+            <w:insideV w:val="none" w:color="auto" w:sz="0" w:space="0"/>
+          </w:tblBorders>
+          <w:tblCellMar>
+            <w:top w:w="0" w:type="dxa"/>
+            <w:left w:w="108" w:type="dxa"/>
+            <w:bottom w:w="0" w:type="dxa"/>
+            <w:right w:w="108" w:type="dxa"/>
+          </w:tblCellMar>
+        </w:tblPrEx>
         <w:trPr>
           <w:trHeight w:val="340" w:hRule="atLeast"/>
         </w:trPr>
@@ -33802,6 +37147,22 @@
         </w:tc>
       </w:tr>
       <w:tr>
+        <w:tblPrEx>
+          <w:tblBorders>
+            <w:top w:val="none" w:color="auto" w:sz="0" w:space="0"/>
+            <w:left w:val="none" w:color="auto" w:sz="0" w:space="0"/>
+            <w:bottom w:val="none" w:color="auto" w:sz="0" w:space="0"/>
+            <w:right w:val="none" w:color="auto" w:sz="0" w:space="0"/>
+            <w:insideH w:val="none" w:color="auto" w:sz="0" w:space="0"/>
+            <w:insideV w:val="none" w:color="auto" w:sz="0" w:space="0"/>
+          </w:tblBorders>
+          <w:tblCellMar>
+            <w:top w:w="0" w:type="dxa"/>
+            <w:left w:w="108" w:type="dxa"/>
+            <w:bottom w:w="0" w:type="dxa"/>
+            <w:right w:w="108" w:type="dxa"/>
+          </w:tblCellMar>
+        </w:tblPrEx>
         <w:trPr>
           <w:trHeight w:val="340" w:hRule="atLeast"/>
         </w:trPr>
@@ -33955,6 +37316,22 @@
         </w:tc>
       </w:tr>
       <w:tr>
+        <w:tblPrEx>
+          <w:tblBorders>
+            <w:top w:val="none" w:color="auto" w:sz="0" w:space="0"/>
+            <w:left w:val="none" w:color="auto" w:sz="0" w:space="0"/>
+            <w:bottom w:val="none" w:color="auto" w:sz="0" w:space="0"/>
+            <w:right w:val="none" w:color="auto" w:sz="0" w:space="0"/>
+            <w:insideH w:val="none" w:color="auto" w:sz="0" w:space="0"/>
+            <w:insideV w:val="none" w:color="auto" w:sz="0" w:space="0"/>
+          </w:tblBorders>
+          <w:tblCellMar>
+            <w:top w:w="0" w:type="dxa"/>
+            <w:left w:w="108" w:type="dxa"/>
+            <w:bottom w:w="0" w:type="dxa"/>
+            <w:right w:w="108" w:type="dxa"/>
+          </w:tblCellMar>
+        </w:tblPrEx>
         <w:trPr>
           <w:trHeight w:val="340" w:hRule="atLeast"/>
         </w:trPr>
@@ -34108,6 +37485,22 @@
         </w:tc>
       </w:tr>
       <w:tr>
+        <w:tblPrEx>
+          <w:tblBorders>
+            <w:top w:val="none" w:color="auto" w:sz="0" w:space="0"/>
+            <w:left w:val="none" w:color="auto" w:sz="0" w:space="0"/>
+            <w:bottom w:val="none" w:color="auto" w:sz="0" w:space="0"/>
+            <w:right w:val="none" w:color="auto" w:sz="0" w:space="0"/>
+            <w:insideH w:val="none" w:color="auto" w:sz="0" w:space="0"/>
+            <w:insideV w:val="none" w:color="auto" w:sz="0" w:space="0"/>
+          </w:tblBorders>
+          <w:tblCellMar>
+            <w:top w:w="0" w:type="dxa"/>
+            <w:left w:w="108" w:type="dxa"/>
+            <w:bottom w:w="0" w:type="dxa"/>
+            <w:right w:w="108" w:type="dxa"/>
+          </w:tblCellMar>
+        </w:tblPrEx>
         <w:trPr>
           <w:trHeight w:val="340" w:hRule="atLeast"/>
         </w:trPr>
@@ -34261,6 +37654,22 @@
         </w:tc>
       </w:tr>
       <w:tr>
+        <w:tblPrEx>
+          <w:tblBorders>
+            <w:top w:val="none" w:color="auto" w:sz="0" w:space="0"/>
+            <w:left w:val="none" w:color="auto" w:sz="0" w:space="0"/>
+            <w:bottom w:val="none" w:color="auto" w:sz="0" w:space="0"/>
+            <w:right w:val="none" w:color="auto" w:sz="0" w:space="0"/>
+            <w:insideH w:val="none" w:color="auto" w:sz="0" w:space="0"/>
+            <w:insideV w:val="none" w:color="auto" w:sz="0" w:space="0"/>
+          </w:tblBorders>
+          <w:tblCellMar>
+            <w:top w:w="0" w:type="dxa"/>
+            <w:left w:w="108" w:type="dxa"/>
+            <w:bottom w:w="0" w:type="dxa"/>
+            <w:right w:w="108" w:type="dxa"/>
+          </w:tblCellMar>
+        </w:tblPrEx>
         <w:trPr>
           <w:trHeight w:val="340" w:hRule="atLeast"/>
         </w:trPr>
@@ -34414,6 +37823,22 @@
         </w:tc>
       </w:tr>
       <w:tr>
+        <w:tblPrEx>
+          <w:tblBorders>
+            <w:top w:val="none" w:color="auto" w:sz="0" w:space="0"/>
+            <w:left w:val="none" w:color="auto" w:sz="0" w:space="0"/>
+            <w:bottom w:val="none" w:color="auto" w:sz="0" w:space="0"/>
+            <w:right w:val="none" w:color="auto" w:sz="0" w:space="0"/>
+            <w:insideH w:val="none" w:color="auto" w:sz="0" w:space="0"/>
+            <w:insideV w:val="none" w:color="auto" w:sz="0" w:space="0"/>
+          </w:tblBorders>
+          <w:tblCellMar>
+            <w:top w:w="0" w:type="dxa"/>
+            <w:left w:w="108" w:type="dxa"/>
+            <w:bottom w:w="0" w:type="dxa"/>
+            <w:right w:w="108" w:type="dxa"/>
+          </w:tblCellMar>
+        </w:tblPrEx>
         <w:trPr>
           <w:trHeight w:val="340" w:hRule="atLeast"/>
         </w:trPr>
@@ -34567,6 +37992,22 @@
         </w:tc>
       </w:tr>
       <w:tr>
+        <w:tblPrEx>
+          <w:tblBorders>
+            <w:top w:val="none" w:color="auto" w:sz="0" w:space="0"/>
+            <w:left w:val="none" w:color="auto" w:sz="0" w:space="0"/>
+            <w:bottom w:val="none" w:color="auto" w:sz="0" w:space="0"/>
+            <w:right w:val="none" w:color="auto" w:sz="0" w:space="0"/>
+            <w:insideH w:val="none" w:color="auto" w:sz="0" w:space="0"/>
+            <w:insideV w:val="none" w:color="auto" w:sz="0" w:space="0"/>
+          </w:tblBorders>
+          <w:tblCellMar>
+            <w:top w:w="0" w:type="dxa"/>
+            <w:left w:w="108" w:type="dxa"/>
+            <w:bottom w:w="0" w:type="dxa"/>
+            <w:right w:w="108" w:type="dxa"/>
+          </w:tblCellMar>
+        </w:tblPrEx>
         <w:trPr>
           <w:trHeight w:val="340" w:hRule="atLeast"/>
         </w:trPr>
@@ -34807,7 +38248,7 @@
     <w:lsdException w:qFormat="1" w:unhideWhenUsed="0" w:uiPriority="0" w:semiHidden="0" w:name="Title"/>
     <w:lsdException w:unhideWhenUsed="0" w:uiPriority="0" w:semiHidden="0" w:name="Closing"/>
     <w:lsdException w:unhideWhenUsed="0" w:uiPriority="0" w:semiHidden="0" w:name="Signature"/>
-    <w:lsdException w:unhideWhenUsed="0" w:uiPriority="0" w:name="Default Paragraph Font"/>
+    <w:lsdException w:qFormat="1" w:unhideWhenUsed="0" w:uiPriority="0" w:name="Default Paragraph Font"/>
     <w:lsdException w:unhideWhenUsed="0" w:uiPriority="0" w:semiHidden="0" w:name="Body Text"/>
     <w:lsdException w:unhideWhenUsed="0" w:uiPriority="0" w:semiHidden="0" w:name="Body Text Indent"/>
     <w:lsdException w:unhideWhenUsed="0" w:uiPriority="0" w:semiHidden="0" w:name="List Continue"/>
@@ -35010,6 +38451,7 @@
   <w:style w:type="character" w:default="1" w:styleId="3">
     <w:name w:val="Default Paragraph Font"/>
     <w:semiHidden/>
+    <w:qFormat/>
     <w:uiPriority w:val="0"/>
   </w:style>
   <w:style w:type="table" w:default="1" w:styleId="2">
